--- a/2do Año/Psicoanálisis/3_Guias_de_Estudio/C17_18_PsicosisYForclusionDelNombreDelPadre_Guia.docx
+++ b/2do Año/Psicoanálisis/3_Guias_de_Estudio/C17_18_PsicosisYForclusionDelNombreDelPadre_Guia.docx
@@ -2,6 +2,32 @@
 <file path=word/document.xml><?xml version="1.0" encoding="utf-8"?>
 <w:document xmlns:w="http://schemas.openxmlformats.org/wordprocessingml/2006/main" xmlns:m="http://schemas.openxmlformats.org/officeDocument/2006/math" xmlns:r="http://schemas.openxmlformats.org/officeDocument/2006/relationships" xmlns:o="urn:schemas-microsoft-com:office:office" xmlns:v="urn:schemas-microsoft-com:vml" xmlns:w10="urn:schemas-microsoft-com:office:word" xmlns:a="http://schemas.openxmlformats.org/drawingml/2006/main" xmlns:pic="http://schemas.openxmlformats.org/drawingml/2006/picture" xmlns:wp="http://schemas.openxmlformats.org/drawingml/2006/wordprocessingDrawing">
   <w:body>
+    <w:sdt>
+      <w:sdtPr>
+        <w:docPartObj>
+          <w:docPartGallery w:val="Table of Contents"/>
+          <w:docPartUnique/>
+        </w:docPartObj>
+      </w:sdtPr>
+      <w:sdtContent>
+        <w:p>
+          <w:pPr>
+            <w:pStyle w:val="TOCHeading"/>
+          </w:pPr>
+          <w:r>
+            <w:t xml:space="preserve">Índice</w:t>
+          </w:r>
+        </w:p>
+        <w:p>
+          <w:r>
+            <w:fldChar w:fldCharType="begin" w:dirty="true"/>
+            <w:instrText xml:space="preserve">TOC \o "1-2" \h \z \u</w:instrText>
+            <w:fldChar w:fldCharType="separate"/>
+            <w:fldChar w:fldCharType="end"/>
+          </w:r>
+        </w:p>
+      </w:sdtContent>
+    </w:sdt>
     <w:bookmarkStart w:id="43" w:name="X1447d0975c56f5743cdccf11178eb21c3277b39"/>
     <w:p>
       <w:pPr>
@@ -13,7 +39,7 @@
     </w:p>
     <w:p>
       <w:pPr>
-        <w:pStyle w:val="BlockText"/>
+        <w:pStyle w:val="RecuadroFuente"/>
       </w:pPr>
       <w:r>
         <w:rPr>
@@ -160,7 +186,7 @@
     </w:p>
     <w:p>
       <w:pPr>
-        <w:pStyle w:val="BlockText"/>
+        <w:pStyle w:val="RecuadroFuente"/>
       </w:pPr>
       <w:r>
         <w:rPr>
@@ -296,7 +322,7 @@
     </w:p>
     <w:p>
       <w:pPr>
-        <w:pStyle w:val="BlockText"/>
+        <w:pStyle w:val="RecuadroFuente"/>
       </w:pPr>
       <w:r>
         <w:rPr>
@@ -345,7 +371,7 @@
     </w:p>
     <w:p>
       <w:pPr>
-        <w:pStyle w:val="BlockText"/>
+        <w:pStyle w:val="RecuadroIdea"/>
       </w:pPr>
       <w:r>
         <w:rPr>
@@ -1583,6 +1609,7 @@
     <w:p>
       <w:pPr>
         <w:pStyle w:val="Heading2"/>
+        <w:pageBreakBefore/>
       </w:pPr>
       <w:r>
         <w:t xml:space="preserve">1. Primera pregunta — La forclusión del Nombre-del-Padre y sus consecuencias estructurales</w:t>
@@ -3841,7 +3868,7 @@
     </w:p>
     <w:p>
       <w:pPr>
-        <w:pStyle w:val="BlockText"/>
+        <w:pStyle w:val="RecuadroClave"/>
       </w:pPr>
       <w:r>
         <w:t xml:space="preserve">🔑</w:t>
@@ -3961,6 +3988,7 @@
     <w:p>
       <w:pPr>
         <w:pStyle w:val="Heading2"/>
+        <w:pageBreakBefore/>
       </w:pPr>
       <w:r>
         <w:t xml:space="preserve">2. Segunda pregunta — El fenómeno elemental y su importancia diagnóstica</w:t>
@@ -4606,7 +4634,7 @@
     </w:p>
     <w:p>
       <w:pPr>
-        <w:pStyle w:val="BlockText"/>
+        <w:pStyle w:val="RecuadroClave"/>
       </w:pPr>
       <w:r>
         <w:t xml:space="preserve">🔑</w:t>
@@ -4686,6 +4714,7 @@
     <w:p>
       <w:pPr>
         <w:pStyle w:val="Heading2"/>
+        <w:pageBreakBefore/>
       </w:pPr>
       <w:r>
         <w:t xml:space="preserve">3. Tercera pregunta — Soluciones o recursos ante la forclusión</w:t>
@@ -5307,6 +5336,7 @@
           <w:p>
             <w:pPr>
               <w:pStyle w:val="Compact"/>
+              <w:jc w:val="left"/>
             </w:pPr>
             <w:r>
               <w:t xml:space="preserve">Tipo</w:t>
@@ -5318,6 +5348,7 @@
           <w:p>
             <w:pPr>
               <w:pStyle w:val="Compact"/>
+              <w:jc w:val="left"/>
             </w:pPr>
             <w:r>
               <w:t xml:space="preserve">Descripción</w:t>
@@ -5329,6 +5360,7 @@
           <w:p>
             <w:pPr>
               <w:pStyle w:val="Compact"/>
+              <w:jc w:val="left"/>
             </w:pPr>
             <w:r>
               <w:t xml:space="preserve">Ejemplo</w:t>
@@ -5342,6 +5374,7 @@
           <w:p>
             <w:pPr>
               <w:pStyle w:val="Compact"/>
+              <w:jc w:val="left"/>
             </w:pPr>
             <w:r>
               <w:rPr>
@@ -5357,6 +5390,7 @@
           <w:p>
             <w:pPr>
               <w:pStyle w:val="Compact"/>
+              <w:jc w:val="left"/>
             </w:pPr>
             <w:r>
               <w:t xml:space="preserve">Psicosis infantiles; la estructura se manifiesta clínicamente desde el comienzo (apuntes: «psicosis imbatibles»)</w:t>
@@ -5368,6 +5402,7 @@
           <w:p>
             <w:pPr>
               <w:pStyle w:val="Compact"/>
+              <w:jc w:val="left"/>
             </w:pPr>
             <w:r>
               <w:t xml:space="preserve">—</w:t>
@@ -5381,6 +5416,7 @@
           <w:p>
             <w:pPr>
               <w:pStyle w:val="Compact"/>
+              <w:jc w:val="left"/>
             </w:pPr>
             <w:r>
               <w:rPr>
@@ -5396,6 +5432,7 @@
           <w:p>
             <w:pPr>
               <w:pStyle w:val="Compact"/>
+              <w:jc w:val="left"/>
             </w:pPr>
             <w:r>
               <w:t xml:space="preserve">Se desarma en adolescencia/primera juventud ante el embate pulsional o el encuentro con lo sexual (hebefrenia)</w:t>
@@ -5407,6 +5444,7 @@
           <w:p>
             <w:pPr>
               <w:pStyle w:val="Compact"/>
+              <w:jc w:val="left"/>
             </w:pPr>
             <w:r>
               <w:t xml:space="preserve">Hebefrenia</w:t>
@@ -5420,6 +5458,7 @@
           <w:p>
             <w:pPr>
               <w:pStyle w:val="Compact"/>
+              <w:jc w:val="left"/>
             </w:pPr>
             <w:r>
               <w:rPr>
@@ -5435,6 +5474,7 @@
           <w:p>
             <w:pPr>
               <w:pStyle w:val="Compact"/>
+              <w:jc w:val="left"/>
             </w:pPr>
             <w:r>
               <w:t xml:space="preserve">Funciona décadas y cae por una contingencia</w:t>
@@ -5446,6 +5486,7 @@
           <w:p>
             <w:pPr>
               <w:pStyle w:val="Compact"/>
+              <w:jc w:val="left"/>
             </w:pPr>
             <w:r>
               <w:rPr>
@@ -5469,6 +5510,7 @@
           <w:p>
             <w:pPr>
               <w:pStyle w:val="Compact"/>
+              <w:jc w:val="left"/>
             </w:pPr>
             <w:r>
               <w:rPr>
@@ -5484,6 +5526,7 @@
           <w:p>
             <w:pPr>
               <w:pStyle w:val="Compact"/>
+              <w:jc w:val="left"/>
             </w:pPr>
             <w:r>
               <w:t xml:space="preserve">Ninguna contingencia la tornó inoperante:</w:t>
@@ -5505,6 +5548,7 @@
           <w:p>
             <w:pPr>
               <w:pStyle w:val="Compact"/>
+              <w:jc w:val="left"/>
             </w:pPr>
             <w:r>
               <w:rPr>
@@ -6867,7 +6911,7 @@
     </w:p>
     <w:p>
       <w:pPr>
-        <w:pStyle w:val="BlockText"/>
+        <w:pStyle w:val="RecuadroClave"/>
       </w:pPr>
       <w:r>
         <w:t xml:space="preserve">🔑</w:t>
@@ -6958,6 +7002,7 @@
     <w:p>
       <w:pPr>
         <w:pStyle w:val="Heading2"/>
+        <w:pageBreakBefore/>
       </w:pPr>
       <w:r>
         <w:t xml:space="preserve">4. Cuarta pregunta — Rupturas de las soluciones: condiciones y modos</w:t>
@@ -7889,7 +7934,7 @@
     </w:p>
     <w:p>
       <w:pPr>
-        <w:pStyle w:val="BlockText"/>
+        <w:pStyle w:val="RecuadroClave"/>
       </w:pPr>
       <w:r>
         <w:t xml:space="preserve">🔑</w:t>
@@ -7990,6 +8035,7 @@
     <w:p>
       <w:pPr>
         <w:pStyle w:val="Heading2"/>
+        <w:pageBreakBefore/>
       </w:pPr>
       <w:r>
         <w:t xml:space="preserve">5. Quinta pregunta — Psicosis no desencadenadas: criterios clínicos y lógicos</w:t>
@@ -9363,7 +9409,7 @@
     </w:p>
     <w:p>
       <w:pPr>
-        <w:pStyle w:val="BlockText"/>
+        <w:pStyle w:val="RecuadroClave"/>
       </w:pPr>
       <w:r>
         <w:t xml:space="preserve">🔑</w:t>
@@ -9450,6 +9496,7 @@
     <w:p>
       <w:pPr>
         <w:pStyle w:val="Heading2"/>
+        <w:pageBreakBefore/>
       </w:pPr>
       <w:r>
         <w:t xml:space="preserve">Cuadros integradores</w:t>
@@ -9476,6 +9523,7 @@
           <w:p>
             <w:pPr>
               <w:pStyle w:val="Compact"/>
+              <w:jc w:val="left"/>
             </w:pPr>
             <w:r>
               <w:t xml:space="preserve">Neurosis</w:t>
@@ -9487,6 +9535,7 @@
           <w:p>
             <w:pPr>
               <w:pStyle w:val="Compact"/>
+              <w:jc w:val="left"/>
             </w:pPr>
             <w:r>
               <w:t xml:space="preserve">Perversión</w:t>
@@ -9498,6 +9547,7 @@
           <w:p>
             <w:pPr>
               <w:pStyle w:val="Compact"/>
+              <w:jc w:val="left"/>
             </w:pPr>
             <w:r>
               <w:t xml:space="preserve">Psicosis</w:t>
@@ -9511,6 +9561,7 @@
           <w:p>
             <w:pPr>
               <w:pStyle w:val="Compact"/>
+              <w:jc w:val="left"/>
             </w:pPr>
             <w:r>
               <w:t xml:space="preserve">Operación: represión</w:t>
@@ -9522,6 +9573,7 @@
           <w:p>
             <w:pPr>
               <w:pStyle w:val="Compact"/>
+              <w:jc w:val="left"/>
             </w:pPr>
             <w:r>
               <w:t xml:space="preserve">Renegación</w:t>
@@ -9533,6 +9585,7 @@
           <w:p>
             <w:pPr>
               <w:pStyle w:val="Compact"/>
+              <w:jc w:val="left"/>
             </w:pPr>
             <w:r>
               <w:rPr>
@@ -9550,6 +9603,7 @@
           <w:p>
             <w:pPr>
               <w:pStyle w:val="Compact"/>
+              <w:jc w:val="left"/>
             </w:pPr>
             <w:r>
               <w:t xml:space="preserve">Clínica de la pregunta</w:t>
@@ -9561,6 +9615,7 @@
           <w:p>
             <w:pPr>
               <w:pStyle w:val="Compact"/>
+              <w:jc w:val="left"/>
             </w:pPr>
             <w:r>
               <w:t xml:space="preserve">De la demostración</w:t>
@@ -9572,6 +9627,7 @@
           <w:p>
             <w:pPr>
               <w:pStyle w:val="Compact"/>
+              <w:jc w:val="left"/>
             </w:pPr>
             <w:r>
               <w:rPr>
@@ -9589,6 +9645,7 @@
           <w:p>
             <w:pPr>
               <w:pStyle w:val="Compact"/>
+              <w:jc w:val="left"/>
             </w:pPr>
             <w:r>
               <w:t xml:space="preserve">Falo: operador</w:t>
@@ -9600,6 +9657,7 @@
           <w:p>
             <w:pPr>
               <w:pStyle w:val="Compact"/>
+              <w:jc w:val="left"/>
             </w:pPr>
             <w:r>
               <w:t xml:space="preserve">Falo imaginario / fetiche</w:t>
@@ -9611,6 +9669,7 @@
           <w:p>
             <w:pPr>
               <w:pStyle w:val="Compact"/>
+              <w:jc w:val="left"/>
             </w:pPr>
             <w:r>
               <w:rPr>
@@ -9628,6 +9687,7 @@
           <w:p>
             <w:pPr>
               <w:pStyle w:val="Compact"/>
+              <w:jc w:val="left"/>
             </w:pPr>
             <w:r>
               <w:t xml:space="preserve">Objeto</w:t>
@@ -9655,6 +9715,7 @@
           <w:p>
             <w:pPr>
               <w:pStyle w:val="Compact"/>
+              <w:jc w:val="left"/>
             </w:pPr>
             <w:r>
               <w:t xml:space="preserve">Extraído; angustia del partenaire</w:t>
@@ -9666,6 +9727,7 @@
           <w:p>
             <w:pPr>
               <w:pStyle w:val="Compact"/>
+              <w:jc w:val="left"/>
             </w:pPr>
             <w:r>
               <w:rPr>
@@ -9686,6 +9748,7 @@
           <w:p>
             <w:pPr>
               <w:pStyle w:val="Compact"/>
+              <w:jc w:val="left"/>
             </w:pPr>
             <w:r>
               <w:t xml:space="preserve">Fantasma (</w:t>
@@ -9738,6 +9801,7 @@
           <w:p>
             <w:pPr>
               <w:pStyle w:val="Compact"/>
+              <w:jc w:val="left"/>
             </w:pPr>
             <w:r>
               <w:t xml:space="preserve">Fracaso radical</w:t>
@@ -9749,6 +9813,7 @@
           <w:p>
             <w:pPr>
               <w:pStyle w:val="Compact"/>
+              <w:jc w:val="left"/>
             </w:pPr>
           </w:p>
         </w:tc>
@@ -9759,6 +9824,7 @@
           <w:p>
             <w:pPr>
               <w:pStyle w:val="Compact"/>
+              <w:jc w:val="left"/>
             </w:pPr>
             <w:r>
               <w:t xml:space="preserve">Historia: Edipo-castración</w:t>
@@ -9770,6 +9836,7 @@
           <w:p>
             <w:pPr>
               <w:pStyle w:val="Compact"/>
+              <w:jc w:val="left"/>
             </w:pPr>
             <w:r>
               <w:t xml:space="preserve">Escindida</w:t>
@@ -9781,6 +9848,7 @@
           <w:p>
             <w:pPr>
               <w:pStyle w:val="Compact"/>
+              <w:jc w:val="left"/>
             </w:pPr>
             <w:r>
               <w:rPr>
@@ -9820,6 +9888,7 @@
           <w:p>
             <w:pPr>
               <w:pStyle w:val="Compact"/>
+              <w:jc w:val="left"/>
             </w:pPr>
             <w:r>
               <w:t xml:space="preserve">Restitución</w:t>
@@ -9831,6 +9900,7 @@
           <w:p>
             <w:pPr>
               <w:pStyle w:val="Compact"/>
+              <w:jc w:val="left"/>
             </w:pPr>
             <w:r>
               <w:t xml:space="preserve">Suplencia</w:t>
@@ -9844,6 +9914,7 @@
           <w:p>
             <w:pPr>
               <w:pStyle w:val="Compact"/>
+              <w:jc w:val="left"/>
             </w:pPr>
             <w:r>
               <w:t xml:space="preserve">Delirio (temas: erotomanía, celotipia, persecución, místico, alta cuna)</w:t>
@@ -9855,6 +9926,7 @@
           <w:p>
             <w:pPr>
               <w:pStyle w:val="Compact"/>
+              <w:jc w:val="left"/>
             </w:pPr>
             <w:r>
               <w:t xml:space="preserve">Obra, nombre, escritura (Joyce, Rousseau)</w:t>
@@ -9868,6 +9940,7 @@
           <w:p>
             <w:pPr>
               <w:pStyle w:val="Compact"/>
+              <w:jc w:val="left"/>
             </w:pPr>
             <w:r>
               <w:rPr>
@@ -9889,6 +9962,7 @@
           <w:p>
             <w:pPr>
               <w:pStyle w:val="Compact"/>
+              <w:jc w:val="left"/>
             </w:pPr>
             <w:r>
               <w:rPr>
@@ -9909,6 +9983,7 @@
           <w:p>
             <w:pPr>
               <w:pStyle w:val="Compact"/>
+              <w:jc w:val="left"/>
             </w:pPr>
             <w:r>
               <w:t xml:space="preserve">Respuesta «religiosa»</w:t>
@@ -9920,6 +9995,7 @@
           <w:p>
             <w:pPr>
               <w:pStyle w:val="Compact"/>
+              <w:jc w:val="left"/>
             </w:pPr>
             <w:r>
               <w:t xml:space="preserve">Singular, no transmisible (nudo de cuatro)</w:t>
@@ -9945,7 +10021,7 @@
       <w:r>
         <w:drawing>
           <wp:inline>
-            <wp:extent cx="5334000" cy="6247694"/>
+            <wp:extent cx="5759999" cy="6746666"/>
             <wp:effectExtent b="0" l="0" r="0" t="0"/>
             <wp:docPr descr="Diagrama 01" title="" id="36" name="Picture"/>
             <a:graphic>
@@ -9966,7 +10042,7 @@
                   <pic:spPr bwMode="auto">
                     <a:xfrm>
                       <a:off x="0" y="0"/>
-                      <a:ext cx="5334000" cy="6247694"/>
+                      <a:ext cx="5759999" cy="6746666"/>
                     </a:xfrm>
                     <a:prstGeom prst="rect">
                       <a:avLst/>
@@ -10332,6 +10408,7 @@
           <w:p>
             <w:pPr>
               <w:pStyle w:val="Compact"/>
+              <w:jc w:val="left"/>
             </w:pPr>
             <w:r>
               <w:t xml:space="preserve">Va hacia / viene de</w:t>
@@ -10343,6 +10420,7 @@
           <w:p>
             <w:pPr>
               <w:pStyle w:val="Compact"/>
+              <w:jc w:val="left"/>
             </w:pPr>
             <w:r>
               <w:t xml:space="preserve">Cómo se conecta</w:t>
@@ -10356,6 +10434,7 @@
           <w:p>
             <w:pPr>
               <w:pStyle w:val="Compact"/>
+              <w:jc w:val="left"/>
             </w:pPr>
             <w:r>
               <w:rPr>
@@ -10370,6 +10449,7 @@
           <w:p>
             <w:pPr>
               <w:pStyle w:val="Compact"/>
+              <w:jc w:val="left"/>
             </w:pPr>
             <w:r>
               <w:rPr>
@@ -10393,6 +10473,7 @@
           <w:p>
             <w:pPr>
               <w:pStyle w:val="Compact"/>
+              <w:jc w:val="left"/>
             </w:pPr>
             <w:r>
               <w:rPr>
@@ -10407,6 +10488,7 @@
           <w:p>
             <w:pPr>
               <w:pStyle w:val="Compact"/>
+              <w:jc w:val="left"/>
             </w:pPr>
             <w:r>
               <w:t xml:space="preserve">Desmentida vs. forclusión; dos corrientes (T12)</w:t>
@@ -10420,6 +10502,7 @@
           <w:p>
             <w:pPr>
               <w:pStyle w:val="Compact"/>
+              <w:jc w:val="left"/>
             </w:pPr>
             <w:r>
               <w:rPr>
@@ -10434,6 +10517,7 @@
           <w:p>
             <w:pPr>
               <w:pStyle w:val="Compact"/>
+              <w:jc w:val="left"/>
             </w:pPr>
             <w:r>
               <w:t xml:space="preserve">Fracasos del fantasma sin forclusión; T21</w:t>
@@ -10447,6 +10531,7 @@
           <w:p>
             <w:pPr>
               <w:pStyle w:val="Compact"/>
+              <w:jc w:val="left"/>
             </w:pPr>
             <w:r>
               <w:rPr>
@@ -10461,6 +10546,7 @@
           <w:p>
             <w:pPr>
               <w:pStyle w:val="Compact"/>
+              <w:jc w:val="left"/>
             </w:pPr>
             <w:r>
               <w:rPr>
@@ -10481,6 +10567,7 @@
           <w:p>
             <w:pPr>
               <w:pStyle w:val="Compact"/>
+              <w:jc w:val="left"/>
             </w:pPr>
             <w:r>
               <w:rPr>
@@ -10495,6 +10582,7 @@
           <w:p>
             <w:pPr>
               <w:pStyle w:val="Compact"/>
+              <w:jc w:val="left"/>
             </w:pPr>
             <w:r>
               <w:t xml:space="preserve">Metáfora paterna</w:t>
@@ -10508,6 +10596,7 @@
           <w:p>
             <w:pPr>
               <w:pStyle w:val="Compact"/>
+              <w:jc w:val="left"/>
             </w:pPr>
             <w:r>
               <w:rPr>
@@ -10528,6 +10617,7 @@
           <w:p>
             <w:pPr>
               <w:pStyle w:val="Compact"/>
+              <w:jc w:val="left"/>
             </w:pPr>
             <w:r>
               <w:t xml:space="preserve">Cuestión preliminar y operadores</w:t>
@@ -10566,6 +10656,7 @@
           <w:p>
             <w:pPr>
               <w:pStyle w:val="Compact"/>
+              <w:jc w:val="left"/>
             </w:pPr>
             <w:r>
               <w:t xml:space="preserve">Término</w:t>
@@ -10577,6 +10668,7 @@
           <w:p>
             <w:pPr>
               <w:pStyle w:val="Compact"/>
+              <w:jc w:val="left"/>
             </w:pPr>
             <w:r>
               <w:t xml:space="preserve">Definición breve</w:t>
@@ -10590,6 +10682,7 @@
           <w:p>
             <w:pPr>
               <w:pStyle w:val="Compact"/>
+              <w:jc w:val="left"/>
             </w:pPr>
             <w:r>
               <w:rPr>
@@ -10605,6 +10698,7 @@
           <w:p>
             <w:pPr>
               <w:pStyle w:val="Compact"/>
+              <w:jc w:val="left"/>
             </w:pPr>
             <w:r>
               <w:t xml:space="preserve">Facultad no ejercida a tiempo que ya no puede ejercerse; el NP no ocupó su lugar en el origen (T01, p. 16)</w:t>
@@ -10618,6 +10712,7 @@
           <w:p>
             <w:pPr>
               <w:pStyle w:val="Compact"/>
+              <w:jc w:val="left"/>
             </w:pPr>
             <w:r>
               <w:rPr>
@@ -10633,6 +10728,7 @@
           <w:p>
             <w:pPr>
               <w:pStyle w:val="Compact"/>
+              <w:jc w:val="left"/>
             </w:pPr>
             <w:r>
               <w:t xml:space="preserve">Término ordenador del Otro (límite y salida) (T01, p. 15)</w:t>
@@ -10646,6 +10742,7 @@
           <w:p>
             <w:pPr>
               <w:pStyle w:val="Compact"/>
+              <w:jc w:val="left"/>
             </w:pPr>
             <w:r>
               <w:rPr>
@@ -10661,6 +10758,7 @@
           <w:p>
             <w:pPr>
               <w:pStyle w:val="Compact"/>
+              <w:jc w:val="left"/>
             </w:pPr>
             <w:r>
               <w:t xml:space="preserve">Consecuencia de la forclusión; afecta deseo, significación, valor, sexuación, vitalidad (T01, p. 16)</w:t>
@@ -10674,6 +10772,7 @@
           <w:p>
             <w:pPr>
               <w:pStyle w:val="Compact"/>
+              <w:jc w:val="left"/>
             </w:pPr>
             <w:r>
               <w:rPr>
@@ -10689,6 +10788,7 @@
           <w:p>
             <w:pPr>
               <w:pStyle w:val="Compact"/>
+              <w:jc w:val="left"/>
             </w:pPr>
             <w:r>
               <w:t xml:space="preserve">Significantes soldados en bloque; sin intervalo (T01, p. 16, n. 29)</w:t>
@@ -10702,6 +10802,7 @@
           <w:p>
             <w:pPr>
               <w:pStyle w:val="Compact"/>
+              <w:jc w:val="left"/>
             </w:pPr>
             <w:r>
               <w:rPr>
@@ -10733,6 +10834,7 @@
           <w:p>
             <w:pPr>
               <w:pStyle w:val="Compact"/>
+              <w:jc w:val="left"/>
             </w:pPr>
             <w:r>
               <w:t xml:space="preserve">Deja al sujeto como potencial objeto</w:t>
@@ -10762,6 +10864,7 @@
           <w:p>
             <w:pPr>
               <w:pStyle w:val="Compact"/>
+              <w:jc w:val="left"/>
             </w:pPr>
             <w:r>
               <w:rPr>
@@ -10777,6 +10880,7 @@
           <w:p>
             <w:pPr>
               <w:pStyle w:val="Compact"/>
+              <w:jc w:val="left"/>
             </w:pPr>
             <w:r>
               <w:t xml:space="preserve">Exclusión del lazo social por la forclusión (T01, p. 18)</w:t>
@@ -10790,6 +10894,7 @@
           <w:p>
             <w:pPr>
               <w:pStyle w:val="Compact"/>
+              <w:jc w:val="left"/>
             </w:pPr>
             <w:r>
               <w:rPr>
@@ -10805,6 +10910,7 @@
           <w:p>
             <w:pPr>
               <w:pStyle w:val="Compact"/>
+              <w:jc w:val="left"/>
             </w:pPr>
             <w:r>
               <w:t xml:space="preserve">Todo fenómeno que verifica la estructura misma (definición lógica) (T01, p. 21)</w:t>
@@ -10818,6 +10924,7 @@
           <w:p>
             <w:pPr>
               <w:pStyle w:val="Compact"/>
+              <w:jc w:val="left"/>
             </w:pPr>
             <w:r>
               <w:rPr>
@@ -10833,6 +10940,7 @@
           <w:p>
             <w:pPr>
               <w:pStyle w:val="Compact"/>
+              <w:jc w:val="left"/>
             </w:pPr>
             <w:r>
               <w:t xml:space="preserve">Soporte eficaz que sustituye la función del NP (T01, p. 18; T14, p. 6)</w:t>
@@ -10846,6 +10954,7 @@
           <w:p>
             <w:pPr>
               <w:pStyle w:val="Compact"/>
+              <w:jc w:val="left"/>
             </w:pPr>
             <w:r>
               <w:rPr>
@@ -10861,6 +10970,7 @@
           <w:p>
             <w:pPr>
               <w:pStyle w:val="Compact"/>
+              <w:jc w:val="left"/>
             </w:pPr>
             <w:r>
               <w:t xml:space="preserve">Delirio como intento de restituir un Otro consistente y al padre (T14, pp. 5-6)</w:t>
@@ -10874,6 +10984,7 @@
           <w:p>
             <w:pPr>
               <w:pStyle w:val="Compact"/>
+              <w:jc w:val="left"/>
             </w:pPr>
             <w:r>
               <w:rPr>
@@ -10889,6 +11000,7 @@
           <w:p>
             <w:pPr>
               <w:pStyle w:val="Compact"/>
+              <w:jc w:val="left"/>
             </w:pPr>
             <w:r>
               <w:t xml:space="preserve">Forma juvenil y desorganizada de esquizofrenia; soporte precario (T01, p. 18)</w:t>
@@ -10902,6 +11014,7 @@
           <w:p>
             <w:pPr>
               <w:pStyle w:val="Compact"/>
+              <w:jc w:val="left"/>
             </w:pPr>
             <w:r>
               <w:rPr>
@@ -10917,6 +11030,7 @@
           <w:p>
             <w:pPr>
               <w:pStyle w:val="Compact"/>
+              <w:jc w:val="left"/>
             </w:pPr>
             <w:r>
               <w:t xml:space="preserve">Desacople simbólico-imaginario en el desencadenamiento (T01, p. 21)</w:t>
@@ -10930,6 +11044,7 @@
           <w:p>
             <w:pPr>
               <w:pStyle w:val="Compact"/>
+              <w:jc w:val="left"/>
             </w:pPr>
             <w:r>
               <w:rPr>
@@ -10945,6 +11060,7 @@
           <w:p>
             <w:pPr>
               <w:pStyle w:val="Compact"/>
+              <w:jc w:val="left"/>
             </w:pPr>
             <w:r>
               <w:t xml:space="preserve">Vacilación compensada sin marca (</w:t>
@@ -10968,6 +11084,7 @@
           <w:p>
             <w:pPr>
               <w:pStyle w:val="Compact"/>
+              <w:jc w:val="left"/>
             </w:pPr>
             <w:r>
               <w:rPr>
@@ -10983,6 +11100,7 @@
           <w:p>
             <w:pPr>
               <w:pStyle w:val="Compact"/>
+              <w:jc w:val="left"/>
             </w:pPr>
             <w:r>
               <w:t xml:space="preserve">Eco o extrañeza del pensamiento (Clérambault) (T01, p. 22)</w:t>
@@ -10996,6 +11114,7 @@
           <w:p>
             <w:pPr>
               <w:pStyle w:val="Compact"/>
+              <w:jc w:val="left"/>
             </w:pPr>
             <w:r>
               <w:rPr>
@@ -11011,6 +11130,7 @@
           <w:p>
             <w:pPr>
               <w:pStyle w:val="Compact"/>
+              <w:jc w:val="left"/>
             </w:pPr>
             <w:r>
               <w:t xml:space="preserve">Extravío sin coordenadas subjetivas (T01, p. 22)</w:t>
@@ -11024,6 +11144,7 @@
           <w:p>
             <w:pPr>
               <w:pStyle w:val="Compact"/>
+              <w:jc w:val="left"/>
             </w:pPr>
             <w:r>
               <w:rPr>
@@ -11039,6 +11160,7 @@
           <w:p>
             <w:pPr>
               <w:pStyle w:val="Compact"/>
+              <w:jc w:val="left"/>
             </w:pPr>
             <w:r>
               <w:t xml:space="preserve">Significación no dialectizable sin certeza (Pereyra) (T01, p. 22)</w:t>
@@ -11052,6 +11174,7 @@
           <w:p>
             <w:pPr>
               <w:pStyle w:val="Compact"/>
+              <w:jc w:val="left"/>
             </w:pPr>
             <w:r>
               <w:rPr>
@@ -11067,6 +11190,7 @@
           <w:p>
             <w:pPr>
               <w:pStyle w:val="Compact"/>
+              <w:jc w:val="left"/>
             </w:pPr>
             <w:r>
               <w:t xml:space="preserve">Incongruencia simbólico-imaginaria (T01, p. 23)</w:t>
@@ -11080,6 +11204,7 @@
           <w:p>
             <w:pPr>
               <w:pStyle w:val="Compact"/>
+              <w:jc w:val="left"/>
             </w:pPr>
             <w:r>
               <w:rPr>
@@ -11095,6 +11220,7 @@
           <w:p>
             <w:pPr>
               <w:pStyle w:val="Compact"/>
+              <w:jc w:val="left"/>
             </w:pPr>
             <w:r>
               <w:t xml:space="preserve">Convalidación por el Otro del</w:t>
@@ -11265,7 +11391,10 @@
     <w:bookmarkEnd w:id="42"/>
     <w:bookmarkEnd w:id="43"/>
     <w:sectPr>
-      <w:pgMar w:bottom="1134" w:left="1247" w:right="1247" w:top="1134"/>
+      <w:headerReference r:id="rIdHdr1" w:type="default"/>
+      <w:footerReference r:id="rIdFtr1" w:type="default"/>
+      <w:pgSz w:h="16838" w:w="11906"/>
+      <w:pgMar w:bottom="720" w:footer="397" w:gutter="0" w:header="397" w:left="720" w:right="1701" w:top="720"/>
     </w:sectPr>
   </w:body>
 </w:document>
@@ -11275,6 +11404,49 @@
 <w:comments xmlns:w="http://schemas.openxmlformats.org/wordprocessingml/2006/main" xmlns:m="http://schemas.openxmlformats.org/officeDocument/2006/math" xmlns:r="http://schemas.openxmlformats.org/officeDocument/2006/relationships" xmlns:o="urn:schemas-microsoft-com:office:office" xmlns:v="urn:schemas-microsoft-com:vml" xmlns:w10="urn:schemas-microsoft-com:office:word" xmlns:a="http://schemas.openxmlformats.org/drawingml/2006/main" xmlns:pic="http://schemas.openxmlformats.org/drawingml/2006/picture" xmlns:wp="http://schemas.openxmlformats.org/drawingml/2006/wordprocessingDrawing"/>
 </file>
 
+<file path=word/footer1.xml><?xml version="1.0" encoding="utf-8"?>
+<w:ftr xmlns:w="http://schemas.openxmlformats.org/wordprocessingml/2006/main" xmlns:r="http://schemas.openxmlformats.org/officeDocument/2006/relationships">
+  <w:p>
+    <w:pPr>
+      <w:pStyle w:val="PieGuia"/>
+    </w:pPr>
+    <w:r>
+      <w:fldChar w:fldCharType="begin"/>
+    </w:r>
+    <w:r>
+      <w:instrText xml:space="preserve"> PAGE </w:instrText>
+    </w:r>
+    <w:r>
+      <w:fldChar w:fldCharType="separate"/>
+    </w:r>
+    <w:r>
+      <w:t>1</w:t>
+    </w:r>
+    <w:r>
+      <w:fldChar w:fldCharType="end"/>
+    </w:r>
+    <w:r>
+      <w:t xml:space="preserve"> / </w:t>
+    </w:r>
+    <w:r>
+      <w:fldChar w:fldCharType="begin"/>
+    </w:r>
+    <w:r>
+      <w:instrText xml:space="preserve"> NUMPAGES </w:instrText>
+    </w:r>
+    <w:r>
+      <w:fldChar w:fldCharType="separate"/>
+    </w:r>
+    <w:r>
+      <w:t>1</w:t>
+    </w:r>
+    <w:r>
+      <w:fldChar w:fldCharType="end"/>
+    </w:r>
+  </w:p>
+</w:ftr>
+</file>
+
 <file path=word/footnotes.xml><?xml version="1.0" encoding="utf-8"?>
 <w:footnotes xmlns:w="http://schemas.openxmlformats.org/wordprocessingml/2006/main" xmlns:m="http://schemas.openxmlformats.org/officeDocument/2006/math" xmlns:r="http://schemas.openxmlformats.org/officeDocument/2006/relationships" xmlns:o="urn:schemas-microsoft-com:office:office" xmlns:v="urn:schemas-microsoft-com:vml" xmlns:w10="urn:schemas-microsoft-com:office:word" xmlns:a="http://schemas.openxmlformats.org/drawingml/2006/main" xmlns:pic="http://schemas.openxmlformats.org/drawingml/2006/picture" xmlns:wp="http://schemas.openxmlformats.org/drawingml/2006/wordprocessingDrawing">
   <w:footnote w:type="continuationSeparator" w:id="0">
@@ -11292,6 +11464,19 @@
     </w:p>
   </w:footnote>
 </w:footnotes>
+</file>
+
+<file path=word/header1.xml><?xml version="1.0" encoding="utf-8"?>
+<w:hdr xmlns:w="http://schemas.openxmlformats.org/wordprocessingml/2006/main" xmlns:r="http://schemas.openxmlformats.org/officeDocument/2006/relationships">
+  <w:p>
+    <w:pPr>
+      <w:pStyle w:val="EncabezadoGuia"/>
+    </w:pPr>
+    <w:r>
+      <w:t xml:space="preserve">C1718 — Psicosis y forclusión del Nombre-del-Padre</w:t>
+    </w:r>
+  </w:p>
+</w:hdr>
 </file>
 
 <file path=word/numbering.xml><?xml version="1.0" encoding="utf-8"?>
@@ -11739,6 +11924,7 @@
     <w:qFormat/>
     <w:pPr>
       <w:spacing w:after="120" w:line="276" w:lineRule="auto"/>
+      <w:jc w:val="both"/>
     </w:pPr>
     <w:rPr>
       <w:rFonts w:ascii="Calibri" w:hAnsi="Calibri"/>
@@ -11796,7 +11982,7 @@
       <w:keepNext/>
       <w:keepLines/>
       <w:spacing w:after="80" w:before="200"/>
-      <w:jc w:val="center"/>
+      <w:jc w:val="left"/>
     </w:pPr>
     <w:rPr>
       <w:rFonts w:ascii="Calibri" w:asciiTheme="majorHAnsi" w:cstheme="majorBidi" w:eastAsiaTheme="majorEastAsia" w:hAnsi="Calibri" w:hAnsiTheme="majorHAnsi"/>
@@ -11816,7 +12002,7 @@
       <w:keepNext/>
       <w:keepLines/>
       <w:spacing w:after="240" w:before="240"/>
-      <w:jc w:val="center"/>
+      <w:jc w:val="left"/>
     </w:pPr>
     <w:rPr>
       <w:sz w:val="30"/>
@@ -11830,7 +12016,7 @@
     <w:pPr>
       <w:keepNext/>
       <w:keepLines/>
-      <w:jc w:val="center"/>
+      <w:jc w:val="left"/>
     </w:pPr>
   </w:style>
   <w:style w:styleId="Date" w:type="paragraph">
@@ -11840,7 +12026,7 @@
     <w:pPr>
       <w:keepNext/>
       <w:keepLines/>
-      <w:jc w:val="center"/>
+      <w:jc w:val="left"/>
     </w:pPr>
   </w:style>
   <w:style w:customStyle="1" w:styleId="AbstractTitle" w:type="paragraph">
@@ -11851,8 +12037,8 @@
     <w:pPr>
       <w:keepNext/>
       <w:keepLines/>
-      <w:jc w:val="center"/>
       <w:spacing w:after="0" w:before="300"/>
+      <w:jc w:val="left"/>
     </w:pPr>
     <w:rPr>
       <w:sz w:val="20"/>
@@ -11895,6 +12081,7 @@
       <w:keepNext/>
       <w:keepLines/>
       <w:spacing w:after="80" w:before="280"/>
+      <w:jc w:val="left"/>
       <w:outlineLvl w:val="0"/>
     </w:pPr>
     <w:rPr>
@@ -11917,6 +12104,7 @@
       <w:keepNext/>
       <w:keepLines/>
       <w:spacing w:after="80" w:before="280"/>
+      <w:jc w:val="left"/>
       <w:outlineLvl w:val="1"/>
     </w:pPr>
     <w:rPr>
@@ -11939,6 +12127,7 @@
       <w:keepNext/>
       <w:keepLines/>
       <w:spacing w:after="80" w:before="200"/>
+      <w:jc w:val="left"/>
       <w:outlineLvl w:val="2"/>
     </w:pPr>
     <w:rPr>
@@ -11961,6 +12150,7 @@
       <w:keepNext/>
       <w:keepLines/>
       <w:spacing w:after="80" w:before="200"/>
+      <w:jc w:val="left"/>
       <w:outlineLvl w:val="3"/>
     </w:pPr>
     <w:rPr>
@@ -11984,6 +12174,7 @@
       <w:keepNext/>
       <w:keepLines/>
       <w:spacing w:after="0" w:before="200"/>
+      <w:jc w:val="left"/>
       <w:outlineLvl w:val="4"/>
     </w:pPr>
     <w:rPr>
@@ -12005,6 +12196,7 @@
       <w:keepNext/>
       <w:keepLines/>
       <w:spacing w:after="0" w:before="200"/>
+      <w:jc w:val="left"/>
       <w:outlineLvl w:val="5"/>
     </w:pPr>
     <w:rPr>
@@ -12025,6 +12217,7 @@
       <w:keepNext/>
       <w:keepLines/>
       <w:spacing w:after="0" w:before="200"/>
+      <w:jc w:val="left"/>
       <w:outlineLvl w:val="6"/>
     </w:pPr>
     <w:rPr>
@@ -12045,6 +12238,7 @@
       <w:keepNext/>
       <w:keepLines/>
       <w:spacing w:after="0" w:before="200"/>
+      <w:jc w:val="left"/>
       <w:outlineLvl w:val="7"/>
     </w:pPr>
     <w:rPr>
@@ -12065,6 +12259,7 @@
       <w:keepNext/>
       <w:keepLines/>
       <w:spacing w:after="0" w:before="200"/>
+      <w:jc w:val="left"/>
       <w:outlineLvl w:val="8"/>
     </w:pPr>
     <w:rPr>
@@ -12082,6 +12277,9 @@
     <w:unhideWhenUsed/>
     <w:qFormat/>
     <w:pPr>
+      <w:pBdr>
+        <w:left w:color="C9D1D9" w:space="8" w:sz="12" w:val="single"/>
+      </w:pBdr>
       <w:spacing w:after="100" w:before="100"/>
       <w:ind w:firstLine="0" w:left="454" w:right="480"/>
     </w:pPr>
@@ -12158,6 +12356,7 @@
     <w:link w:val="BodyTextChar"/>
     <w:pPr>
       <w:spacing w:after="120" w:before="0"/>
+      <w:jc w:val="left"/>
     </w:pPr>
     <w:rPr>
       <w:i/>
@@ -12170,6 +12369,7 @@
     <w:basedOn w:val="Caption"/>
     <w:pPr>
       <w:keepNext/>
+      <w:jc w:val="left"/>
     </w:pPr>
     <w:rPr>
       <w:color w:val="5D6B78"/>
@@ -12179,6 +12379,9 @@
   <w:style w:customStyle="1" w:styleId="ImageCaption" w:type="paragraph">
     <w:name w:val="Image Caption"/>
     <w:basedOn w:val="Caption"/>
+    <w:pPr>
+      <w:jc w:val="left"/>
+    </w:pPr>
     <w:rPr>
       <w:color w:val="5D6B78"/>
       <w:sz w:val="18"/>
@@ -12187,12 +12390,16 @@
   <w:style w:customStyle="1" w:styleId="Figure" w:type="paragraph">
     <w:name w:val="Figure"/>
     <w:basedOn w:val="Normal"/>
+    <w:pPr>
+      <w:jc w:val="center"/>
+    </w:pPr>
   </w:style>
   <w:style w:customStyle="1" w:styleId="CaptionedFigure" w:type="paragraph">
     <w:name w:val="Captioned Figure"/>
     <w:basedOn w:val="Figure"/>
     <w:pPr>
       <w:keepNext/>
+      <w:jc w:val="center"/>
     </w:pPr>
   </w:style>
   <w:style w:customStyle="1" w:styleId="BodyTextChar" w:type="character">
@@ -12235,6 +12442,7 @@
     <w:qFormat/>
     <w:pPr>
       <w:spacing w:before="240" w:line="259" w:lineRule="auto"/>
+      <w:jc w:val="left"/>
       <w:outlineLvl w:val="9"/>
     </w:pPr>
     <w:rPr>
@@ -12242,6 +12450,187 @@
       <w:b w:val="0"/>
       <w:bCs w:val="0"/>
       <w:color w:themeColor="accent1" w:themeShade="BF" w:val="365F91"/>
+    </w:rPr>
+  </w:style>
+  <w:style w:customStyle="1" w:styleId="RecuadroIdea" w:type="paragraph">
+    <w:name w:val="Recuadro Idea"/>
+    <w:basedOn w:val="BodyText"/>
+    <w:uiPriority w:val="10"/>
+    <w:qFormat/>
+    <w:pPr>
+      <w:pBdr>
+        <w:top w:color="EAF2FC" w:space="4" w:sz="4" w:val="single"/>
+        <w:left w:color="2F6DB5" w:space="8" w:sz="24" w:val="single"/>
+        <w:bottom w:color="EAF2FC" w:space="4" w:sz="4" w:val="single"/>
+        <w:right w:color="EAF2FC" w:space="8" w:sz="4" w:val="single"/>
+      </w:pBdr>
+      <w:shd w:color="auto" w:fill="EAF2FC" w:val="clear"/>
+      <w:spacing w:after="40" w:before="40" w:line="264" w:lineRule="auto"/>
+      <w:ind w:left="227" w:right="227"/>
+    </w:pPr>
+    <w:rPr>
+      <w:color w:val="14202B"/>
+      <w:sz w:val="21"/>
+      <w:szCs w:val="21"/>
+    </w:rPr>
+  </w:style>
+  <w:style w:customStyle="1" w:styleId="RecuadroClave" w:type="paragraph">
+    <w:name w:val="Recuadro Clave"/>
+    <w:basedOn w:val="BodyText"/>
+    <w:uiPriority w:val="10"/>
+    <w:qFormat/>
+    <w:pPr>
+      <w:pBdr>
+        <w:top w:color="FFF6DC" w:space="4" w:sz="4" w:val="single"/>
+        <w:left w:color="D9A21B" w:space="8" w:sz="24" w:val="single"/>
+        <w:bottom w:color="FFF6DC" w:space="4" w:sz="4" w:val="single"/>
+        <w:right w:color="FFF6DC" w:space="8" w:sz="4" w:val="single"/>
+      </w:pBdr>
+      <w:shd w:color="auto" w:fill="FFF6DC" w:val="clear"/>
+      <w:spacing w:after="40" w:before="40" w:line="264" w:lineRule="auto"/>
+      <w:ind w:left="227" w:right="227"/>
+    </w:pPr>
+    <w:rPr>
+      <w:color w:val="14202B"/>
+      <w:sz w:val="21"/>
+      <w:szCs w:val="21"/>
+    </w:rPr>
+  </w:style>
+  <w:style w:customStyle="1" w:styleId="RecuadroParcial" w:type="paragraph">
+    <w:name w:val="Recuadro Parcial"/>
+    <w:basedOn w:val="BodyText"/>
+    <w:uiPriority w:val="10"/>
+    <w:qFormat/>
+    <w:pPr>
+      <w:pBdr>
+        <w:top w:color="E8F5EC" w:space="4" w:sz="4" w:val="single"/>
+        <w:left w:color="2E8B57" w:space="8" w:sz="24" w:val="single"/>
+        <w:bottom w:color="E8F5EC" w:space="4" w:sz="4" w:val="single"/>
+        <w:right w:color="E8F5EC" w:space="8" w:sz="4" w:val="single"/>
+      </w:pBdr>
+      <w:shd w:color="auto" w:fill="E8F5EC" w:val="clear"/>
+      <w:spacing w:after="40" w:before="40" w:line="264" w:lineRule="auto"/>
+      <w:ind w:left="227" w:right="227"/>
+    </w:pPr>
+    <w:rPr>
+      <w:color w:val="14202B"/>
+      <w:sz w:val="21"/>
+      <w:szCs w:val="21"/>
+    </w:rPr>
+  </w:style>
+  <w:style w:customStyle="1" w:styleId="RecuadroEsqueleto" w:type="paragraph">
+    <w:name w:val="Recuadro Esqueleto"/>
+    <w:basedOn w:val="BodyText"/>
+    <w:uiPriority w:val="10"/>
+    <w:qFormat/>
+    <w:pPr>
+      <w:pBdr>
+        <w:top w:color="E3F2F1" w:space="4" w:sz="4" w:val="single"/>
+        <w:left w:color="0F6B66" w:space="8" w:sz="24" w:val="single"/>
+        <w:bottom w:color="E3F2F1" w:space="4" w:sz="4" w:val="single"/>
+        <w:right w:color="E3F2F1" w:space="8" w:sz="4" w:val="single"/>
+      </w:pBdr>
+      <w:shd w:color="auto" w:fill="E3F2F1" w:val="clear"/>
+      <w:spacing w:after="40" w:before="40" w:line="264" w:lineRule="auto"/>
+      <w:ind w:left="227" w:right="227"/>
+    </w:pPr>
+    <w:rPr>
+      <w:color w:val="14202B"/>
+      <w:sz w:val="21"/>
+      <w:szCs w:val="21"/>
+    </w:rPr>
+  </w:style>
+  <w:style w:customStyle="1" w:styleId="RecuadroAtencion" w:type="paragraph">
+    <w:name w:val="Recuadro Atencion"/>
+    <w:basedOn w:val="BodyText"/>
+    <w:uiPriority w:val="10"/>
+    <w:qFormat/>
+    <w:pPr>
+      <w:pBdr>
+        <w:top w:color="FDECEA" w:space="4" w:sz="4" w:val="single"/>
+        <w:left w:color="C0392B" w:space="8" w:sz="24" w:val="single"/>
+        <w:bottom w:color="FDECEA" w:space="4" w:sz="4" w:val="single"/>
+        <w:right w:color="FDECEA" w:space="8" w:sz="4" w:val="single"/>
+      </w:pBdr>
+      <w:shd w:color="auto" w:fill="FDECEA" w:val="clear"/>
+      <w:spacing w:after="40" w:before="40" w:line="264" w:lineRule="auto"/>
+      <w:ind w:left="227" w:right="227"/>
+    </w:pPr>
+    <w:rPr>
+      <w:color w:val="14202B"/>
+      <w:sz w:val="21"/>
+      <w:szCs w:val="21"/>
+    </w:rPr>
+  </w:style>
+  <w:style w:customStyle="1" w:styleId="RecuadroComplemento" w:type="paragraph">
+    <w:name w:val="Recuadro Complemento"/>
+    <w:basedOn w:val="BodyText"/>
+    <w:uiPriority w:val="10"/>
+    <w:qFormat/>
+    <w:pPr>
+      <w:pBdr>
+        <w:top w:color="F2F4F6" w:space="4" w:sz="4" w:val="single"/>
+        <w:left w:color="8A96A3" w:space="8" w:sz="24" w:val="single"/>
+        <w:bottom w:color="F2F4F6" w:space="4" w:sz="4" w:val="single"/>
+        <w:right w:color="F2F4F6" w:space="8" w:sz="4" w:val="single"/>
+      </w:pBdr>
+      <w:shd w:color="auto" w:fill="F2F4F6" w:val="clear"/>
+      <w:spacing w:after="40" w:before="40" w:line="264" w:lineRule="auto"/>
+      <w:ind w:left="227" w:right="227"/>
+    </w:pPr>
+    <w:rPr>
+      <w:color w:val="3D4A57"/>
+      <w:sz w:val="21"/>
+      <w:szCs w:val="21"/>
+    </w:rPr>
+  </w:style>
+  <w:style w:customStyle="1" w:styleId="RecuadroFuente" w:type="paragraph">
+    <w:name w:val="Recuadro Fuente"/>
+    <w:basedOn w:val="BodyText"/>
+    <w:uiPriority w:val="10"/>
+    <w:qFormat/>
+    <w:pPr>
+      <w:pBdr>
+        <w:top w:color="F7F8FA" w:space="4" w:sz="4" w:val="single"/>
+        <w:left w:color="C9D1D9" w:space="8" w:sz="24" w:val="single"/>
+        <w:bottom w:color="F7F8FA" w:space="4" w:sz="4" w:val="single"/>
+        <w:right w:color="F7F8FA" w:space="8" w:sz="4" w:val="single"/>
+      </w:pBdr>
+      <w:shd w:color="auto" w:fill="F7F8FA" w:val="clear"/>
+      <w:spacing w:after="40" w:before="40" w:line="264" w:lineRule="auto"/>
+      <w:ind w:left="227" w:right="227"/>
+    </w:pPr>
+    <w:rPr>
+      <w:color w:val="3D4A57"/>
+      <w:sz w:val="19"/>
+      <w:szCs w:val="19"/>
+    </w:rPr>
+  </w:style>
+  <w:style w:customStyle="1" w:styleId="EncabezadoGuia" w:type="paragraph">
+    <w:name w:val="Encabezado guia"/>
+    <w:basedOn w:val="Normal"/>
+    <w:pPr>
+      <w:pBdr>
+        <w:bottom w:color="C9D1D9" w:space="2" w:sz="4" w:val="single"/>
+      </w:pBdr>
+      <w:jc w:val="right"/>
+      <w:spacing w:after="0"/>
+    </w:pPr>
+    <w:rPr>
+      <w:color w:val="5D6B78"/>
+      <w:sz w:val="17"/>
+    </w:rPr>
+  </w:style>
+  <w:style w:customStyle="1" w:styleId="PieGuia" w:type="paragraph">
+    <w:name w:val="Pie guia"/>
+    <w:basedOn w:val="Normal"/>
+    <w:pPr>
+      <w:jc w:val="center"/>
+      <w:spacing w:after="0"/>
+    </w:pPr>
+    <w:rPr>
+      <w:color w:val="5D6B78"/>
+      <w:sz w:val="17"/>
     </w:rPr>
   </w:style>
   <w:style w:type="paragraph" w:customStyle="1" w:styleId="SourceCode">

--- a/2do Año/Psicoanálisis/3_Guias_de_Estudio/C17_18_PsicosisYForclusionDelNombreDelPadre_Guia.docx
+++ b/2do Año/Psicoanálisis/3_Guias_de_Estudio/C17_18_PsicosisYForclusionDelNombreDelPadre_Guia.docx
@@ -46,13 +46,21 @@
           <w:b/>
           <w:bCs/>
         </w:rPr>
-        <w:t xml:space="preserve">Fuente:</w:t>
-      </w:r>
-      <w:r>
-        <w:t xml:space="preserve"> </w:t>
-      </w:r>
-      <w:r>
-        <w:t xml:space="preserve">Belucci,</w:t>
+        <w:t xml:space="preserve">Fuentes</w:t>
+      </w:r>
+      <w:r>
+        <w:t xml:space="preserve"> </w:t>
+      </w:r>
+      <w:r>
+        <w:t xml:space="preserve">(normas APA 7):</w:t>
+      </w:r>
+    </w:p>
+    <w:p>
+      <w:pPr>
+        <w:pStyle w:val="RecuadroFuente"/>
+      </w:pPr>
+      <w:r>
+        <w:t xml:space="preserve">• Belucci, G. (2014a).</w:t>
       </w:r>
       <w:r>
         <w:t xml:space="preserve"> </w:t>
@@ -62,10 +70,21 @@
           <w:i/>
           <w:iCs/>
         </w:rPr>
-        <w:t xml:space="preserve">Introducción al diagnóstico de estructura</w:t>
-      </w:r>
-      <w:r>
-        <w:t xml:space="preserve">, apartado «El campo de las psicosis» (T01, pp. 15-24) · Freud,</w:t>
+        <w:t xml:space="preserve">Clínica de la estructura, clínica de lo singular</w:t>
+      </w:r>
+      <w:r>
+        <w:t xml:space="preserve"> </w:t>
+      </w:r>
+      <w:r>
+        <w:t xml:space="preserve">[Seminario dictado en UCES, versión parcial]. [Texto T14 del programa]</w:t>
+      </w:r>
+    </w:p>
+    <w:p>
+      <w:pPr>
+        <w:pStyle w:val="RecuadroFuente"/>
+      </w:pPr>
+      <w:r>
+        <w:t xml:space="preserve">• Belucci, G. (2014b).</w:t>
       </w:r>
       <w:r>
         <w:t xml:space="preserve"> </w:t>
@@ -75,13 +94,21 @@
           <w:i/>
           <w:iCs/>
         </w:rPr>
-        <w:t xml:space="preserve">Neurosis y psicosis</w:t>
-      </w:r>
-      <w:r>
-        <w:t xml:space="preserve"> </w:t>
-      </w:r>
-      <w:r>
-        <w:t xml:space="preserve">(T13, 1924) · Heinrich,</w:t>
+        <w:t xml:space="preserve">Introducción al diagnóstico de estructura</w:t>
+      </w:r>
+      <w:r>
+        <w:t xml:space="preserve"> </w:t>
+      </w:r>
+      <w:r>
+        <w:t xml:space="preserve">[Ficha de cátedra]. Universidad Favaloro. [Texto T01 del programa]</w:t>
+      </w:r>
+    </w:p>
+    <w:p>
+      <w:pPr>
+        <w:pStyle w:val="RecuadroFuente"/>
+      </w:pPr>
+      <w:r>
+        <w:t xml:space="preserve">• Freud, S. (1996). Las neuropsicosis de defensa. En J. Strachey (Ed.),</w:t>
       </w:r>
       <w:r>
         <w:t xml:space="preserve"> </w:t>
@@ -91,13 +118,21 @@
           <w:i/>
           <w:iCs/>
         </w:rPr>
-        <w:t xml:space="preserve">El juicio del Otro</w:t>
-      </w:r>
-      <w:r>
-        <w:t xml:space="preserve"> </w:t>
-      </w:r>
-      <w:r>
-        <w:t xml:space="preserve">(T21, de</w:t>
+        <w:t xml:space="preserve">Obras completas</w:t>
+      </w:r>
+      <w:r>
+        <w:t xml:space="preserve"> </w:t>
+      </w:r>
+      <w:r>
+        <w:t xml:space="preserve">(J. L. Etcheverry, Trad., Vol. 3). Amorrortu. (Obra original publicada en 1894) [Texto T02 del programa]</w:t>
+      </w:r>
+    </w:p>
+    <w:p>
+      <w:pPr>
+        <w:pStyle w:val="RecuadroFuente"/>
+      </w:pPr>
+      <w:r>
+        <w:t xml:space="preserve">• Freud, S. (1996). Neurosis y psicosis. En J. Strachey (Ed.),</w:t>
       </w:r>
       <w:r>
         <w:t xml:space="preserve"> </w:t>
@@ -107,17 +142,45 @@
           <w:i/>
           <w:iCs/>
         </w:rPr>
-        <w:t xml:space="preserve">Borde</w:t>
+        <w:t xml:space="preserve">Obras completas</w:t>
+      </w:r>
+      <w:r>
+        <w:t xml:space="preserve"> </w:t>
+      </w:r>
+      <w:r>
+        <w:t xml:space="preserve">(J. L. Etcheverry, Trad., Vol. 19). Amorrortu. (Obra original publicada en 1924) [Texto T13 del programa]</w:t>
+      </w:r>
+    </w:p>
+    <w:p>
+      <w:pPr>
+        <w:pStyle w:val="RecuadroFuente"/>
+      </w:pPr>
+      <w:r>
+        <w:t xml:space="preserve">• Freud, S. (1996). Fetichismo. En J. Strachey (Ed.),</w:t>
+      </w:r>
+      <w:r>
+        <w:t xml:space="preserve"> </w:t>
       </w:r>
       <w:r>
         <w:rPr>
           <w:i/>
           <w:iCs/>
         </w:rPr>
-        <w:t xml:space="preserve">S de la neurosis</w:t>
-      </w:r>
-      <w:r>
-        <w:t xml:space="preserve">) · Belucci,</w:t>
+        <w:t xml:space="preserve">Obras completas</w:t>
+      </w:r>
+      <w:r>
+        <w:t xml:space="preserve"> </w:t>
+      </w:r>
+      <w:r>
+        <w:t xml:space="preserve">(J. L. Etcheverry, Trad., Vol. 21). Amorrortu. (Obra original publicada en 1927) [Texto T12 del programa]</w:t>
+      </w:r>
+    </w:p>
+    <w:p>
+      <w:pPr>
+        <w:pStyle w:val="RecuadroFuente"/>
+      </w:pPr>
+      <w:r>
+        <w:t xml:space="preserve">• Heinrich, H. (1997). El juicio del Otro. En</w:t>
       </w:r>
       <w:r>
         <w:t xml:space="preserve"> </w:t>
@@ -127,29 +190,85 @@
           <w:i/>
           <w:iCs/>
         </w:rPr>
-        <w:t xml:space="preserve">Clínica de la estructura, clínica de lo singular</w:t>
-      </w:r>
-      <w:r>
-        <w:t xml:space="preserve"> </w:t>
-      </w:r>
-      <w:r>
-        <w:t xml:space="preserve">(T14, pp. 4-8: restitución, suplencia, Joyce, Rousseau, Schreber) · Freud,</w:t>
-      </w:r>
-      <w:r>
-        <w:t xml:space="preserve"> </w:t>
+        <w:t xml:space="preserve">Borde</w:t>
       </w:r>
       <w:r>
         <w:rPr>
           <w:i/>
           <w:iCs/>
         </w:rPr>
-        <w:t xml:space="preserve">Las neuropsicosis de defensa</w:t>
-      </w:r>
-      <w:r>
-        <w:t xml:space="preserve"> </w:t>
-      </w:r>
-      <w:r>
-        <w:t xml:space="preserve">(T02, p. 15-17) y</w:t>
+        <w:t xml:space="preserve">S de la neurosis</w:t>
+      </w:r>
+      <w:r>
+        <w:t xml:space="preserve"> </w:t>
+      </w:r>
+      <w:r>
+        <w:t xml:space="preserve">(cap. IV). Homo Sapiens. [Texto T21 del programa]</w:t>
+      </w:r>
+    </w:p>
+    <w:p>
+      <w:pPr>
+        <w:pStyle w:val="RecuadroFuente"/>
+      </w:pPr>
+      <w:r>
+        <w:rPr>
+          <w:b/>
+          <w:bCs/>
+        </w:rPr>
+        <w:t xml:space="preserve">Materia:</w:t>
+      </w:r>
+      <w:r>
+        <w:t xml:space="preserve"> </w:t>
+      </w:r>
+      <w:r>
+        <w:t xml:space="preserve">Psicoanálisis, 2.º año, Favaloro.</w:t>
+      </w:r>
+      <w:r>
+        <w:t xml:space="preserve"> </w:t>
+      </w:r>
+      <w:r>
+        <w:rPr>
+          <w:b/>
+          <w:bCs/>
+        </w:rPr>
+        <w:t xml:space="preserve">Apuntes de clase:</w:t>
+      </w:r>
+      <w:r>
+        <w:t xml:space="preserve"> </w:t>
+      </w:r>
+      <w:r>
+        <w:t xml:space="preserve">apuntes propios de las clases 17 (7/9/2026) y 18 (14/9/2026).</w:t>
+      </w:r>
+    </w:p>
+    <w:p>
+      <w:pPr>
+        <w:pStyle w:val="RecuadroAtencion"/>
+      </w:pPr>
+      <w:r>
+        <w:rPr>
+          <w:b/>
+          <w:bCs/>
+        </w:rPr>
+        <w:t xml:space="preserve">Aviso sobre las fuentes:</w:t>
+      </w:r>
+      <w:r>
+        <w:t xml:space="preserve"> </w:t>
+      </w:r>
+      <w:r>
+        <w:t xml:space="preserve">tus apuntes asignan a estas clases solo Freud (1924/1996) y Heinrich (1997).</w:t>
+      </w:r>
+      <w:r>
+        <w:t xml:space="preserve"> </w:t>
+      </w:r>
+      <w:r>
+        <w:rPr>
+          <w:b/>
+          <w:bCs/>
+        </w:rPr>
+        <w:t xml:space="preserve">Con esos dos textos no se pueden responder las cinco preguntas</w:t>
+      </w:r>
+      <w:r>
+        <w:t xml:space="preserve">: Freud (1924/1996) trata el conflicto yo–mundo exterior y Heinrich (1997) el</w:t>
       </w:r>
       <w:r>
         <w:t xml:space="preserve"> </w:t>
@@ -159,60 +278,29 @@
           <w:i/>
           <w:iCs/>
         </w:rPr>
-        <w:t xml:space="preserve">Fetichismo</w:t>
-      </w:r>
-      <w:r>
-        <w:t xml:space="preserve"> </w:t>
-      </w:r>
-      <w:r>
-        <w:t xml:space="preserve">(T12) como antecedentes · tus apuntes de las clases 17 (7/9/2026) y 18 (14/9/2026) ·</w:t>
-      </w:r>
-      <w:r>
-        <w:t xml:space="preserve"> </w:t>
-      </w:r>
-      <w:r>
-        <w:rPr>
-          <w:b/>
-          <w:bCs/>
-        </w:rPr>
-        <w:t xml:space="preserve">Materia:</w:t>
-      </w:r>
-      <w:r>
-        <w:t xml:space="preserve"> </w:t>
-      </w:r>
-      <w:r>
-        <w:t xml:space="preserve">Psicoanálisis, 2.º año, Favaloro.</w:t>
-      </w:r>
-    </w:p>
-    <w:p>
-      <w:pPr>
-        <w:pStyle w:val="RecuadroFuente"/>
-      </w:pPr>
-      <w:r>
-        <w:rPr>
-          <w:b/>
-          <w:bCs/>
-        </w:rPr>
-        <w:t xml:space="preserve">Aviso sobre las fuentes:</w:t>
-      </w:r>
-      <w:r>
-        <w:t xml:space="preserve"> </w:t>
-      </w:r>
-      <w:r>
-        <w:t xml:space="preserve">tus apuntes asignan a estas clases solo T13 y T21.</w:t>
-      </w:r>
-      <w:r>
-        <w:t xml:space="preserve"> </w:t>
-      </w:r>
-      <w:r>
-        <w:rPr>
-          <w:b/>
-          <w:bCs/>
-        </w:rPr>
-        <w:t xml:space="preserve">Con esos dos textos no se pueden responder las cinco preguntas</w:t>
-      </w:r>
-      <w:r>
-        <w:t xml:space="preserve">: T13 trata el conflicto yo–mundo exterior y T21 el</w:t>
+        <w:t xml:space="preserve">fort-da</w:t>
+      </w:r>
+      <w:r>
+        <w:t xml:space="preserve"> </w:t>
+      </w:r>
+      <w:r>
+        <w:t xml:space="preserve">y el «juicio del Otro».</w:t>
+      </w:r>
+      <w:r>
+        <w:t xml:space="preserve"> </w:t>
+      </w:r>
+      <w:r>
+        <w:rPr>
+          <w:b/>
+          <w:bCs/>
+        </w:rPr>
+        <w:t xml:space="preserve">La respuesta completa está en Belucci (2014b, pp. 15-24)</w:t>
+      </w:r>
+      <w:r>
+        <w:t xml:space="preserve"> </w:t>
+      </w:r>
+      <w:r>
+        <w:t xml:space="preserve">(forclusión, falo, objeto</w:t>
       </w:r>
       <w:r>
         <w:t xml:space="preserve"> </w:t>
@@ -222,29 +310,54 @@
           <w:i/>
           <w:iCs/>
         </w:rPr>
-        <w:t xml:space="preserve">fort-da</w:t>
-      </w:r>
-      <w:r>
-        <w:t xml:space="preserve"> </w:t>
-      </w:r>
-      <w:r>
-        <w:t xml:space="preserve">y el «juicio del Otro».</w:t>
-      </w:r>
-      <w:r>
-        <w:t xml:space="preserve"> </w:t>
-      </w:r>
-      <w:r>
-        <w:rPr>
-          <w:b/>
-          <w:bCs/>
-        </w:rPr>
-        <w:t xml:space="preserve">La respuesta completa está en T01, pp. 15-24</w:t>
-      </w:r>
-      <w:r>
-        <w:t xml:space="preserve"> </w:t>
-      </w:r>
-      <w:r>
-        <w:t xml:space="preserve">(forclusión, falo, objeto</w:t>
+        <w:t xml:space="preserve">a</w:t>
+      </w:r>
+      <w:r>
+        <w:t xml:space="preserve">, soluciones, desencadenamiento, fenómeno elemental, psicosis no desencadenadas), que es la fuente principal, y en tus apuntes de las clases 17-18. Belucci (2014a) (asignado a la clase 16) aporta la distinción</w:t>
+      </w:r>
+      <w:r>
+        <w:t xml:space="preserve"> </w:t>
+      </w:r>
+      <w:r>
+        <w:rPr>
+          <w:b/>
+          <w:bCs/>
+        </w:rPr>
+        <w:t xml:space="preserve">restitución/suplencia</w:t>
+      </w:r>
+      <w:r>
+        <w:t xml:space="preserve"> </w:t>
+      </w:r>
+      <w:r>
+        <w:t xml:space="preserve">y es muy útil para la pregunta de las soluciones.</w:t>
+      </w:r>
+      <w:r>
+        <w:t xml:space="preserve"> </w:t>
+      </w:r>
+      <w:r>
+        <w:rPr>
+          <w:b/>
+          <w:bCs/>
+        </w:rPr>
+        <w:t xml:space="preserve">Heinrich (1997) trata, en rigor, la clínica de los bordes</w:t>
+      </w:r>
+      <w:r>
+        <w:t xml:space="preserve"> </w:t>
+      </w:r>
+      <w:r>
+        <w:t xml:space="preserve">(→</w:t>
+      </w:r>
+      <w:r>
+        <w:t xml:space="preserve"> </w:t>
+      </w:r>
+      <w:r>
+        <w:rPr>
+          <w:rStyle w:val="VerbatimChar"/>
+        </w:rPr>
+        <w:t xml:space="preserve">C19_20</w:t>
+      </w:r>
+      <w:r>
+        <w:t xml:space="preserve">), pero incluye la tabla del</w:t>
       </w:r>
       <w:r>
         <w:t xml:space="preserve"> </w:t>
@@ -254,54 +367,76 @@
           <w:i/>
           <w:iCs/>
         </w:rPr>
-        <w:t xml:space="preserve">a</w:t>
-      </w:r>
-      <w:r>
-        <w:t xml:space="preserve">, soluciones, desencadenamiento, fenómeno elemental, psicosis no desencadenadas), que es la fuente principal, y en tus apuntes de las clases 17-18. T14 (asignado a la clase 16) aporta la distinción</w:t>
-      </w:r>
-      <w:r>
-        <w:t xml:space="preserve"> </w:t>
-      </w:r>
-      <w:r>
-        <w:rPr>
-          <w:b/>
-          <w:bCs/>
-        </w:rPr>
-        <w:t xml:space="preserve">restitución/suplencia</w:t>
-      </w:r>
-      <w:r>
-        <w:t xml:space="preserve"> </w:t>
-      </w:r>
-      <w:r>
-        <w:t xml:space="preserve">y es muy útil para la pregunta de las soluciones.</w:t>
-      </w:r>
-      <w:r>
-        <w:t xml:space="preserve"> </w:t>
-      </w:r>
-      <w:r>
-        <w:rPr>
-          <w:b/>
-          <w:bCs/>
-        </w:rPr>
-        <w:t xml:space="preserve">T21 trata, en rigor, la clínica de los bordes</w:t>
-      </w:r>
-      <w:r>
-        <w:t xml:space="preserve"> </w:t>
-      </w:r>
-      <w:r>
-        <w:t xml:space="preserve">(→</w:t>
-      </w:r>
-      <w:r>
-        <w:t xml:space="preserve"> </w:t>
-      </w:r>
-      <w:r>
-        <w:rPr>
-          <w:rStyle w:val="VerbatimChar"/>
-        </w:rPr>
-        <w:t xml:space="preserve">C19_20</w:t>
-      </w:r>
-      <w:r>
-        <w:t xml:space="preserve">), pero incluye la tabla del</w:t>
+        <w:t xml:space="preserve">fort-da</w:t>
+      </w:r>
+      <w:r>
+        <w:t xml:space="preserve"> </w:t>
+      </w:r>
+      <w:r>
+        <w:t xml:space="preserve">en la psicosis.</w:t>
+      </w:r>
+    </w:p>
+    <w:p>
+      <w:pPr>
+        <w:pStyle w:val="RecuadroIdea"/>
+      </w:pPr>
+      <w:r>
+        <w:rPr>
+          <w:b/>
+          <w:bCs/>
+        </w:rPr>
+        <w:t xml:space="preserve">Idea-fuerza:</w:t>
+      </w:r>
+      <w:r>
+        <w:t xml:space="preserve"> </w:t>
+      </w:r>
+      <w:r>
+        <w:t xml:space="preserve">en la psicosis el Nombre-del-Padre</w:t>
+      </w:r>
+      <w:r>
+        <w:t xml:space="preserve"> </w:t>
+      </w:r>
+      <w:r>
+        <w:rPr>
+          <w:b/>
+          <w:bCs/>
+        </w:rPr>
+        <w:t xml:space="preserve">no se inscribió</w:t>
+      </w:r>
+      <w:r>
+        <w:t xml:space="preserve"> </w:t>
+      </w:r>
+      <w:r>
+        <w:t xml:space="preserve">en el origen (forclusión): sin metáfora paterna no hay Edipo,</w:t>
+      </w:r>
+      <w:r>
+        <w:t xml:space="preserve"> </w:t>
+      </w:r>
+      <w:r>
+        <w:rPr>
+          <w:b/>
+          <w:bCs/>
+        </w:rPr>
+        <w:t xml:space="preserve">no hay límite ni salida</w:t>
+      </w:r>
+      <w:r>
+        <w:t xml:space="preserve">, el falo queda</w:t>
+      </w:r>
+      <w:r>
+        <w:t xml:space="preserve"> </w:t>
+      </w:r>
+      <w:r>
+        <w:rPr>
+          <w:b/>
+          <w:bCs/>
+        </w:rPr>
+        <w:t xml:space="preserve">elidido</w:t>
+      </w:r>
+      <w:r>
+        <w:t xml:space="preserve"> </w:t>
+      </w:r>
+      <w:r>
+        <w:t xml:space="preserve">y el objeto</w:t>
       </w:r>
       <w:r>
         <w:t xml:space="preserve"> </w:t>
@@ -311,109 +446,194 @@
           <w:i/>
           <w:iCs/>
         </w:rPr>
-        <w:t xml:space="preserve">fort-da</w:t>
-      </w:r>
-      <w:r>
-        <w:t xml:space="preserve"> </w:t>
-      </w:r>
-      <w:r>
-        <w:t xml:space="preserve">en la psicosis.</w:t>
-      </w:r>
-    </w:p>
-    <w:p>
-      <w:pPr>
-        <w:pStyle w:val="RecuadroFuente"/>
-      </w:pPr>
-      <w:r>
-        <w:rPr>
-          <w:b/>
-          <w:bCs/>
-        </w:rPr>
-        <w:t xml:space="preserve">Cómo se cita:</w:t>
-      </w:r>
-      <w:r>
-        <w:t xml:space="preserve"> </w:t>
-      </w:r>
-      <w:r>
-        <w:t xml:space="preserve">«p. N» es la marca</w:t>
-      </w:r>
-      <w:r>
-        <w:t xml:space="preserve"> </w:t>
-      </w:r>
-      <w:r>
-        <w:rPr>
-          <w:rStyle w:val="VerbatimChar"/>
-        </w:rPr>
-        <w:t xml:space="preserve">## Página N</w:t>
-      </w:r>
-      <w:r>
-        <w:t xml:space="preserve"> </w:t>
-      </w:r>
-      <w:r>
-        <w:t xml:space="preserve">del texto extraído (T01, T14, T21 no tiene páginas: se cita por apartado; T13 tampoco). Lo marcado</w:t>
-      </w:r>
-      <w:r>
-        <w:t xml:space="preserve"> </w:t>
-      </w:r>
-      <w:r>
-        <w:rPr>
-          <w:b/>
-          <w:bCs/>
-        </w:rPr>
-        <w:t xml:space="preserve">▸ Complemento</w:t>
-      </w:r>
-      <w:r>
-        <w:t xml:space="preserve"> </w:t>
-      </w:r>
-      <w:r>
-        <w:t xml:space="preserve">no está en los textos asignados.</w:t>
-      </w:r>
-    </w:p>
-    <w:p>
-      <w:pPr>
-        <w:pStyle w:val="RecuadroIdea"/>
-      </w:pPr>
-      <w:r>
-        <w:rPr>
-          <w:b/>
-          <w:bCs/>
-        </w:rPr>
-        <w:t xml:space="preserve">Idea-fuerza:</w:t>
-      </w:r>
-      <w:r>
-        <w:t xml:space="preserve"> </w:t>
-      </w:r>
-      <w:r>
-        <w:t xml:space="preserve">en la psicosis el Nombre-del-Padre</w:t>
-      </w:r>
-      <w:r>
-        <w:t xml:space="preserve"> </w:t>
-      </w:r>
-      <w:r>
-        <w:rPr>
-          <w:b/>
-          <w:bCs/>
-        </w:rPr>
-        <w:t xml:space="preserve">no se inscribió</w:t>
-      </w:r>
-      <w:r>
-        <w:t xml:space="preserve"> </w:t>
-      </w:r>
-      <w:r>
-        <w:t xml:space="preserve">en el origen (forclusión): sin metáfora paterna no hay Edipo,</w:t>
-      </w:r>
-      <w:r>
-        <w:t xml:space="preserve"> </w:t>
-      </w:r>
-      <w:r>
-        <w:rPr>
-          <w:b/>
-          <w:bCs/>
-        </w:rPr>
-        <w:t xml:space="preserve">no hay límite ni salida</w:t>
-      </w:r>
-      <w:r>
-        <w:t xml:space="preserve">, el falo queda</w:t>
+        <w:t xml:space="preserve">a</w:t>
+      </w:r>
+      <w:r>
+        <w:t xml:space="preserve"> </w:t>
+      </w:r>
+      <w:r>
+        <w:rPr>
+          <w:b/>
+          <w:bCs/>
+        </w:rPr>
+        <w:t xml:space="preserve">no se extrae</w:t>
+      </w:r>
+      <w:r>
+        <w:t xml:space="preserve">. El sujeto debe</w:t>
+      </w:r>
+      <w:r>
+        <w:t xml:space="preserve"> </w:t>
+      </w:r>
+      <w:r>
+        <w:rPr>
+          <w:b/>
+          <w:bCs/>
+        </w:rPr>
+        <w:t xml:space="preserve">suplir</w:t>
+      </w:r>
+      <w:r>
+        <w:t xml:space="preserve"> </w:t>
+      </w:r>
+      <w:r>
+        <w:t xml:space="preserve">lo que la estructura no aporta, con</w:t>
+      </w:r>
+      <w:r>
+        <w:t xml:space="preserve"> </w:t>
+      </w:r>
+      <w:r>
+        <w:rPr>
+          <w:b/>
+          <w:bCs/>
+        </w:rPr>
+        <w:t xml:space="preserve">soluciones</w:t>
+      </w:r>
+      <w:r>
+        <w:t xml:space="preserve"> </w:t>
+      </w:r>
+      <w:r>
+        <w:t xml:space="preserve">singulares y contingentes (nombre, obra, ideal, sustancias, imaginarias…). Cuando esas soluciones</w:t>
+      </w:r>
+      <w:r>
+        <w:t xml:space="preserve"> </w:t>
+      </w:r>
+      <w:r>
+        <w:rPr>
+          <w:b/>
+          <w:bCs/>
+        </w:rPr>
+        <w:t xml:space="preserve">fracasan</w:t>
+      </w:r>
+      <w:r>
+        <w:t xml:space="preserve"> </w:t>
+      </w:r>
+      <w:r>
+        <w:t xml:space="preserve">(convocadas la Ley, la paternidad, la sexualidad…) hay</w:t>
+      </w:r>
+      <w:r>
+        <w:t xml:space="preserve"> </w:t>
+      </w:r>
+      <w:r>
+        <w:rPr>
+          <w:b/>
+          <w:bCs/>
+        </w:rPr>
+        <w:t xml:space="preserve">desencadenamiento</w:t>
+      </w:r>
+      <w:r>
+        <w:t xml:space="preserve">, con</w:t>
+      </w:r>
+      <w:r>
+        <w:t xml:space="preserve"> </w:t>
+      </w:r>
+      <w:r>
+        <w:rPr>
+          <w:b/>
+          <w:bCs/>
+        </w:rPr>
+        <w:t xml:space="preserve">fenómenos elementales</w:t>
+      </w:r>
+      <w:r>
+        <w:t xml:space="preserve">; cuando no, hay</w:t>
+      </w:r>
+      <w:r>
+        <w:t xml:space="preserve"> </w:t>
+      </w:r>
+      <w:r>
+        <w:rPr>
+          <w:b/>
+          <w:bCs/>
+        </w:rPr>
+        <w:t xml:space="preserve">psicosis no desencadenadas</w:t>
+      </w:r>
+      <w:r>
+        <w:t xml:space="preserve">, que se diagnostican por un conjunto de criterios (nunca por un signo patognomónico).</w:t>
+      </w:r>
+    </w:p>
+    <w:bookmarkStart w:id="9" w:name="Xebe78a99765903a6a585a2843142a551a43737b"/>
+    <w:p>
+      <w:pPr>
+        <w:pStyle w:val="Heading2"/>
+      </w:pPr>
+      <w:r>
+        <w:t xml:space="preserve">Hilo conductor: cómo se conectan los temas de esta guía</w:t>
+      </w:r>
+    </w:p>
+    <w:p>
+      <w:pPr>
+        <w:pStyle w:val="FirstParagraph"/>
+      </w:pPr>
+      <w:r>
+        <w:t xml:space="preserve">Las cinco preguntas recorren la psicosis en el orden en que ocurre en una vida:</w:t>
+      </w:r>
+      <w:r>
+        <w:t xml:space="preserve"> </w:t>
+      </w:r>
+      <w:r>
+        <w:rPr>
+          <w:b/>
+          <w:bCs/>
+        </w:rPr>
+        <w:t xml:space="preserve">la causa estructural, cómo se manifiesta, cómo se la trata el sujeto, cuándo se rompe y cómo se la reconoce cuando no se rompe</w:t>
+      </w:r>
+      <w:r>
+        <w:t xml:space="preserve">.</w:t>
+      </w:r>
+    </w:p>
+    <w:p>
+      <w:pPr>
+        <w:pStyle w:val="BodyText"/>
+      </w:pPr>
+      <w:r>
+        <w:rPr>
+          <w:b/>
+          <w:bCs/>
+        </w:rPr>
+        <w:t xml:space="preserve">La causa</w:t>
+      </w:r>
+      <w:r>
+        <w:t xml:space="preserve"> </w:t>
+      </w:r>
+      <w:r>
+        <w:t xml:space="preserve">(pregunta 1) es la</w:t>
+      </w:r>
+      <w:r>
+        <w:t xml:space="preserve"> </w:t>
+      </w:r>
+      <w:r>
+        <w:rPr>
+          <w:b/>
+          <w:bCs/>
+        </w:rPr>
+        <w:t xml:space="preserve">forclusión del Nombre-del-Padre</w:t>
+      </w:r>
+      <w:r>
+        <w:t xml:space="preserve">: no se inscribió en el origen, no es fechable («ocurrió o no») y es la contracara de la</w:t>
+      </w:r>
+      <w:r>
+        <w:t xml:space="preserve"> </w:t>
+      </w:r>
+      <w:r>
+        <w:rPr>
+          <w:b/>
+          <w:bCs/>
+        </w:rPr>
+        <w:t xml:space="preserve">metáfora paterna</w:t>
+      </w:r>
+      <w:r>
+        <w:t xml:space="preserve">. Sin Edipo no hay</w:t>
+      </w:r>
+      <w:r>
+        <w:t xml:space="preserve"> </w:t>
+      </w:r>
+      <w:r>
+        <w:rPr>
+          <w:b/>
+          <w:bCs/>
+        </w:rPr>
+        <w:t xml:space="preserve">límite ni salida</w:t>
+      </w:r>
+      <w:r>
+        <w:t xml:space="preserve">: el falo queda</w:t>
       </w:r>
       <w:r>
         <w:t xml:space="preserve"> </w:t>
@@ -445,30 +665,72 @@
         <w:t xml:space="preserve"> </w:t>
       </w:r>
       <w:r>
-        <w:rPr>
-          <w:b/>
-          <w:bCs/>
-        </w:rPr>
-        <w:t xml:space="preserve">no se extrae</w:t>
-      </w:r>
-      <w:r>
-        <w:t xml:space="preserve">. El sujeto debe</w:t>
-      </w:r>
-      <w:r>
-        <w:t xml:space="preserve"> </w:t>
-      </w:r>
-      <w:r>
-        <w:rPr>
-          <w:b/>
-          <w:bCs/>
-        </w:rPr>
-        <w:t xml:space="preserve">suplir</w:t>
-      </w:r>
-      <w:r>
-        <w:t xml:space="preserve"> </w:t>
-      </w:r>
-      <w:r>
-        <w:t xml:space="preserve">lo que la estructura no aporta, con</w:t>
+        <w:t xml:space="preserve">no se extrae; el fantasma falla. Esa es la estructura, y todo lo demás son sus consecuencias.</w:t>
+      </w:r>
+    </w:p>
+    <w:p>
+      <w:pPr>
+        <w:pStyle w:val="BodyText"/>
+      </w:pPr>
+      <w:r>
+        <w:rPr>
+          <w:b/>
+          <w:bCs/>
+        </w:rPr>
+        <w:t xml:space="preserve">La manifestación</w:t>
+      </w:r>
+      <w:r>
+        <w:t xml:space="preserve"> </w:t>
+      </w:r>
+      <w:r>
+        <w:t xml:space="preserve">(pregunta 2) es el</w:t>
+      </w:r>
+      <w:r>
+        <w:t xml:space="preserve"> </w:t>
+      </w:r>
+      <w:r>
+        <w:rPr>
+          <w:b/>
+          <w:bCs/>
+        </w:rPr>
+        <w:t xml:space="preserve">fenómeno elemental</w:t>
+      </w:r>
+      <w:r>
+        <w:t xml:space="preserve">. No es un síntoma más: su definición es</w:t>
+      </w:r>
+      <w:r>
+        <w:t xml:space="preserve"> </w:t>
+      </w:r>
+      <w:r>
+        <w:rPr>
+          <w:b/>
+          <w:bCs/>
+        </w:rPr>
+        <w:t xml:space="preserve">lógica</w:t>
+      </w:r>
+      <w:r>
+        <w:t xml:space="preserve"> </w:t>
+      </w:r>
+      <w:r>
+        <w:t xml:space="preserve">(verifica la estructura misma), y las referencias clínicas del Seminario 3 (alucinaciones, ideas delirantes, desestructuración del cuerpo y del yo, desafectivización) muestran lo que ocurre cuando la forclusión se hace evidente. Por eso es clave para el diagnóstico.</w:t>
+      </w:r>
+    </w:p>
+    <w:p>
+      <w:pPr>
+        <w:pStyle w:val="BodyText"/>
+      </w:pPr>
+      <w:r>
+        <w:rPr>
+          <w:b/>
+          <w:bCs/>
+        </w:rPr>
+        <w:t xml:space="preserve">Lo que el sujeto hace con la estructura</w:t>
+      </w:r>
+      <w:r>
+        <w:t xml:space="preserve"> </w:t>
+      </w:r>
+      <w:r>
+        <w:t xml:space="preserve">(pregunta 3) son las</w:t>
       </w:r>
       <w:r>
         <w:t xml:space="preserve"> </w:t>
@@ -481,26 +743,125 @@
         <w:t xml:space="preserve">soluciones</w:t>
       </w:r>
       <w:r>
-        <w:t xml:space="preserve"> </w:t>
-      </w:r>
-      <w:r>
-        <w:t xml:space="preserve">singulares y contingentes (nombre, obra, ideal, sustancias, imaginarias…). Cuando esas soluciones</w:t>
-      </w:r>
-      <w:r>
-        <w:t xml:space="preserve"> </w:t>
-      </w:r>
-      <w:r>
-        <w:rPr>
-          <w:b/>
-          <w:bCs/>
-        </w:rPr>
-        <w:t xml:space="preserve">fracasan</w:t>
-      </w:r>
-      <w:r>
-        <w:t xml:space="preserve"> </w:t>
-      </w:r>
-      <w:r>
-        <w:t xml:space="preserve">(convocadas la Ley, la paternidad, la sexualidad…) hay</w:t>
+        <w:t xml:space="preserve">: como la estructura no aporta lo que falta, el sujeto debe</w:t>
+      </w:r>
+      <w:r>
+        <w:t xml:space="preserve"> </w:t>
+      </w:r>
+      <w:r>
+        <w:rPr>
+          <w:b/>
+          <w:bCs/>
+        </w:rPr>
+        <w:t xml:space="preserve">suplirlo</w:t>
+      </w:r>
+      <w:r>
+        <w:t xml:space="preserve"> </w:t>
+      </w:r>
+      <w:r>
+        <w:t xml:space="preserve">con recursos singulares (nombre, obra, ideal, sustancias, compensación imaginaria, el cuerpo, una causa). Se diferencian por su</w:t>
+      </w:r>
+      <w:r>
+        <w:t xml:space="preserve"> </w:t>
+      </w:r>
+      <w:r>
+        <w:rPr>
+          <w:b/>
+          <w:bCs/>
+        </w:rPr>
+        <w:t xml:space="preserve">eficacia</w:t>
+      </w:r>
+      <w:r>
+        <w:t xml:space="preserve"> </w:t>
+      </w:r>
+      <w:r>
+        <w:t xml:space="preserve">y por sus</w:t>
+      </w:r>
+      <w:r>
+        <w:t xml:space="preserve"> </w:t>
+      </w:r>
+      <w:r>
+        <w:rPr>
+          <w:b/>
+          <w:bCs/>
+        </w:rPr>
+        <w:t xml:space="preserve">elementos</w:t>
+      </w:r>
+      <w:r>
+        <w:t xml:space="preserve">; y se distingue</w:t>
+      </w:r>
+      <w:r>
+        <w:t xml:space="preserve"> </w:t>
+      </w:r>
+      <w:r>
+        <w:rPr>
+          <w:b/>
+          <w:bCs/>
+        </w:rPr>
+        <w:t xml:space="preserve">restitución</w:t>
+      </w:r>
+      <w:r>
+        <w:t xml:space="preserve"> </w:t>
+      </w:r>
+      <w:r>
+        <w:t xml:space="preserve">(el delirio) de</w:t>
+      </w:r>
+      <w:r>
+        <w:t xml:space="preserve"> </w:t>
+      </w:r>
+      <w:r>
+        <w:rPr>
+          <w:b/>
+          <w:bCs/>
+        </w:rPr>
+        <w:t xml:space="preserve">suplencia</w:t>
+      </w:r>
+      <w:r>
+        <w:t xml:space="preserve">.</w:t>
+      </w:r>
+    </w:p>
+    <w:p>
+      <w:pPr>
+        <w:pStyle w:val="BodyText"/>
+      </w:pPr>
+      <w:r>
+        <w:rPr>
+          <w:b/>
+          <w:bCs/>
+        </w:rPr>
+        <w:t xml:space="preserve">Cuando se rompen</w:t>
+      </w:r>
+      <w:r>
+        <w:t xml:space="preserve"> </w:t>
+      </w:r>
+      <w:r>
+        <w:t xml:space="preserve">(pregunta 4): si el sujeto es convocado en un punto donde la solución no alcanza (una</w:t>
+      </w:r>
+      <w:r>
+        <w:t xml:space="preserve"> </w:t>
+      </w:r>
+      <w:r>
+        <w:rPr>
+          <w:b/>
+          <w:bCs/>
+        </w:rPr>
+        <w:t xml:space="preserve">paternidad</w:t>
+      </w:r>
+      <w:r>
+        <w:t xml:space="preserve">, una autoridad, la</w:t>
+      </w:r>
+      <w:r>
+        <w:t xml:space="preserve"> </w:t>
+      </w:r>
+      <w:r>
+        <w:rPr>
+          <w:b/>
+          <w:bCs/>
+        </w:rPr>
+        <w:t xml:space="preserve">sexualidad</w:t>
+      </w:r>
+      <w:r>
+        <w:t xml:space="preserve">, la pérdida de un nombre o un lugar), sobreviene el</w:t>
       </w:r>
       <w:r>
         <w:t xml:space="preserve"> </w:t>
@@ -513,136 +874,23 @@
         <w:t xml:space="preserve">desencadenamiento</w:t>
       </w:r>
       <w:r>
-        <w:t xml:space="preserve">, con</w:t>
-      </w:r>
-      <w:r>
-        <w:t xml:space="preserve"> </w:t>
-      </w:r>
-      <w:r>
-        <w:rPr>
-          <w:b/>
-          <w:bCs/>
-        </w:rPr>
-        <w:t xml:space="preserve">fenómenos elementales</w:t>
-      </w:r>
-      <w:r>
-        <w:t xml:space="preserve">; cuando no, hay</w:t>
-      </w:r>
-      <w:r>
-        <w:t xml:space="preserve"> </w:t>
-      </w:r>
-      <w:r>
-        <w:rPr>
-          <w:b/>
-          <w:bCs/>
-        </w:rPr>
-        <w:t xml:space="preserve">psicosis no desencadenadas</w:t>
-      </w:r>
-      <w:r>
-        <w:t xml:space="preserve">, que se diagnostican por un conjunto de criterios (nunca por un signo patognomónico).</w:t>
-      </w:r>
-    </w:p>
-    <w:bookmarkStart w:id="9" w:name="Xebe78a99765903a6a585a2843142a551a43737b"/>
-    <w:p>
-      <w:pPr>
-        <w:pStyle w:val="Heading2"/>
-      </w:pPr>
-      <w:r>
-        <w:t xml:space="preserve">Hilo conductor: cómo se conectan los temas de esta guía</w:t>
-      </w:r>
-    </w:p>
-    <w:p>
-      <w:pPr>
-        <w:pStyle w:val="FirstParagraph"/>
-      </w:pPr>
-      <w:r>
-        <w:t xml:space="preserve">Las cinco preguntas recorren la psicosis en el orden en que ocurre en una vida:</w:t>
-      </w:r>
-      <w:r>
-        <w:t xml:space="preserve"> </w:t>
-      </w:r>
-      <w:r>
-        <w:rPr>
-          <w:b/>
-          <w:bCs/>
-        </w:rPr>
-        <w:t xml:space="preserve">la causa estructural, cómo se manifiesta, cómo se la trata el sujeto, cuándo se rompe y cómo se la reconoce cuando no se rompe</w:t>
-      </w:r>
-      <w:r>
-        <w:t xml:space="preserve">.</w:t>
-      </w:r>
-    </w:p>
-    <w:p>
-      <w:pPr>
-        <w:pStyle w:val="BodyText"/>
-      </w:pPr>
-      <w:r>
-        <w:rPr>
-          <w:b/>
-          <w:bCs/>
-        </w:rPr>
-        <w:t xml:space="preserve">La causa</w:t>
-      </w:r>
-      <w:r>
-        <w:t xml:space="preserve"> </w:t>
-      </w:r>
-      <w:r>
-        <w:t xml:space="preserve">(pregunta 1) es la</w:t>
-      </w:r>
-      <w:r>
-        <w:t xml:space="preserve"> </w:t>
-      </w:r>
-      <w:r>
-        <w:rPr>
-          <w:b/>
-          <w:bCs/>
-        </w:rPr>
-        <w:t xml:space="preserve">forclusión del Nombre-del-Padre</w:t>
-      </w:r>
-      <w:r>
-        <w:t xml:space="preserve">: no se inscribió en el origen, no es fechable («ocurrió o no») y es la contracara de la</w:t>
-      </w:r>
-      <w:r>
-        <w:t xml:space="preserve"> </w:t>
-      </w:r>
-      <w:r>
-        <w:rPr>
-          <w:b/>
-          <w:bCs/>
-        </w:rPr>
-        <w:t xml:space="preserve">metáfora paterna</w:t>
-      </w:r>
-      <w:r>
-        <w:t xml:space="preserve">. Sin Edipo no hay</w:t>
-      </w:r>
-      <w:r>
-        <w:t xml:space="preserve"> </w:t>
-      </w:r>
-      <w:r>
-        <w:rPr>
-          <w:b/>
-          <w:bCs/>
-        </w:rPr>
-        <w:t xml:space="preserve">límite ni salida</w:t>
-      </w:r>
-      <w:r>
-        <w:t xml:space="preserve">: el falo queda</w:t>
-      </w:r>
-      <w:r>
-        <w:t xml:space="preserve"> </w:t>
-      </w:r>
-      <w:r>
-        <w:rPr>
-          <w:b/>
-          <w:bCs/>
-        </w:rPr>
-        <w:t xml:space="preserve">elidido</w:t>
-      </w:r>
-      <w:r>
-        <w:t xml:space="preserve"> </w:t>
-      </w:r>
-      <w:r>
-        <w:t xml:space="preserve">y el objeto</w:t>
+        <w:t xml:space="preserve"> </w:t>
+      </w:r>
+      <w:r>
+        <w:t xml:space="preserve">con</w:t>
+      </w:r>
+      <w:r>
+        <w:t xml:space="preserve"> </w:t>
+      </w:r>
+      <w:r>
+        <w:rPr>
+          <w:b/>
+          <w:bCs/>
+        </w:rPr>
+        <w:t xml:space="preserve">efecto cascada</w:t>
+      </w:r>
+      <w:r>
+        <w:t xml:space="preserve">: la</w:t>
       </w:r>
       <w:r>
         <w:t xml:space="preserve"> </w:t>
@@ -652,13 +900,13 @@
           <w:i/>
           <w:iCs/>
         </w:rPr>
-        <w:t xml:space="preserve">a</w:t>
-      </w:r>
-      <w:r>
-        <w:t xml:space="preserve"> </w:t>
-      </w:r>
-      <w:r>
-        <w:t xml:space="preserve">no se extrae; el fantasma falla. Esa es la estructura, y todo lo demás son sus consecuencias.</w:t>
+        <w:t xml:space="preserve">Versagung</w:t>
+      </w:r>
+      <w:r>
+        <w:t xml:space="preserve"> </w:t>
+      </w:r>
+      <w:r>
+        <w:t xml:space="preserve">de la clase 13 aplicada a la psicosis.</w:t>
       </w:r>
     </w:p>
     <w:p>
@@ -670,247 +918,6 @@
           <w:b/>
           <w:bCs/>
         </w:rPr>
-        <w:t xml:space="preserve">La manifestación</w:t>
-      </w:r>
-      <w:r>
-        <w:t xml:space="preserve"> </w:t>
-      </w:r>
-      <w:r>
-        <w:t xml:space="preserve">(pregunta 2) es el</w:t>
-      </w:r>
-      <w:r>
-        <w:t xml:space="preserve"> </w:t>
-      </w:r>
-      <w:r>
-        <w:rPr>
-          <w:b/>
-          <w:bCs/>
-        </w:rPr>
-        <w:t xml:space="preserve">fenómeno elemental</w:t>
-      </w:r>
-      <w:r>
-        <w:t xml:space="preserve">. No es un síntoma más: su definición es</w:t>
-      </w:r>
-      <w:r>
-        <w:t xml:space="preserve"> </w:t>
-      </w:r>
-      <w:r>
-        <w:rPr>
-          <w:b/>
-          <w:bCs/>
-        </w:rPr>
-        <w:t xml:space="preserve">lógica</w:t>
-      </w:r>
-      <w:r>
-        <w:t xml:space="preserve"> </w:t>
-      </w:r>
-      <w:r>
-        <w:t xml:space="preserve">(verifica la estructura misma), y las referencias clínicas del Seminario 3 (alucinaciones, ideas delirantes, desestructuración del cuerpo y del yo, desafectivización) muestran lo que ocurre cuando la forclusión se hace evidente. Por eso es clave para el diagnóstico.</w:t>
-      </w:r>
-    </w:p>
-    <w:p>
-      <w:pPr>
-        <w:pStyle w:val="BodyText"/>
-      </w:pPr>
-      <w:r>
-        <w:rPr>
-          <w:b/>
-          <w:bCs/>
-        </w:rPr>
-        <w:t xml:space="preserve">Lo que el sujeto hace con la estructura</w:t>
-      </w:r>
-      <w:r>
-        <w:t xml:space="preserve"> </w:t>
-      </w:r>
-      <w:r>
-        <w:t xml:space="preserve">(pregunta 3) son las</w:t>
-      </w:r>
-      <w:r>
-        <w:t xml:space="preserve"> </w:t>
-      </w:r>
-      <w:r>
-        <w:rPr>
-          <w:b/>
-          <w:bCs/>
-        </w:rPr>
-        <w:t xml:space="preserve">soluciones</w:t>
-      </w:r>
-      <w:r>
-        <w:t xml:space="preserve">: como la estructura no aporta lo que falta, el sujeto debe</w:t>
-      </w:r>
-      <w:r>
-        <w:t xml:space="preserve"> </w:t>
-      </w:r>
-      <w:r>
-        <w:rPr>
-          <w:b/>
-          <w:bCs/>
-        </w:rPr>
-        <w:t xml:space="preserve">suplirlo</w:t>
-      </w:r>
-      <w:r>
-        <w:t xml:space="preserve"> </w:t>
-      </w:r>
-      <w:r>
-        <w:t xml:space="preserve">con recursos singulares (nombre, obra, ideal, sustancias, compensación imaginaria, el cuerpo, una causa). Se diferencian por su</w:t>
-      </w:r>
-      <w:r>
-        <w:t xml:space="preserve"> </w:t>
-      </w:r>
-      <w:r>
-        <w:rPr>
-          <w:b/>
-          <w:bCs/>
-        </w:rPr>
-        <w:t xml:space="preserve">eficacia</w:t>
-      </w:r>
-      <w:r>
-        <w:t xml:space="preserve"> </w:t>
-      </w:r>
-      <w:r>
-        <w:t xml:space="preserve">y por sus</w:t>
-      </w:r>
-      <w:r>
-        <w:t xml:space="preserve"> </w:t>
-      </w:r>
-      <w:r>
-        <w:rPr>
-          <w:b/>
-          <w:bCs/>
-        </w:rPr>
-        <w:t xml:space="preserve">elementos</w:t>
-      </w:r>
-      <w:r>
-        <w:t xml:space="preserve">; y se distingue</w:t>
-      </w:r>
-      <w:r>
-        <w:t xml:space="preserve"> </w:t>
-      </w:r>
-      <w:r>
-        <w:rPr>
-          <w:b/>
-          <w:bCs/>
-        </w:rPr>
-        <w:t xml:space="preserve">restitución</w:t>
-      </w:r>
-      <w:r>
-        <w:t xml:space="preserve"> </w:t>
-      </w:r>
-      <w:r>
-        <w:t xml:space="preserve">(el delirio) de</w:t>
-      </w:r>
-      <w:r>
-        <w:t xml:space="preserve"> </w:t>
-      </w:r>
-      <w:r>
-        <w:rPr>
-          <w:b/>
-          <w:bCs/>
-        </w:rPr>
-        <w:t xml:space="preserve">suplencia</w:t>
-      </w:r>
-      <w:r>
-        <w:t xml:space="preserve">.</w:t>
-      </w:r>
-    </w:p>
-    <w:p>
-      <w:pPr>
-        <w:pStyle w:val="BodyText"/>
-      </w:pPr>
-      <w:r>
-        <w:rPr>
-          <w:b/>
-          <w:bCs/>
-        </w:rPr>
-        <w:t xml:space="preserve">Cuando se rompen</w:t>
-      </w:r>
-      <w:r>
-        <w:t xml:space="preserve"> </w:t>
-      </w:r>
-      <w:r>
-        <w:t xml:space="preserve">(pregunta 4): si el sujeto es convocado en un punto donde la solución no alcanza (una</w:t>
-      </w:r>
-      <w:r>
-        <w:t xml:space="preserve"> </w:t>
-      </w:r>
-      <w:r>
-        <w:rPr>
-          <w:b/>
-          <w:bCs/>
-        </w:rPr>
-        <w:t xml:space="preserve">paternidad</w:t>
-      </w:r>
-      <w:r>
-        <w:t xml:space="preserve">, una autoridad, la</w:t>
-      </w:r>
-      <w:r>
-        <w:t xml:space="preserve"> </w:t>
-      </w:r>
-      <w:r>
-        <w:rPr>
-          <w:b/>
-          <w:bCs/>
-        </w:rPr>
-        <w:t xml:space="preserve">sexualidad</w:t>
-      </w:r>
-      <w:r>
-        <w:t xml:space="preserve">, la pérdida de un nombre o un lugar), sobreviene el</w:t>
-      </w:r>
-      <w:r>
-        <w:t xml:space="preserve"> </w:t>
-      </w:r>
-      <w:r>
-        <w:rPr>
-          <w:b/>
-          <w:bCs/>
-        </w:rPr>
-        <w:t xml:space="preserve">desencadenamiento</w:t>
-      </w:r>
-      <w:r>
-        <w:t xml:space="preserve"> </w:t>
-      </w:r>
-      <w:r>
-        <w:t xml:space="preserve">con</w:t>
-      </w:r>
-      <w:r>
-        <w:t xml:space="preserve"> </w:t>
-      </w:r>
-      <w:r>
-        <w:rPr>
-          <w:b/>
-          <w:bCs/>
-        </w:rPr>
-        <w:t xml:space="preserve">efecto cascada</w:t>
-      </w:r>
-      <w:r>
-        <w:t xml:space="preserve">: la</w:t>
-      </w:r>
-      <w:r>
-        <w:t xml:space="preserve"> </w:t>
-      </w:r>
-      <w:r>
-        <w:rPr>
-          <w:i/>
-          <w:iCs/>
-        </w:rPr>
-        <w:t xml:space="preserve">Versagung</w:t>
-      </w:r>
-      <w:r>
-        <w:t xml:space="preserve"> </w:t>
-      </w:r>
-      <w:r>
-        <w:t xml:space="preserve">de la clase 13 aplicada a la psicosis.</w:t>
-      </w:r>
-    </w:p>
-    <w:p>
-      <w:pPr>
-        <w:pStyle w:val="BodyText"/>
-      </w:pPr>
-      <w:r>
-        <w:rPr>
-          <w:b/>
-          <w:bCs/>
-        </w:rPr>
         <w:t xml:space="preserve">Cuando no se rompen</w:t>
       </w:r>
       <w:r>
@@ -967,8 +974,14 @@
     </w:p>
     <w:p>
       <w:pPr>
-        <w:pStyle w:val="BodyText"/>
-      </w:pPr>
+        <w:pStyle w:val="RecuadroParcial"/>
+      </w:pPr>
+      <w:r>
+        <w:t xml:space="preserve">🎯</w:t>
+      </w:r>
+      <w:r>
+        <w:t xml:space="preserve"> </w:t>
+      </w:r>
       <w:r>
         <w:rPr>
           <w:b/>
@@ -1028,7 +1041,7 @@
         <w:t xml:space="preserve"> </w:t>
       </w:r>
       <w:r>
-        <w:t xml:space="preserve">es leer la solución que no se rompió. Y recordá que T13 y T21 solos no alcanzan: la guía los completa con T01 y T14 (ver los avisos al inicio de las respuestas).</w:t>
+        <w:t xml:space="preserve">es leer la solución que no se rompió. Y recordá que Freud (1924/1996) y Heinrich (1997) solos no alcanzan: la guía los completa con Belucci (2014b) y Belucci (2014a) (ver los avisos al inicio de las respuestas).</w:t>
       </w:r>
     </w:p>
     <w:p>
@@ -1638,482 +1651,643 @@
     </w:p>
     <w:p>
       <w:pPr>
-        <w:pStyle w:val="FirstParagraph"/>
-      </w:pPr>
-      <w:r>
-        <w:t xml:space="preserve">En las psicosis, dice Belucci, «</w:t>
-      </w:r>
-      <w:r>
-        <w:rPr>
-          <w:b/>
-          <w:bCs/>
-        </w:rPr>
-        <w:t xml:space="preserve">el lazo del sujeto al Otro no ha sido legalizado por el Padre</w:t>
-      </w:r>
-      <w:r>
-        <w:t xml:space="preserve">» (T01, p. 15). El Padre es un</w:t>
-      </w:r>
-      <w:r>
-        <w:t xml:space="preserve"> </w:t>
-      </w:r>
-      <w:r>
-        <w:rPr>
-          <w:b/>
-          <w:bCs/>
-        </w:rPr>
-        <w:t xml:space="preserve">operador</w:t>
-      </w:r>
-      <w:r>
-        <w:t xml:space="preserve"> </w:t>
-      </w:r>
-      <w:r>
-        <w:t xml:space="preserve">de la estructura con una</w:t>
-      </w:r>
-      <w:r>
-        <w:t xml:space="preserve"> </w:t>
-      </w:r>
-      <w:r>
-        <w:rPr>
-          <w:b/>
-          <w:bCs/>
-        </w:rPr>
-        <w:t xml:space="preserve">propiedad ordenadora</w:t>
-      </w:r>
-      <w:r>
-        <w:t xml:space="preserve">, que aporta fundamentalmente la función de un</w:t>
-      </w:r>
-      <w:r>
-        <w:t xml:space="preserve"> </w:t>
-      </w:r>
-      <w:r>
-        <w:rPr>
-          <w:b/>
-          <w:bCs/>
-        </w:rPr>
-        <w:t xml:space="preserve">límite</w:t>
-      </w:r>
-      <w:r>
-        <w:t xml:space="preserve"> </w:t>
-      </w:r>
-      <w:r>
-        <w:t xml:space="preserve">y la posibilidad de una</w:t>
-      </w:r>
-      <w:r>
-        <w:t xml:space="preserve"> </w:t>
-      </w:r>
-      <w:r>
-        <w:rPr>
-          <w:b/>
-          <w:bCs/>
-        </w:rPr>
-        <w:t xml:space="preserve">salida</w:t>
-      </w:r>
-      <w:r>
-        <w:t xml:space="preserve"> </w:t>
-      </w:r>
-      <w:r>
-        <w:t xml:space="preserve">(metáfora paterna, que toma cuerpo en los tiempos del Edipo); si la Ley del Padre operó, el goce del Otro queda</w:t>
-      </w:r>
-      <w:r>
-        <w:t xml:space="preserve"> </w:t>
-      </w:r>
-      <w:r>
-        <w:rPr>
-          <w:b/>
-          <w:bCs/>
-        </w:rPr>
-        <w:t xml:space="preserve">negativizado</w:t>
-      </w:r>
-      <w:r>
-        <w:t xml:space="preserve">: hay una pérdida de goce en el origen que ya no será revertida (T01, pp. 15-16). Lacan postuló en 1958 el mecanismo de la</w:t>
-      </w:r>
-      <w:r>
-        <w:t xml:space="preserve"> </w:t>
-      </w:r>
-      <w:r>
-        <w:rPr>
-          <w:b/>
-          <w:bCs/>
-        </w:rPr>
-        <w:t xml:space="preserve">forclusión del Nombre-del-Padre</w:t>
-      </w:r>
-      <w:r>
-        <w:t xml:space="preserve">. «Forclusión» es un término del vocabulario</w:t>
-      </w:r>
-      <w:r>
-        <w:t xml:space="preserve"> </w:t>
-      </w:r>
-      <w:r>
-        <w:rPr>
-          <w:b/>
-          <w:bCs/>
-        </w:rPr>
-        <w:t xml:space="preserve">jurídico</w:t>
-      </w:r>
-      <w:r>
-        <w:t xml:space="preserve"> </w:t>
-      </w:r>
-      <w:r>
-        <w:t xml:space="preserve">francés: un derecho o facultad no ejercido a su debido tiempo</w:t>
-      </w:r>
-      <w:r>
-        <w:t xml:space="preserve"> </w:t>
-      </w:r>
-      <w:r>
-        <w:rPr>
-          <w:b/>
-          <w:bCs/>
-        </w:rPr>
-        <w:t xml:space="preserve">ya no puede ejercerse con posterioridad</w:t>
-      </w:r>
-      <w:r>
-        <w:t xml:space="preserve">. Aplicado al Nombre-del-Padre: si este término ordenador</w:t>
-      </w:r>
-      <w:r>
-        <w:t xml:space="preserve"> </w:t>
-      </w:r>
-      <w:r>
-        <w:rPr>
-          <w:b/>
-          <w:bCs/>
-        </w:rPr>
-        <w:t xml:space="preserve">no ocupó su lugar en el Otro en el origen mismo de la estructura</w:t>
-      </w:r>
-      <w:r>
-        <w:t xml:space="preserve">, no podrá disponerse de él cuando se lo requiera y</w:t>
-      </w:r>
-      <w:r>
-        <w:t xml:space="preserve"> </w:t>
-      </w:r>
-      <w:r>
-        <w:rPr>
-          <w:b/>
-          <w:bCs/>
-        </w:rPr>
-        <w:t xml:space="preserve">el lazo del sujeto a su Otro no estará ordenado por la Ley</w:t>
-      </w:r>
-      <w:r>
-        <w:t xml:space="preserve">. Es la</w:t>
-      </w:r>
-      <w:r>
-        <w:t xml:space="preserve"> </w:t>
-      </w:r>
-      <w:r>
-        <w:rPr>
-          <w:b/>
-          <w:bCs/>
-        </w:rPr>
-        <w:t xml:space="preserve">contracara de la metáfora paterna</w:t>
-      </w:r>
-      <w:r>
-        <w:t xml:space="preserve"> </w:t>
-      </w:r>
-      <w:r>
-        <w:t xml:space="preserve">y, como ella, una operación</w:t>
-      </w:r>
-      <w:r>
-        <w:t xml:space="preserve"> </w:t>
-      </w:r>
-      <w:r>
-        <w:rPr>
-          <w:b/>
-          <w:bCs/>
-        </w:rPr>
-        <w:t xml:space="preserve">de la que solo se puede decir que ocurrió o no ocurrió</w:t>
-      </w:r>
-      <w:r>
-        <w:t xml:space="preserve">: no es fechable ni se despliega en la diacronía; y siendo la metáfora paterna condición del Edipo, se infiere que</w:t>
-      </w:r>
-      <w:r>
-        <w:t xml:space="preserve"> </w:t>
-      </w:r>
-      <w:r>
-        <w:rPr>
-          <w:b/>
-          <w:bCs/>
-        </w:rPr>
-        <w:t xml:space="preserve">en las psicosis no lo hay</w:t>
-      </w:r>
-      <w:r>
-        <w:t xml:space="preserve"> </w:t>
-      </w:r>
-      <w:r>
-        <w:t xml:space="preserve">(T01, p. 16). Antecedente freudiano: la</w:t>
-      </w:r>
-      <w:r>
-        <w:t xml:space="preserve"> </w:t>
-      </w:r>
-      <w:r>
-        <w:rPr>
-          <w:b/>
-          <w:bCs/>
-        </w:rPr>
-        <w:t xml:space="preserve">desestimación (</w:t>
-      </w:r>
-      <w:r>
-        <w:rPr>
-          <w:b/>
-          <w:bCs/>
+        <w:pStyle w:val="RecuadroEsqueleto"/>
+      </w:pPr>
+      <w:r>
+        <w:rPr>
+          <w:b/>
+          <w:bCs/>
+        </w:rPr>
+        <w:t xml:space="preserve">Esqueleto de la respuesta:</w:t>
+      </w:r>
+    </w:p>
+    <w:p>
+      <w:pPr>
+        <w:pStyle w:val="RecuadroEsqueleto"/>
+      </w:pPr>
+      <w:r>
+        <w:t xml:space="preserve">1. </w:t>
+      </w:r>
+      <w:r>
+        <w:rPr>
+          <w:b/>
+          <w:bCs/>
+        </w:rPr>
+        <w:t xml:space="preserve">Tesis:</w:t>
+      </w:r>
+      <w:r>
+        <w:t xml:space="preserve"> </w:t>
+      </w:r>
+      <w:r>
+        <w:t xml:space="preserve">en las psicosis el lazo del sujeto al Otro no fue legalizado por el Padre (Belucci, 2014b, p. 15).</w:t>
+      </w:r>
+    </w:p>
+    <w:p>
+      <w:pPr>
+        <w:pStyle w:val="RecuadroEsqueleto"/>
+      </w:pPr>
+      <w:r>
+        <w:t xml:space="preserve">2. </w:t>
+      </w:r>
+      <w:r>
+        <w:rPr>
+          <w:b/>
+          <w:bCs/>
+        </w:rPr>
+        <w:t xml:space="preserve">Forclusión:</w:t>
+      </w:r>
+      <w:r>
+        <w:t xml:space="preserve"> </w:t>
+      </w:r>
+      <w:r>
+        <w:t xml:space="preserve">término jurídico: un derecho no ejercido a tiempo ya no puede ejercerse; no es fechable (Belucci, 2014b, p. 16).</w:t>
+      </w:r>
+    </w:p>
+    <w:p>
+      <w:pPr>
+        <w:pStyle w:val="RecuadroEsqueleto"/>
+      </w:pPr>
+      <w:r>
+        <w:t xml:space="preserve">3. </w:t>
+      </w:r>
+      <w:r>
+        <w:rPr>
+          <w:b/>
+          <w:bCs/>
+        </w:rPr>
+        <w:t xml:space="preserve">Antecedente freudiano:</w:t>
+      </w:r>
+      <w:r>
+        <w:t xml:space="preserve"> </w:t>
+      </w:r>
+      <w:r>
+        <w:t xml:space="preserve">la desestimación (</w:t>
+      </w:r>
+      <w:r>
+        <w:rPr>
           <w:i/>
           <w:iCs/>
         </w:rPr>
         <w:t xml:space="preserve">Verwerfung</w:t>
       </w:r>
       <w:r>
-        <w:rPr>
-          <w:b/>
-          <w:bCs/>
-        </w:rPr>
-        <w:t xml:space="preserve">)</w:t>
-      </w:r>
-      <w:r>
-        <w:t xml:space="preserve"> </w:t>
-      </w:r>
-      <w:r>
-        <w:t xml:space="preserve">de 1894 y el yo que «se crea, soberanamente, un nuevo mundo exterior e interior» (T13; T02, p. 15).</w:t>
-      </w:r>
-    </w:p>
-    <w:p>
-      <w:pPr>
-        <w:pStyle w:val="BodyText"/>
-      </w:pPr>
-      <w:r>
-        <w:t xml:space="preserve">Las</w:t>
-      </w:r>
-      <w:r>
-        <w:t xml:space="preserve"> </w:t>
-      </w:r>
-      <w:r>
-        <w:rPr>
-          <w:b/>
-          <w:bCs/>
-        </w:rPr>
-        <w:t xml:space="preserve">consecuencias estructurales</w:t>
-      </w:r>
-      <w:r>
-        <w:t xml:space="preserve"> </w:t>
-      </w:r>
-      <w:r>
-        <w:t xml:space="preserve">son: (1)</w:t>
-      </w:r>
-      <w:r>
-        <w:t xml:space="preserve"> </w:t>
-      </w:r>
-      <w:r>
-        <w:rPr>
-          <w:b/>
-          <w:bCs/>
-        </w:rPr>
-        <w:t xml:space="preserve">no hay límite ni salida garantizados</w:t>
-      </w:r>
-      <w:r>
-        <w:t xml:space="preserve">: el sujeto debe suplir lo que la estructura no aporta; si fracasa, se confronta a un</w:t>
-      </w:r>
-      <w:r>
-        <w:t xml:space="preserve"> </w:t>
-      </w:r>
-      <w:r>
-        <w:rPr>
-          <w:b/>
-          <w:bCs/>
-        </w:rPr>
-        <w:t xml:space="preserve">goce potencialmente ilimitado y arrasador</w:t>
-      </w:r>
-      <w:r>
-        <w:t xml:space="preserve">, entre la «</w:t>
-      </w:r>
-      <w:r>
-        <w:rPr>
-          <w:b/>
-          <w:bCs/>
-        </w:rPr>
-        <w:t xml:space="preserve">encerrona endogámica</w:t>
-      </w:r>
-      <w:r>
-        <w:t xml:space="preserve">» y la «</w:t>
-      </w:r>
-      <w:r>
-        <w:rPr>
-          <w:b/>
-          <w:bCs/>
-        </w:rPr>
-        <w:t xml:space="preserve">errancia</w:t>
-      </w:r>
-      <w:r>
-        <w:t xml:space="preserve">» (reducido a un residuo del Otro); (2) la</w:t>
-      </w:r>
-      <w:r>
-        <w:t xml:space="preserve"> </w:t>
-      </w:r>
-      <w:r>
-        <w:rPr>
-          <w:b/>
-          <w:bCs/>
-        </w:rPr>
-        <w:t xml:space="preserve">elisión del falo</w:t>
-      </w:r>
-      <w:r>
-        <w:t xml:space="preserve">, segundo operador fundamental, con todas sus funciones afectadas: significante del deseo (rige la</w:t>
-      </w:r>
-      <w:r>
-        <w:t xml:space="preserve"> </w:t>
-      </w:r>
-      <w:r>
-        <w:rPr>
-          <w:b/>
-          <w:bCs/>
-        </w:rPr>
-        <w:t xml:space="preserve">holofrase</w:t>
-      </w:r>
-      <w:r>
-        <w:t xml:space="preserve">, no la lógica del intervalo),</w:t>
-      </w:r>
-      <w:r>
-        <w:t xml:space="preserve"> </w:t>
-      </w:r>
-      <w:r>
-        <w:rPr>
-          <w:b/>
-          <w:bCs/>
-        </w:rPr>
-        <w:t xml:space="preserve">significación fálica</w:t>
-      </w:r>
-      <w:r>
-        <w:t xml:space="preserve"> </w:t>
-      </w:r>
-      <w:r>
-        <w:t xml:space="preserve">(emergen</w:t>
-      </w:r>
-      <w:r>
-        <w:t xml:space="preserve"> </w:t>
-      </w:r>
-      <w:r>
-        <w:rPr>
-          <w:b/>
-          <w:bCs/>
-        </w:rPr>
-        <w:t xml:space="preserve">significaciones absolutas</w:t>
-      </w:r>
-      <w:r>
-        <w:t xml:space="preserve">: intuiciones delirantes, neologismos, «el Elegido»),</w:t>
-      </w:r>
-      <w:r>
-        <w:t xml:space="preserve"> </w:t>
-      </w:r>
-      <w:r>
-        <w:rPr>
-          <w:b/>
-          <w:bCs/>
-        </w:rPr>
-        <w:t xml:space="preserve">medida y valor</w:t>
-      </w:r>
-      <w:r>
-        <w:t xml:space="preserve"> </w:t>
-      </w:r>
-      <w:r>
-        <w:t xml:space="preserve">(devaluación generalizada, o inflación megalómana del yo),</w:t>
-      </w:r>
-      <w:r>
-        <w:t xml:space="preserve"> </w:t>
-      </w:r>
-      <w:r>
-        <w:rPr>
-          <w:b/>
-          <w:bCs/>
-        </w:rPr>
-        <w:t xml:space="preserve">sexuación</w:t>
-      </w:r>
-      <w:r>
-        <w:t xml:space="preserve"> </w:t>
-      </w:r>
-      <w:r>
-        <w:t xml:space="preserve">(desencadenamientos en la pubertad: «empuje-a-la-mujer»),</w:t>
-      </w:r>
-      <w:r>
-        <w:t xml:space="preserve"> </w:t>
-      </w:r>
-      <w:r>
-        <w:rPr>
-          <w:b/>
-          <w:bCs/>
-        </w:rPr>
-        <w:t xml:space="preserve">vitalización</w:t>
-      </w:r>
-      <w:r>
-        <w:t xml:space="preserve"> </w:t>
-      </w:r>
-      <w:r>
-        <w:t xml:space="preserve">(desvitalización, inercia, pasaje al acto) y regulación de la</w:t>
-      </w:r>
-      <w:r>
-        <w:t xml:space="preserve"> </w:t>
-      </w:r>
-      <w:r>
-        <w:rPr>
-          <w:b/>
-          <w:bCs/>
-        </w:rPr>
-        <w:t xml:space="preserve">relación con los semejantes</w:t>
-      </w:r>
-      <w:r>
-        <w:t xml:space="preserve"> </w:t>
-      </w:r>
-      <w:r>
-        <w:t xml:space="preserve">(relación paranoica); (3) la</w:t>
-      </w:r>
-      <w:r>
-        <w:t xml:space="preserve"> </w:t>
-      </w:r>
-      <w:r>
-        <w:rPr>
-          <w:b/>
-          <w:bCs/>
-        </w:rPr>
+        <w:t xml:space="preserve">) de 1894 y el nuevo mundo exterior de 1924 (Freud, 1894/1996, p. 15; Freud, 1924/1996).</w:t>
+      </w:r>
+    </w:p>
+    <w:p>
+      <w:pPr>
+        <w:pStyle w:val="RecuadroEsqueleto"/>
+      </w:pPr>
+      <w:r>
+        <w:t xml:space="preserve">4. </w:t>
+      </w:r>
+      <w:r>
+        <w:rPr>
+          <w:b/>
+          <w:bCs/>
+        </w:rPr>
+        <w:t xml:space="preserve">Consecuencia 1:</w:t>
+      </w:r>
+      <w:r>
+        <w:t xml:space="preserve"> </w:t>
+      </w:r>
+      <w:r>
+        <w:t xml:space="preserve">sin límite ni salida; goce ilimitado; encerrona o errancia.</w:t>
+      </w:r>
+    </w:p>
+    <w:p>
+      <w:pPr>
+        <w:pStyle w:val="RecuadroEsqueleto"/>
+      </w:pPr>
+      <w:r>
+        <w:t xml:space="preserve">5. </w:t>
+      </w:r>
+      <w:r>
+        <w:rPr>
+          <w:b/>
+          <w:bCs/>
+        </w:rPr>
+        <w:t xml:space="preserve">Consecuencia 2:</w:t>
+      </w:r>
+      <w:r>
+        <w:t xml:space="preserve"> </w:t>
+      </w:r>
+      <w:r>
+        <w:t xml:space="preserve">elisión del falo (holofrase, significaciones absolutas, medida, sexuación, vitalización).</w:t>
+      </w:r>
+    </w:p>
+    <w:p>
+      <w:pPr>
+        <w:pStyle w:val="RecuadroEsqueleto"/>
+      </w:pPr>
+      <w:r>
+        <w:t xml:space="preserve">6. </w:t>
+      </w:r>
+      <w:r>
+        <w:rPr>
+          <w:b/>
+          <w:bCs/>
+        </w:rPr>
+        <w:t xml:space="preserve">Cierre (otras consecuencias):</w:t>
+      </w:r>
+      <w:r>
+        <w:t xml:space="preserve"> </w:t>
+      </w:r>
+      <w:r>
         <w:t xml:space="preserve">no extracción del objeto</w:t>
       </w:r>
       <w:r>
-        <w:rPr>
-          <w:b/>
-          <w:bCs/>
-        </w:rPr>
-        <w:t xml:space="preserve"> </w:t>
-      </w:r>
-      <w:r>
-        <w:rPr>
-          <w:b/>
-          <w:bCs/>
+        <w:t xml:space="preserve"> </w:t>
+      </w:r>
+      <w:r>
+        <w:rPr>
           <w:i/>
           <w:iCs/>
         </w:rPr>
         <w:t xml:space="preserve">a</w:t>
       </w:r>
       <w:r>
-        <w:t xml:space="preserve">, solidaria del</w:t>
-      </w:r>
-      <w:r>
-        <w:t xml:space="preserve"> </w:t>
-      </w:r>
-      <w:r>
-        <w:rPr>
-          <w:b/>
-          <w:bCs/>
-        </w:rPr>
-        <w:t xml:space="preserve">fracaso en la escritura del fantasma</w:t>
-      </w:r>
-      <w:r>
-        <w:t xml:space="preserve">: el sujeto queda como potencial objeto</w:t>
-      </w:r>
-      <w:r>
-        <w:t xml:space="preserve"> </w:t>
-      </w:r>
-      <w:r>
-        <w:rPr>
+        <w:t xml:space="preserve">; fracaso del fantasma y del cuerpo; deslocalización del afecto; fuera de discurso.</w:t>
+      </w:r>
+    </w:p>
+    <w:p>
+      <w:pPr>
+        <w:pStyle w:val="BodyText"/>
+      </w:pPr>
+      <w:r>
+        <w:t xml:space="preserve">En las psicosis, dice Belucci, «</w:t>
+      </w:r>
+      <w:r>
+        <w:rPr>
+          <w:b/>
+          <w:bCs/>
+        </w:rPr>
+        <w:t xml:space="preserve">el lazo del sujeto al Otro no ha sido legalizado por el Padre</w:t>
+      </w:r>
+      <w:r>
+        <w:t xml:space="preserve">» (Belucci, 2014b, p. 15). El Padre es un</w:t>
+      </w:r>
+      <w:r>
+        <w:t xml:space="preserve"> </w:t>
+      </w:r>
+      <w:r>
+        <w:rPr>
+          <w:b/>
+          <w:bCs/>
+        </w:rPr>
+        <w:t xml:space="preserve">operador</w:t>
+      </w:r>
+      <w:r>
+        <w:t xml:space="preserve"> </w:t>
+      </w:r>
+      <w:r>
+        <w:t xml:space="preserve">de la estructura con una</w:t>
+      </w:r>
+      <w:r>
+        <w:t xml:space="preserve"> </w:t>
+      </w:r>
+      <w:r>
+        <w:rPr>
+          <w:b/>
+          <w:bCs/>
+        </w:rPr>
+        <w:t xml:space="preserve">propiedad ordenadora</w:t>
+      </w:r>
+      <w:r>
+        <w:t xml:space="preserve">, que aporta fundamentalmente la función de un</w:t>
+      </w:r>
+      <w:r>
+        <w:t xml:space="preserve"> </w:t>
+      </w:r>
+      <w:r>
+        <w:rPr>
+          <w:b/>
+          <w:bCs/>
+        </w:rPr>
+        <w:t xml:space="preserve">límite</w:t>
+      </w:r>
+      <w:r>
+        <w:t xml:space="preserve"> </w:t>
+      </w:r>
+      <w:r>
+        <w:t xml:space="preserve">y la posibilidad de una</w:t>
+      </w:r>
+      <w:r>
+        <w:t xml:space="preserve"> </w:t>
+      </w:r>
+      <w:r>
+        <w:rPr>
+          <w:b/>
+          <w:bCs/>
+        </w:rPr>
+        <w:t xml:space="preserve">salida</w:t>
+      </w:r>
+      <w:r>
+        <w:t xml:space="preserve"> </w:t>
+      </w:r>
+      <w:r>
+        <w:t xml:space="preserve">(metáfora paterna, que toma cuerpo en los tiempos del Edipo); si la Ley del Padre operó, el goce del Otro queda</w:t>
+      </w:r>
+      <w:r>
+        <w:t xml:space="preserve"> </w:t>
+      </w:r>
+      <w:r>
+        <w:rPr>
+          <w:b/>
+          <w:bCs/>
+        </w:rPr>
+        <w:t xml:space="preserve">negativizado</w:t>
+      </w:r>
+      <w:r>
+        <w:t xml:space="preserve">: hay una pérdida de goce en el origen que ya no será revertida (Belucci, 2014b, pp. 15-16). Lacan postuló en 1958 el mecanismo de la</w:t>
+      </w:r>
+      <w:r>
+        <w:t xml:space="preserve"> </w:t>
+      </w:r>
+      <w:r>
+        <w:rPr>
+          <w:b/>
+          <w:bCs/>
+        </w:rPr>
+        <w:t xml:space="preserve">forclusión del Nombre-del-Padre</w:t>
+      </w:r>
+      <w:r>
+        <w:t xml:space="preserve">. «Forclusión» es un término del vocabulario</w:t>
+      </w:r>
+      <w:r>
+        <w:t xml:space="preserve"> </w:t>
+      </w:r>
+      <w:r>
+        <w:rPr>
+          <w:b/>
+          <w:bCs/>
+        </w:rPr>
+        <w:t xml:space="preserve">jurídico</w:t>
+      </w:r>
+      <w:r>
+        <w:t xml:space="preserve"> </w:t>
+      </w:r>
+      <w:r>
+        <w:t xml:space="preserve">francés: un derecho o facultad no ejercido a su debido tiempo</w:t>
+      </w:r>
+      <w:r>
+        <w:t xml:space="preserve"> </w:t>
+      </w:r>
+      <w:r>
+        <w:rPr>
+          <w:b/>
+          <w:bCs/>
+        </w:rPr>
+        <w:t xml:space="preserve">ya no puede ejercerse con posterioridad</w:t>
+      </w:r>
+      <w:r>
+        <w:t xml:space="preserve">. Aplicado al Nombre-del-Padre: si este término ordenador</w:t>
+      </w:r>
+      <w:r>
+        <w:t xml:space="preserve"> </w:t>
+      </w:r>
+      <w:r>
+        <w:rPr>
+          <w:b/>
+          <w:bCs/>
+        </w:rPr>
+        <w:t xml:space="preserve">no ocupó su lugar en el Otro en el origen mismo de la estructura</w:t>
+      </w:r>
+      <w:r>
+        <w:t xml:space="preserve">, no podrá disponerse de él cuando se lo requiera y</w:t>
+      </w:r>
+      <w:r>
+        <w:t xml:space="preserve"> </w:t>
+      </w:r>
+      <w:r>
+        <w:rPr>
+          <w:b/>
+          <w:bCs/>
+        </w:rPr>
+        <w:t xml:space="preserve">el lazo del sujeto a su Otro no estará ordenado por la Ley</w:t>
+      </w:r>
+      <w:r>
+        <w:t xml:space="preserve">. Es la</w:t>
+      </w:r>
+      <w:r>
+        <w:t xml:space="preserve"> </w:t>
+      </w:r>
+      <w:r>
+        <w:rPr>
+          <w:b/>
+          <w:bCs/>
+        </w:rPr>
+        <w:t xml:space="preserve">contracara de la metáfora paterna</w:t>
+      </w:r>
+      <w:r>
+        <w:t xml:space="preserve"> </w:t>
+      </w:r>
+      <w:r>
+        <w:t xml:space="preserve">y, como ella, una operación</w:t>
+      </w:r>
+      <w:r>
+        <w:t xml:space="preserve"> </w:t>
+      </w:r>
+      <w:r>
+        <w:rPr>
+          <w:b/>
+          <w:bCs/>
+        </w:rPr>
+        <w:t xml:space="preserve">de la que solo se puede decir que ocurrió o no ocurrió</w:t>
+      </w:r>
+      <w:r>
+        <w:t xml:space="preserve">: no es fechable ni se despliega en la diacronía; y siendo la metáfora paterna condición del Edipo, se infiere que</w:t>
+      </w:r>
+      <w:r>
+        <w:t xml:space="preserve"> </w:t>
+      </w:r>
+      <w:r>
+        <w:rPr>
+          <w:b/>
+          <w:bCs/>
+        </w:rPr>
+        <w:t xml:space="preserve">en las psicosis no lo hay</w:t>
+      </w:r>
+      <w:r>
+        <w:t xml:space="preserve"> </w:t>
+      </w:r>
+      <w:r>
+        <w:t xml:space="preserve">(Belucci, 2014b, p. 16). Antecedente freudiano: la</w:t>
+      </w:r>
+      <w:r>
+        <w:t xml:space="preserve"> </w:t>
+      </w:r>
+      <w:r>
+        <w:rPr>
+          <w:b/>
+          <w:bCs/>
+        </w:rPr>
+        <w:t xml:space="preserve">desestimación (</w:t>
+      </w:r>
+      <w:r>
+        <w:rPr>
+          <w:b/>
+          <w:bCs/>
           <w:i/>
           <w:iCs/>
         </w:rPr>
+        <w:t xml:space="preserve">Verwerfung</w:t>
+      </w:r>
+      <w:r>
+        <w:rPr>
+          <w:b/>
+          <w:bCs/>
+        </w:rPr>
+        <w:t xml:space="preserve">)</w:t>
+      </w:r>
+      <w:r>
+        <w:t xml:space="preserve"> </w:t>
+      </w:r>
+      <w:r>
+        <w:t xml:space="preserve">de 1894 y el yo que «se crea, soberanamente, un nuevo mundo exterior e interior» (Freud, 1924/1996; Freud, 1894/1996, p. 15).</w:t>
+      </w:r>
+    </w:p>
+    <w:p>
+      <w:pPr>
+        <w:pStyle w:val="BodyText"/>
+      </w:pPr>
+      <w:r>
+        <w:t xml:space="preserve">Las</w:t>
+      </w:r>
+      <w:r>
+        <w:t xml:space="preserve"> </w:t>
+      </w:r>
+      <w:r>
+        <w:rPr>
+          <w:b/>
+          <w:bCs/>
+        </w:rPr>
+        <w:t xml:space="preserve">consecuencias estructurales</w:t>
+      </w:r>
+      <w:r>
+        <w:t xml:space="preserve"> </w:t>
+      </w:r>
+      <w:r>
+        <w:t xml:space="preserve">son: (1)</w:t>
+      </w:r>
+      <w:r>
+        <w:t xml:space="preserve"> </w:t>
+      </w:r>
+      <w:r>
+        <w:rPr>
+          <w:b/>
+          <w:bCs/>
+        </w:rPr>
+        <w:t xml:space="preserve">no hay límite ni salida garantizados</w:t>
+      </w:r>
+      <w:r>
+        <w:t xml:space="preserve">: el sujeto debe suplir lo que la estructura no aporta; si fracasa, se confronta a un</w:t>
+      </w:r>
+      <w:r>
+        <w:t xml:space="preserve"> </w:t>
+      </w:r>
+      <w:r>
+        <w:rPr>
+          <w:b/>
+          <w:bCs/>
+        </w:rPr>
+        <w:t xml:space="preserve">goce potencialmente ilimitado y arrasador</w:t>
+      </w:r>
+      <w:r>
+        <w:t xml:space="preserve">, entre la «</w:t>
+      </w:r>
+      <w:r>
+        <w:rPr>
+          <w:b/>
+          <w:bCs/>
+        </w:rPr>
+        <w:t xml:space="preserve">encerrona endogámica</w:t>
+      </w:r>
+      <w:r>
+        <w:t xml:space="preserve">» y la «</w:t>
+      </w:r>
+      <w:r>
+        <w:rPr>
+          <w:b/>
+          <w:bCs/>
+        </w:rPr>
+        <w:t xml:space="preserve">errancia</w:t>
+      </w:r>
+      <w:r>
+        <w:t xml:space="preserve">» (reducido a un residuo del Otro); (2) la</w:t>
+      </w:r>
+      <w:r>
+        <w:t xml:space="preserve"> </w:t>
+      </w:r>
+      <w:r>
+        <w:rPr>
+          <w:b/>
+          <w:bCs/>
+        </w:rPr>
+        <w:t xml:space="preserve">elisión del falo</w:t>
+      </w:r>
+      <w:r>
+        <w:t xml:space="preserve">, segundo operador fundamental, con todas sus funciones afectadas: significante del deseo (rige la</w:t>
+      </w:r>
+      <w:r>
+        <w:t xml:space="preserve"> </w:t>
+      </w:r>
+      <w:r>
+        <w:rPr>
+          <w:b/>
+          <w:bCs/>
+        </w:rPr>
+        <w:t xml:space="preserve">holofrase</w:t>
+      </w:r>
+      <w:r>
+        <w:t xml:space="preserve">, no la lógica del intervalo),</w:t>
+      </w:r>
+      <w:r>
+        <w:t xml:space="preserve"> </w:t>
+      </w:r>
+      <w:r>
+        <w:rPr>
+          <w:b/>
+          <w:bCs/>
+        </w:rPr>
+        <w:t xml:space="preserve">significación fálica</w:t>
+      </w:r>
+      <w:r>
+        <w:t xml:space="preserve"> </w:t>
+      </w:r>
+      <w:r>
+        <w:t xml:space="preserve">(emergen</w:t>
+      </w:r>
+      <w:r>
+        <w:t xml:space="preserve"> </w:t>
+      </w:r>
+      <w:r>
+        <w:rPr>
+          <w:b/>
+          <w:bCs/>
+        </w:rPr>
+        <w:t xml:space="preserve">significaciones absolutas</w:t>
+      </w:r>
+      <w:r>
+        <w:t xml:space="preserve">: intuiciones delirantes, neologismos, «el Elegido»),</w:t>
+      </w:r>
+      <w:r>
+        <w:t xml:space="preserve"> </w:t>
+      </w:r>
+      <w:r>
+        <w:rPr>
+          <w:b/>
+          <w:bCs/>
+        </w:rPr>
+        <w:t xml:space="preserve">medida y valor</w:t>
+      </w:r>
+      <w:r>
+        <w:t xml:space="preserve"> </w:t>
+      </w:r>
+      <w:r>
+        <w:t xml:space="preserve">(devaluación generalizada, o inflación megalómana del yo),</w:t>
+      </w:r>
+      <w:r>
+        <w:t xml:space="preserve"> </w:t>
+      </w:r>
+      <w:r>
+        <w:rPr>
+          <w:b/>
+          <w:bCs/>
+        </w:rPr>
+        <w:t xml:space="preserve">sexuación</w:t>
+      </w:r>
+      <w:r>
+        <w:t xml:space="preserve"> </w:t>
+      </w:r>
+      <w:r>
+        <w:t xml:space="preserve">(desencadenamientos en la pubertad: «empuje-a-la-mujer»),</w:t>
+      </w:r>
+      <w:r>
+        <w:t xml:space="preserve"> </w:t>
+      </w:r>
+      <w:r>
+        <w:rPr>
+          <w:b/>
+          <w:bCs/>
+        </w:rPr>
+        <w:t xml:space="preserve">vitalización</w:t>
+      </w:r>
+      <w:r>
+        <w:t xml:space="preserve"> </w:t>
+      </w:r>
+      <w:r>
+        <w:t xml:space="preserve">(desvitalización, inercia, pasaje al acto) y regulación de la</w:t>
+      </w:r>
+      <w:r>
+        <w:t xml:space="preserve"> </w:t>
+      </w:r>
+      <w:r>
+        <w:rPr>
+          <w:b/>
+          <w:bCs/>
+        </w:rPr>
+        <w:t xml:space="preserve">relación con los semejantes</w:t>
+      </w:r>
+      <w:r>
+        <w:t xml:space="preserve"> </w:t>
+      </w:r>
+      <w:r>
+        <w:t xml:space="preserve">(relación paranoica); (3) la</w:t>
+      </w:r>
+      <w:r>
+        <w:t xml:space="preserve"> </w:t>
+      </w:r>
+      <w:r>
+        <w:rPr>
+          <w:b/>
+          <w:bCs/>
+        </w:rPr>
+        <w:t xml:space="preserve">no extracción del objeto</w:t>
+      </w:r>
+      <w:r>
+        <w:rPr>
+          <w:b/>
+          <w:bCs/>
+        </w:rPr>
+        <w:t xml:space="preserve"> </w:t>
+      </w:r>
+      <w:r>
+        <w:rPr>
+          <w:b/>
+          <w:bCs/>
+          <w:i/>
+          <w:iCs/>
+        </w:rPr>
         <w:t xml:space="preserve">a</w:t>
       </w:r>
       <w:r>
+        <w:t xml:space="preserve">, solidaria del</w:t>
+      </w:r>
+      <w:r>
+        <w:t xml:space="preserve"> </w:t>
+      </w:r>
+      <w:r>
+        <w:rPr>
+          <w:b/>
+          <w:bCs/>
+        </w:rPr>
+        <w:t xml:space="preserve">fracaso en la escritura del fantasma</w:t>
+      </w:r>
+      <w:r>
+        <w:t xml:space="preserve">: el sujeto queda como potencial objeto</w:t>
+      </w:r>
+      <w:r>
+        <w:t xml:space="preserve"> </w:t>
+      </w:r>
+      <w:r>
+        <w:rPr>
+          <w:i/>
+          <w:iCs/>
+        </w:rPr>
+        <w:t xml:space="preserve">a</w:t>
+      </w:r>
+      <w:r>
         <w:t xml:space="preserve"> </w:t>
       </w:r>
       <w:r>
@@ -2173,6 +2347,56 @@
           <w:bCs/>
         </w:rPr>
         <w:t xml:space="preserve">exclusión del lazo social, «fuera-de-discurso»</w:t>
+      </w:r>
+      <w:r>
+        <w:t xml:space="preserve">.</w:t>
+      </w:r>
+    </w:p>
+    <w:p>
+      <w:pPr>
+        <w:pStyle w:val="RecuadroAtencion"/>
+      </w:pPr>
+      <w:r>
+        <w:t xml:space="preserve">⚠</w:t>
+      </w:r>
+      <w:r>
+        <w:t xml:space="preserve"> </w:t>
+      </w:r>
+      <w:r>
+        <w:rPr>
+          <w:b/>
+          <w:bCs/>
+        </w:rPr>
+        <w:t xml:space="preserve">No confundir:</w:t>
+      </w:r>
+      <w:r>
+        <w:t xml:space="preserve"> </w:t>
+      </w:r>
+      <w:r>
+        <w:t xml:space="preserve">forclusión ≠ represión: lo forcluido no retorna desde el inconsciente sino desde</w:t>
+      </w:r>
+      <w:r>
+        <w:t xml:space="preserve"> </w:t>
+      </w:r>
+      <w:r>
+        <w:rPr>
+          <w:b/>
+          <w:bCs/>
+        </w:rPr>
+        <w:t xml:space="preserve">lo real</w:t>
+      </w:r>
+      <w:r>
+        <w:t xml:space="preserve">. Y sin metáfora paterna</w:t>
+      </w:r>
+      <w:r>
+        <w:t xml:space="preserve"> </w:t>
+      </w:r>
+      <w:r>
+        <w:rPr>
+          <w:b/>
+          <w:bCs/>
+        </w:rPr>
+        <w:t xml:space="preserve">no hay Edipo</w:t>
       </w:r>
       <w:r>
         <w:t xml:space="preserve">.</w:t>
@@ -2188,13 +2412,13 @@
         <w:t xml:space="preserve">1.2 Desarrollo ampliado</w:t>
       </w:r>
     </w:p>
-    <w:bookmarkStart w:id="13" w:name="X925a81382238625623e01fe91ea328d19e60906"/>
+    <w:bookmarkStart w:id="13" w:name="X6ca5963b48b6ff1cafcda285759df9dc1a7398b"/>
     <w:p>
       <w:pPr>
         <w:pStyle w:val="Heading4"/>
       </w:pPr>
       <w:r>
-        <w:t xml:space="preserve">a) El Padre, la metáfora y el goce (T01, pp. 15-16; T14; T21)</w:t>
+        <w:t xml:space="preserve">a) El Padre, la metáfora y el goce (Belucci, 2014b, pp. 15-16; Belucci, 2014a; Heinrich, 1997)</w:t>
       </w:r>
     </w:p>
     <w:p>
@@ -2213,7 +2437,7 @@
         <w:t xml:space="preserve">Estructura = campo del Otro</w:t>
       </w:r>
       <w:r>
-        <w:t xml:space="preserve">; el Padre como operador ordenador (a diferencia de cualquier otro operador) que posibilita un ordenamiento de los elementos de la estructura (T01, p. 15; T14, p. 2: «las llamadas estructuras clínicas no son otra cosa que los distintos modos particulares en los que se ordena la relación al campo del Otro… según los modos diferenciales de relación al Padre; si hubo o no inscripción del Nombre-del-Padre… delimita neurosis-perversión de psicosis»).</w:t>
+        <w:t xml:space="preserve">; el Padre como operador ordenador (a diferencia de cualquier otro operador) que posibilita un ordenamiento de los elementos de la estructura (Belucci, 2014b, p. 15; Belucci, 2014a, p. 2: «las llamadas estructuras clínicas no son otra cosa que los distintos modos particulares en los que se ordena la relación al campo del Otro… según los modos diferenciales de relación al Padre; si hubo o no inscripción del Nombre-del-Padre… delimita neurosis-perversión de psicosis»).</w:t>
       </w:r>
     </w:p>
     <w:p>
@@ -2229,7 +2453,7 @@
           <w:b/>
           <w:bCs/>
         </w:rPr>
-        <w:t xml:space="preserve">Relación a la palabra (T01, p. 15):</w:t>
+        <w:t xml:space="preserve">Relación a la palabra (Belucci, 2014b, p. 15):</w:t>
       </w:r>
       <w:r>
         <w:t xml:space="preserve"> </w:t>
@@ -2316,7 +2540,7 @@
           <w:b/>
           <w:bCs/>
         </w:rPr>
-        <w:t xml:space="preserve">y el «juicio del Otro» (T21):</w:t>
+        <w:t xml:space="preserve">y el «juicio del Otro» (Heinrich, 1997):</w:t>
       </w:r>
       <w:r>
         <w:t xml:space="preserve"> </w:t>
@@ -2477,7 +2701,7 @@
         <w:t xml:space="preserve">imposibilidad lógica de entrada en el discurso</w:t>
       </w:r>
       <w:r>
-        <w:t xml:space="preserve">, en la medida en que la metáfora paterna no ha operado» (T21). Tabla de Heinrich: trauma / juicio del Otro /</w:t>
+        <w:t xml:space="preserve">, en la medida en que la metáfora paterna no ha operado» (Heinrich, 1997). Tabla de Heinrich: trauma / juicio del Otro /</w:t>
       </w:r>
       <w:r>
         <w:t xml:space="preserve"> </w:t>
@@ -2536,7 +2760,7 @@
           <w:b/>
           <w:bCs/>
         </w:rPr>
-        <w:t xml:space="preserve">(T13, 1924):</w:t>
+        <w:t xml:space="preserve">(Freud, 1924/1996):</w:t>
       </w:r>
       <w:r>
         <w:t xml:space="preserve"> </w:t>
@@ -2865,7 +3089,7 @@
           <w:b/>
           <w:bCs/>
         </w:rPr>
-        <w:t xml:space="preserve">(T02, p. 15-16):</w:t>
+        <w:t xml:space="preserve">(Freud, 1894/1996, p. 15-16):</w:t>
       </w:r>
       <w:r>
         <w:t xml:space="preserve"> </w:t>
@@ -2899,7 +3123,7 @@
           <w:b/>
           <w:bCs/>
         </w:rPr>
-        <w:t xml:space="preserve">Las dos corrientes (T12):</w:t>
+        <w:t xml:space="preserve">Las dos corrientes (Freud, 1927/1996):</w:t>
       </w:r>
       <w:r>
         <w:t xml:space="preserve"> </w:t>
@@ -2931,13 +3155,13 @@
       </w:r>
     </w:p>
     <w:bookmarkEnd w:id="13"/>
-    <w:bookmarkStart w:id="14" w:name="X16600fd6e2109f9ef1355791b47b3f5d2dbb620"/>
+    <w:bookmarkStart w:id="14" w:name="Xf5dd8e2de1667757217bc8b086a0195082653b4"/>
     <w:p>
       <w:pPr>
         <w:pStyle w:val="Heading4"/>
       </w:pPr>
       <w:r>
-        <w:t xml:space="preserve">b) Las consecuencias: el falo elidido (T01, pp. 16-17)</w:t>
+        <w:t xml:space="preserve">b) Las consecuencias: el falo elidido (Belucci, 2014b, pp. 16-17)</w:t>
       </w:r>
     </w:p>
     <w:p>
@@ -3169,7 +3393,7 @@
         <w:t xml:space="preserve"> </w:t>
       </w:r>
       <w:r>
-        <w:t xml:space="preserve">(T01, p. 16). Consecuencias:</w:t>
+        <w:t xml:space="preserve">(Belucci, 2014b, p. 16). Consecuencias:</w:t>
       </w:r>
       <w:r>
         <w:t xml:space="preserve"> </w:t>
@@ -3346,7 +3570,7 @@
         <w:t xml:space="preserve"> </w:t>
       </w:r>
       <w:r>
-        <w:t xml:space="preserve">con el otro (T01, pp. 16-17).</w:t>
+        <w:t xml:space="preserve">con el otro (Belucci, 2014b, pp. 16-17).</w:t>
       </w:r>
     </w:p>
     <w:p>
@@ -3385,13 +3609,13 @@
       </w:r>
     </w:p>
     <w:bookmarkEnd w:id="14"/>
-    <w:bookmarkStart w:id="15" w:name="c-otras-consecuencias-t01-pp.-17-18-24"/>
+    <w:bookmarkStart w:id="15" w:name="X4236dea1a2ec7e01d7e5e70c6b997df4277f758"/>
     <w:p>
       <w:pPr>
         <w:pStyle w:val="Heading4"/>
       </w:pPr>
       <w:r>
-        <w:t xml:space="preserve">c) Otras consecuencias (T01, pp. 17-18, 24)</w:t>
+        <w:t xml:space="preserve">c) Otras consecuencias (Belucci, 2014b, pp. 17-18, 24)</w:t>
       </w:r>
     </w:p>
     <w:p>
@@ -3646,7 +3870,7 @@
         <w:t xml:space="preserve">inexistencia de la angustia</w:t>
       </w:r>
       <w:r>
-        <w:t xml:space="preserve">: coordenada diagnóstica fundamental (T01, p. 17; p. 24: «la angustia es la traducción del corte y de la Ley que lo funda»).</w:t>
+        <w:t xml:space="preserve">: coordenada diagnóstica fundamental (Belucci, 2014b, p. 17; p. 24: «la angustia es la traducción del corte y de la Ley que lo funda»).</w:t>
       </w:r>
     </w:p>
     <w:p>
@@ -3662,7 +3886,7 @@
           <w:b/>
           <w:bCs/>
         </w:rPr>
-        <w:t xml:space="preserve">Exclusión del lazo social («fuera-de-discurso») (T01, pp. 17-18):</w:t>
+        <w:t xml:space="preserve">Exclusión del lazo social («fuera-de-discurso») (Belucci, 2014b, pp. 17-18):</w:t>
       </w:r>
       <w:r>
         <w:t xml:space="preserve"> </w:t>
@@ -3745,7 +3969,7 @@
           <w:b/>
           <w:bCs/>
         </w:rPr>
-        <w:t xml:space="preserve">Psicosis y Edipo (T01, p. 16):</w:t>
+        <w:t xml:space="preserve">Psicosis y Edipo (Belucci, 2014b, p. 16):</w:t>
       </w:r>
       <w:r>
         <w:t xml:space="preserve"> </w:t>
@@ -3793,7 +4017,7 @@
           <w:b/>
           <w:bCs/>
         </w:rPr>
-        <w:t xml:space="preserve">Necesario vs. contingente (T14, p. 8):</w:t>
+        <w:t xml:space="preserve">Necesario vs. contingente (Belucci, 2014a, p. 8):</w:t>
       </w:r>
       <w:r>
         <w:t xml:space="preserve"> </w:t>
@@ -4017,7 +4241,145 @@
     </w:p>
     <w:p>
       <w:pPr>
-        <w:pStyle w:val="FirstParagraph"/>
+        <w:pStyle w:val="RecuadroEsqueleto"/>
+      </w:pPr>
+      <w:r>
+        <w:rPr>
+          <w:b/>
+          <w:bCs/>
+        </w:rPr>
+        <w:t xml:space="preserve">Esqueleto de la respuesta:</w:t>
+      </w:r>
+    </w:p>
+    <w:p>
+      <w:pPr>
+        <w:pStyle w:val="RecuadroEsqueleto"/>
+      </w:pPr>
+      <w:r>
+        <w:t xml:space="preserve">1. </w:t>
+      </w:r>
+      <w:r>
+        <w:rPr>
+          <w:b/>
+          <w:bCs/>
+        </w:rPr>
+        <w:t xml:space="preserve">Tesis:</w:t>
+      </w:r>
+      <w:r>
+        <w:t xml:space="preserve"> </w:t>
+      </w:r>
+      <w:r>
+        <w:t xml:space="preserve">«fenómeno elemental es todo aquel que verifica la estructura misma»: definición lógica, no solo clínica (Belucci, 2014b, p. 21).</w:t>
+      </w:r>
+    </w:p>
+    <w:p>
+      <w:pPr>
+        <w:pStyle w:val="RecuadroEsqueleto"/>
+      </w:pPr>
+      <w:r>
+        <w:t xml:space="preserve">2. </w:t>
+      </w:r>
+      <w:r>
+        <w:rPr>
+          <w:b/>
+          <w:bCs/>
+        </w:rPr>
+        <w:t xml:space="preserve">Origen:</w:t>
+      </w:r>
+      <w:r>
+        <w:t xml:space="preserve"> </w:t>
+      </w:r>
+      <w:r>
+        <w:t xml:space="preserve">Seminario 3, clínica del desencadenamiento.</w:t>
+      </w:r>
+    </w:p>
+    <w:p>
+      <w:pPr>
+        <w:pStyle w:val="RecuadroEsqueleto"/>
+      </w:pPr>
+      <w:r>
+        <w:t xml:space="preserve">3. </w:t>
+      </w:r>
+      <w:r>
+        <w:rPr>
+          <w:b/>
+          <w:bCs/>
+        </w:rPr>
+        <w:t xml:space="preserve">En psicosis desencadenadas:</w:t>
+      </w:r>
+      <w:r>
+        <w:t xml:space="preserve"> </w:t>
+      </w:r>
+      <w:r>
+        <w:t xml:space="preserve">elementos impuestos (alucinaciones, ideas delirantes), desestructuración del cuerpo y del yo, desafectivización (Belucci, 2014b, p. 22).</w:t>
+      </w:r>
+    </w:p>
+    <w:p>
+      <w:pPr>
+        <w:pStyle w:val="RecuadroEsqueleto"/>
+      </w:pPr>
+      <w:r>
+        <w:t xml:space="preserve">4. </w:t>
+      </w:r>
+      <w:r>
+        <w:rPr>
+          <w:b/>
+          <w:bCs/>
+        </w:rPr>
+        <w:t xml:space="preserve">Pregunta abierta:</w:t>
+      </w:r>
+      <w:r>
+        <w:t xml:space="preserve"> </w:t>
+      </w:r>
+      <w:r>
+        <w:t xml:space="preserve">¿qué tendría ese estatuto en las no desencadenadas?</w:t>
+      </w:r>
+    </w:p>
+    <w:p>
+      <w:pPr>
+        <w:pStyle w:val="RecuadroEsqueleto"/>
+      </w:pPr>
+      <w:r>
+        <w:t xml:space="preserve">5. </w:t>
+      </w:r>
+      <w:r>
+        <w:rPr>
+          <w:b/>
+          <w:bCs/>
+        </w:rPr>
+        <w:t xml:space="preserve">Importancia diagnóstica:</w:t>
+      </w:r>
+      <w:r>
+        <w:t xml:space="preserve"> </w:t>
+      </w:r>
+      <w:r>
+        <w:t xml:space="preserve">verifica la estructura (la forclusión), no un síndrome.</w:t>
+      </w:r>
+    </w:p>
+    <w:p>
+      <w:pPr>
+        <w:pStyle w:val="RecuadroEsqueleto"/>
+      </w:pPr>
+      <w:r>
+        <w:t xml:space="preserve">6. </w:t>
+      </w:r>
+      <w:r>
+        <w:rPr>
+          <w:b/>
+          <w:bCs/>
+        </w:rPr>
+        <w:t xml:space="preserve">Cierre:</w:t>
+      </w:r>
+      <w:r>
+        <w:t xml:space="preserve"> </w:t>
+      </w:r>
+      <w:r>
+        <w:t xml:space="preserve">«no hay signo patognomónico»: ninguna hipótesis diagnóstica se sostiene en un único elemento.</w:t>
+      </w:r>
+    </w:p>
+    <w:p>
+      <w:pPr>
+        <w:pStyle w:val="BodyText"/>
       </w:pPr>
       <w:r>
         <w:t xml:space="preserve">Belucci vincula el</w:t>
@@ -4097,7 +4459,7 @@
         <w:t xml:space="preserve"> </w:t>
       </w:r>
       <w:r>
-        <w:t xml:space="preserve">(T01, p. 21). Ser consecuentes con esta definición obliga a revisar el campo clínico de los fenómenos elementales: si son solidarios de la estructura y la verifican, ¿</w:t>
+        <w:t xml:space="preserve">(Belucci, 2014b, p. 21). Ser consecuentes con esta definición obliga a revisar el campo clínico de los fenómenos elementales: si son solidarios de la estructura y la verifican, ¿</w:t>
       </w:r>
       <w:r>
         <w:rPr>
@@ -4107,7 +4469,7 @@
         <w:t xml:space="preserve">qué tendría el estatuto de fenómenos elementales tanto en las psicosis desencadenadas como en las no desencadenadas</w:t>
       </w:r>
       <w:r>
-        <w:t xml:space="preserve">? (T01, pp. 21-22): Belucci «deja abierta la pregunta». En las</w:t>
+        <w:t xml:space="preserve">? (Belucci, 2014b, pp. 21-22): Belucci «deja abierta la pregunta». En las</w:t>
       </w:r>
       <w:r>
         <w:t xml:space="preserve"> </w:t>
@@ -4239,7 +4601,7 @@
         <w:t xml:space="preserve"> </w:t>
       </w:r>
       <w:r>
-        <w:t xml:space="preserve">podría poner término (T01, p. 22). Su</w:t>
+        <w:t xml:space="preserve">podría poner término (Belucci, 2014b, p. 22). Su</w:t>
       </w:r>
       <w:r>
         <w:t xml:space="preserve"> </w:t>
@@ -4364,7 +4726,44 @@
         <w:t xml:space="preserve"> </w:t>
       </w:r>
       <w:r>
-        <w:t xml:space="preserve">(T01, p. 22).</w:t>
+        <w:t xml:space="preserve">(Belucci, 2014b, p. 22).</w:t>
+      </w:r>
+    </w:p>
+    <w:p>
+      <w:pPr>
+        <w:pStyle w:val="RecuadroAtencion"/>
+      </w:pPr>
+      <w:r>
+        <w:t xml:space="preserve">⚠</w:t>
+      </w:r>
+      <w:r>
+        <w:t xml:space="preserve"> </w:t>
+      </w:r>
+      <w:r>
+        <w:rPr>
+          <w:b/>
+          <w:bCs/>
+        </w:rPr>
+        <w:t xml:space="preserve">No confundir:</w:t>
+      </w:r>
+      <w:r>
+        <w:t xml:space="preserve"> </w:t>
+      </w:r>
+      <w:r>
+        <w:t xml:space="preserve">el fenómeno elemental verifica la</w:t>
+      </w:r>
+      <w:r>
+        <w:t xml:space="preserve"> </w:t>
+      </w:r>
+      <w:r>
+        <w:rPr>
+          <w:b/>
+          <w:bCs/>
+        </w:rPr>
+        <w:t xml:space="preserve">estructura</w:t>
+      </w:r>
+      <w:r>
+        <w:t xml:space="preserve">, no es un síntoma neurótico ni un signo aislado suficiente.</w:t>
       </w:r>
     </w:p>
     <w:bookmarkEnd w:id="18"/>
@@ -4390,7 +4789,7 @@
           <w:b/>
           <w:bCs/>
         </w:rPr>
-        <w:t xml:space="preserve">Cita clave (T01, pp. 21-22):</w:t>
+        <w:t xml:space="preserve">Cita clave (Belucci, 2014b, pp. 21-22):</w:t>
       </w:r>
       <w:r>
         <w:t xml:space="preserve"> </w:t>
@@ -4412,7 +4811,7 @@
           <w:b/>
           <w:bCs/>
         </w:rPr>
-        <w:t xml:space="preserve">Fenómenos elementales de las psicosis desencadenadas (T01, p. 22):</w:t>
+        <w:t xml:space="preserve">Fenómenos elementales de las psicosis desencadenadas (Belucci, 2014b, p. 22):</w:t>
       </w:r>
       <w:r>
         <w:t xml:space="preserve"> </w:t>
@@ -4489,7 +4888,7 @@
           <w:b/>
           <w:bCs/>
         </w:rPr>
-        <w:t xml:space="preserve">Criterios en psicosis no desencadenadas (T01, pp. 22-24):</w:t>
+        <w:t xml:space="preserve">Criterios en psicosis no desencadenadas (Belucci, 2014b, pp. 22-24):</w:t>
       </w:r>
       <w:r>
         <w:t xml:space="preserve"> </w:t>
@@ -4553,7 +4952,7 @@
           <w:b/>
           <w:bCs/>
         </w:rPr>
-        <w:t xml:space="preserve">Relación con las consecuencias de la forclusión (T01, pp. 16-17):</w:t>
+        <w:t xml:space="preserve">Relación con las consecuencias de la forclusión (Belucci, 2014b, pp. 16-17):</w:t>
       </w:r>
       <w:r>
         <w:t xml:space="preserve"> </w:t>
@@ -4743,7 +5142,145 @@
     </w:p>
     <w:p>
       <w:pPr>
-        <w:pStyle w:val="FirstParagraph"/>
+        <w:pStyle w:val="RecuadroEsqueleto"/>
+      </w:pPr>
+      <w:r>
+        <w:rPr>
+          <w:b/>
+          <w:bCs/>
+        </w:rPr>
+        <w:t xml:space="preserve">Esqueleto de la respuesta:</w:t>
+      </w:r>
+    </w:p>
+    <w:p>
+      <w:pPr>
+        <w:pStyle w:val="RecuadroEsqueleto"/>
+      </w:pPr>
+      <w:r>
+        <w:t xml:space="preserve">1. </w:t>
+      </w:r>
+      <w:r>
+        <w:rPr>
+          <w:b/>
+          <w:bCs/>
+        </w:rPr>
+        <w:t xml:space="preserve">Tesis:</w:t>
+      </w:r>
+      <w:r>
+        <w:t xml:space="preserve"> </w:t>
+      </w:r>
+      <w:r>
+        <w:t xml:space="preserve">forcluida la Ley, el sujeto debe suplir lo que la estructura no aporta (Belucci, 2014b, pp. 16-18).</w:t>
+      </w:r>
+    </w:p>
+    <w:p>
+      <w:pPr>
+        <w:pStyle w:val="RecuadroEsqueleto"/>
+      </w:pPr>
+      <w:r>
+        <w:t xml:space="preserve">2. </w:t>
+      </w:r>
+      <w:r>
+        <w:rPr>
+          <w:b/>
+          <w:bCs/>
+        </w:rPr>
+        <w:t xml:space="preserve">Por eficacia:</w:t>
+      </w:r>
+      <w:r>
+        <w:t xml:space="preserve"> </w:t>
+      </w:r>
+      <w:r>
+        <w:t xml:space="preserve">psicosis infantiles; hebefrenias; Schreber (solución que dura décadas); Joyce (suplencia que nunca falla).</w:t>
+      </w:r>
+    </w:p>
+    <w:p>
+      <w:pPr>
+        <w:pStyle w:val="RecuadroEsqueleto"/>
+      </w:pPr>
+      <w:r>
+        <w:t xml:space="preserve">3. </w:t>
+      </w:r>
+      <w:r>
+        <w:rPr>
+          <w:b/>
+          <w:bCs/>
+        </w:rPr>
+        <w:t xml:space="preserve">Por elementos:</w:t>
+      </w:r>
+      <w:r>
+        <w:t xml:space="preserve"> </w:t>
+      </w:r>
+      <w:r>
+        <w:t xml:space="preserve">compensación imaginaria, hacerse un nombre, la obra, el cuerpo, ideología y causa, sustancias, lógica (Belucci, 2014b, pp. 19-21).</w:t>
+      </w:r>
+    </w:p>
+    <w:p>
+      <w:pPr>
+        <w:pStyle w:val="RecuadroEsqueleto"/>
+      </w:pPr>
+      <w:r>
+        <w:t xml:space="preserve">4. </w:t>
+      </w:r>
+      <w:r>
+        <w:rPr>
+          <w:b/>
+          <w:bCs/>
+        </w:rPr>
+        <w:t xml:space="preserve">Restitución:</w:t>
+      </w:r>
+      <w:r>
+        <w:t xml:space="preserve"> </w:t>
+      </w:r>
+      <w:r>
+        <w:t xml:space="preserve">el delirio intenta restituir un Otro consistente (Belucci, 2014a, pp. 5-6).</w:t>
+      </w:r>
+    </w:p>
+    <w:p>
+      <w:pPr>
+        <w:pStyle w:val="RecuadroEsqueleto"/>
+      </w:pPr>
+      <w:r>
+        <w:t xml:space="preserve">5. </w:t>
+      </w:r>
+      <w:r>
+        <w:rPr>
+          <w:b/>
+          <w:bCs/>
+        </w:rPr>
+        <w:t xml:space="preserve">Suplencia:</w:t>
+      </w:r>
+      <w:r>
+        <w:t xml:space="preserve"> </w:t>
+      </w:r>
+      <w:r>
+        <w:t xml:space="preserve">operación de escritura que instituye un lazo nuevo y hace deconsistir al Otro.</w:t>
+      </w:r>
+    </w:p>
+    <w:p>
+      <w:pPr>
+        <w:pStyle w:val="RecuadroEsqueleto"/>
+      </w:pPr>
+      <w:r>
+        <w:t xml:space="preserve">6. </w:t>
+      </w:r>
+      <w:r>
+        <w:rPr>
+          <w:b/>
+          <w:bCs/>
+        </w:rPr>
+        <w:t xml:space="preserve">Cierre:</w:t>
+      </w:r>
+      <w:r>
+        <w:t xml:space="preserve"> </w:t>
+      </w:r>
+      <w:r>
+        <w:t xml:space="preserve">las soluciones son singulares y contingentes; la serie queda abierta.</w:t>
+      </w:r>
+    </w:p>
+    <w:p>
+      <w:pPr>
+        <w:pStyle w:val="BodyText"/>
       </w:pPr>
       <w:r>
         <w:t xml:space="preserve">Forcluida la Ley, el problema del sujeto es</w:t>
@@ -4762,7 +5299,7 @@
         <w:t xml:space="preserve"> </w:t>
       </w:r>
       <w:r>
-        <w:t xml:space="preserve">(T01, p. 16); la elaboración de Lacan y de quienes lo continuaron fue avanzando a una interrogación acerca de los</w:t>
+        <w:t xml:space="preserve">(Belucci, 2014b, p. 16); la elaboración de Lacan y de quienes lo continuaron fue avanzando a una interrogación acerca de los</w:t>
       </w:r>
       <w:r>
         <w:t xml:space="preserve"> </w:t>
@@ -4820,7 +5357,7 @@
         <w:t xml:space="preserve">suplencias</w:t>
       </w:r>
       <w:r>
-        <w:t xml:space="preserve">, categoría que podría extenderse a todos (T01, p. 18). Pueden</w:t>
+        <w:t xml:space="preserve">, categoría que podría extenderse a todos (Belucci, 2014b, p. 18). Pueden</w:t>
       </w:r>
       <w:r>
         <w:t xml:space="preserve"> </w:t>
@@ -4988,7 +5525,7 @@
         <w:t xml:space="preserve"> </w:t>
       </w:r>
       <w:r>
-        <w:t xml:space="preserve">(T01, pp. 19-21):</w:t>
+        <w:t xml:space="preserve">(Belucci, 2014b, pp. 19-21):</w:t>
       </w:r>
       <w:r>
         <w:t xml:space="preserve"> </w:t>
@@ -5152,7 +5689,7 @@
         <w:t xml:space="preserve"> </w:t>
       </w:r>
       <w:r>
-        <w:t xml:space="preserve">(carácter singular). En paralelo, Belucci (T14, pp. 5-6) distingue</w:t>
+        <w:t xml:space="preserve">(carácter singular). En paralelo, Belucci (2014a, pp. 5-6) distingue</w:t>
       </w:r>
       <w:r>
         <w:t xml:space="preserve"> </w:t>
@@ -5201,6 +5738,30 @@
       </w:r>
       <w:r>
         <w:t xml:space="preserve">al Otro).</w:t>
+      </w:r>
+    </w:p>
+    <w:p>
+      <w:pPr>
+        <w:pStyle w:val="RecuadroAtencion"/>
+      </w:pPr>
+      <w:r>
+        <w:t xml:space="preserve">⚠</w:t>
+      </w:r>
+      <w:r>
+        <w:t xml:space="preserve"> </w:t>
+      </w:r>
+      <w:r>
+        <w:rPr>
+          <w:b/>
+          <w:bCs/>
+        </w:rPr>
+        <w:t xml:space="preserve">No confundir:</w:t>
+      </w:r>
+      <w:r>
+        <w:t xml:space="preserve"> </w:t>
+      </w:r>
+      <w:r>
+        <w:t xml:space="preserve">restitución (delirio: rehace al Otro) ≠ suplencia (escritura: inventa un lazo sin restituir al Otro).</w:t>
       </w:r>
     </w:p>
     <w:bookmarkEnd w:id="21"/>
@@ -5213,13 +5774,13 @@
         <w:t xml:space="preserve">3.2 Desarrollo ampliado</w:t>
       </w:r>
     </w:p>
-    <w:bookmarkStart w:id="22" w:name="X02be6ee270dc2b7b44edf04686b207f2685c577"/>
+    <w:bookmarkStart w:id="22" w:name="X3bcd4a56029bace06ce49314454a949bbf26219"/>
     <w:p>
       <w:pPr>
         <w:pStyle w:val="Heading4"/>
       </w:pPr>
       <w:r>
-        <w:t xml:space="preserve">a) El tratamiento como «producción» (T01, p. 16; apuntes clase 18)</w:t>
+        <w:t xml:space="preserve">a) El tratamiento como «producción» (Belucci, 2014b, p. 16; apuntes clase 18)</w:t>
       </w:r>
     </w:p>
     <w:p>
@@ -5241,7 +5802,7 @@
         <w:t xml:space="preserve">Si hay una salida posible, es a producir</w:t>
       </w:r>
       <w:r>
-        <w:t xml:space="preserve">, y es una de las orientaciones fundamentales para pensar el tratamiento» (T01, p. 16).</w:t>
+        <w:t xml:space="preserve">, y es una de las orientaciones fundamentales para pensar el tratamiento» (Belucci, 2014b, p. 16).</w:t>
       </w:r>
     </w:p>
     <w:p>
@@ -5306,13 +5867,13 @@
       </w:r>
     </w:p>
     <w:bookmarkEnd w:id="22"/>
-    <w:bookmarkStart w:id="23" w:name="X1adc47399c1c9f13c675f76b5b2a66e58377a47"/>
+    <w:bookmarkStart w:id="23" w:name="Xf21007a40fa24908ccc65a945d2292b84b2adbf"/>
     <w:p>
       <w:pPr>
         <w:pStyle w:val="Heading4"/>
       </w:pPr>
       <w:r>
-        <w:t xml:space="preserve">b) Ordenamiento por eficacia (T01, p. 18; apuntes)</w:t>
+        <w:t xml:space="preserve">b) Ordenamiento por eficacia (Belucci, 2014b, p. 18; apuntes)</w:t>
       </w:r>
     </w:p>
     <w:tbl>
@@ -5568,13 +6129,13 @@
       </w:tr>
     </w:tbl>
     <w:bookmarkEnd w:id="23"/>
-    <w:bookmarkStart w:id="24" w:name="Xfa8c3d8a9521e4f1fc4e5ed22823199542cce11"/>
+    <w:bookmarkStart w:id="24" w:name="X1644997cb764245eb4bc222d345bae747623be8"/>
     <w:p>
       <w:pPr>
         <w:pStyle w:val="Heading4"/>
       </w:pPr>
       <w:r>
-        <w:t xml:space="preserve">c) Ordenamiento por elementos (T01, pp. 19-21; apuntes)</w:t>
+        <w:t xml:space="preserve">c) Ordenamiento por elementos (Belucci, 2014b, pp. 19-21; apuntes)</w:t>
       </w:r>
     </w:p>
     <w:p>
@@ -5689,7 +6250,7 @@
         <w:t xml:space="preserve"> </w:t>
       </w:r>
       <w:r>
-        <w:t xml:space="preserve">(T01, p. 19; apuntes: «Hacerse un nombre»): la</w:t>
+        <w:t xml:space="preserve">(Belucci, 2014b, p. 19; apuntes: «Hacerse un nombre»): la</w:t>
       </w:r>
       <w:r>
         <w:t xml:space="preserve"> </w:t>
@@ -5753,7 +6314,7 @@
         <w:t xml:space="preserve"> </w:t>
       </w:r>
       <w:r>
-        <w:t xml:space="preserve">(T01, pp. 19-20; apuntes: «soporte que daba al sujeto una escena/lugar/actividad que le permite con el otro una relación más amable»): artistas, inventores, creadores, no necesariamente exitosos.</w:t>
+        <w:t xml:space="preserve">(Belucci, 2014b, pp. 19-20; apuntes: «soporte que daba al sujeto una escena/lugar/actividad que le permite con el otro una relación más amable»): artistas, inventores, creadores, no necesariamente exitosos.</w:t>
       </w:r>
       <w:r>
         <w:t xml:space="preserve"> </w:t>
@@ -5981,7 +6542,7 @@
         <w:t xml:space="preserve"> </w:t>
       </w:r>
       <w:r>
-        <w:t xml:space="preserve">(T01, p. 20):</w:t>
+        <w:t xml:space="preserve">(Belucci, 2014b, p. 20):</w:t>
       </w:r>
       <w:r>
         <w:t xml:space="preserve"> </w:t>
@@ -6032,7 +6593,7 @@
         <w:t xml:space="preserve"> </w:t>
       </w:r>
       <w:r>
-        <w:t xml:space="preserve">(T01, p. 20; apuntes: «el ideal (objeto simbólico) es el objeto central en el que se monta/despliega su medio para relacionarse con el otro»): militancia política o religiosa;</w:t>
+        <w:t xml:space="preserve">(Belucci, 2014b, p. 20; apuntes: «el ideal (objeto simbólico) es el objeto central en el que se monta/despliega su medio para relacionarse con el otro»): militancia política o religiosa;</w:t>
       </w:r>
       <w:r>
         <w:t xml:space="preserve"> </w:t>
@@ -6144,7 +6705,7 @@
         <w:t xml:space="preserve"> </w:t>
       </w:r>
       <w:r>
-        <w:t xml:space="preserve">(T01, pp. 20-21; apuntes: «permite la inclusión a cierto grupo, lo cual permitiría la suscripción del sujeto en un vínculo social con el otro»):</w:t>
+        <w:t xml:space="preserve">(Belucci, 2014b, pp. 20-21; apuntes: «permite la inclusión a cierto grupo, lo cual permitiría la suscripción del sujeto en un vínculo social con el otro»):</w:t>
       </w:r>
       <w:r>
         <w:t xml:space="preserve"> </w:t>
@@ -6227,7 +6788,7 @@
         <w:t xml:space="preserve"> </w:t>
       </w:r>
       <w:r>
-        <w:t xml:space="preserve">(T01, p. 21): una paciente que sortea situaciones desestabilizantes pensando sus coordenadas lógicas.</w:t>
+        <w:t xml:space="preserve">(Belucci, 2014b, p. 21): una paciente que sortea situaciones desestabilizantes pensando sus coordenadas lógicas.</w:t>
       </w:r>
     </w:p>
     <w:p>
@@ -6249,17 +6810,17 @@
         <w:t xml:space="preserve"> </w:t>
       </w:r>
       <w:r>
-        <w:t xml:space="preserve">(T01, p. 21): «nunca se insistirá lo suficiente en que esta serie es una serie abierta… partir de cualquier a priori en la lectura de un caso no es el mejor punto de partida».</w:t>
+        <w:t xml:space="preserve">(Belucci, 2014b, p. 21): «nunca se insistirá lo suficiente en que esta serie es una serie abierta… partir de cualquier a priori en la lectura de un caso no es el mejor punto de partida».</w:t>
       </w:r>
     </w:p>
     <w:bookmarkEnd w:id="24"/>
-    <w:bookmarkStart w:id="25" w:name="d-restitución-y-suplencia-t14-pp.-4-8"/>
+    <w:bookmarkStart w:id="25" w:name="X57e179027238936066ead8de4cded198c4a5821"/>
     <w:p>
       <w:pPr>
         <w:pStyle w:val="Heading4"/>
       </w:pPr>
       <w:r>
-        <w:t xml:space="preserve">d) Restitución y suplencia (T14, pp. 4-8)</w:t>
+        <w:t xml:space="preserve">d) Restitución y suplencia (Belucci, 2014a, pp. 4-8)</w:t>
       </w:r>
     </w:p>
     <w:p>
@@ -6297,7 +6858,7 @@
         <w:t xml:space="preserve"> </w:t>
       </w:r>
       <w:r>
-        <w:t xml:space="preserve">(«intento de restitución» de Freud) (T14, pp. 4-5).</w:t>
+        <w:t xml:space="preserve">(«intento de restitución» de Freud) (Belucci, 2014a, pp. 4-5).</w:t>
       </w:r>
     </w:p>
     <w:p>
@@ -6400,7 +6961,7 @@
         <w:t xml:space="preserve">filiación</w:t>
       </w:r>
       <w:r>
-        <w:t xml:space="preserve">, la genealogía) (T14, p. 5).</w:t>
+        <w:t xml:space="preserve">, la genealogía) (Belucci, 2014a, p. 5).</w:t>
       </w:r>
     </w:p>
     <w:p>
@@ -6432,7 +6993,7 @@
         <w:t xml:space="preserve">La suplencia es otra cosa</w:t>
       </w:r>
       <w:r>
-        <w:t xml:space="preserve">» (T14, p. 6). Las</w:t>
+        <w:t xml:space="preserve">» (Belucci, 2014a, p. 6). Las</w:t>
       </w:r>
       <w:r>
         <w:t xml:space="preserve"> </w:t>
@@ -6496,7 +7057,7 @@
         <w:t xml:space="preserve">lejos de hacer consistir un Otro del goce, instituye un nuevo modo de lazo</w:t>
       </w:r>
       <w:r>
-        <w:t xml:space="preserve">» (T14, p. 6).</w:t>
+        <w:t xml:space="preserve">» (Belucci, 2014a, p. 6).</w:t>
       </w:r>
       <w:r>
         <w:t xml:space="preserve"> </w:t>
@@ -6512,7 +7073,7 @@
         <w:t xml:space="preserve"> </w:t>
       </w:r>
       <w:r>
-        <w:t xml:space="preserve">(T14, p. 7): Joyce</w:t>
+        <w:t xml:space="preserve">(Belucci, 2014a, p. 7): Joyce</w:t>
       </w:r>
       <w:r>
         <w:t xml:space="preserve"> </w:t>
@@ -6544,7 +7105,7 @@
           <w:b/>
           <w:bCs/>
         </w:rPr>
-        <w:t xml:space="preserve">Rousseau (T14, p. 6):</w:t>
+        <w:t xml:space="preserve">Rousseau (Belucci, 2014a, p. 6):</w:t>
       </w:r>
       <w:r>
         <w:t xml:space="preserve"> </w:t>
@@ -6657,7 +7218,7 @@
           <w:b/>
           <w:bCs/>
         </w:rPr>
-        <w:t xml:space="preserve">Wolfson (T14, pp. 6-7):</w:t>
+        <w:t xml:space="preserve">Wolfson (Belucci, 2014a, pp. 6-7):</w:t>
       </w:r>
       <w:r>
         <w:t xml:space="preserve"> </w:t>
@@ -6692,7 +7253,7 @@
           <w:b/>
           <w:bCs/>
         </w:rPr>
-        <w:t xml:space="preserve">Joyce y la transmisión (T14, p. 8):</w:t>
+        <w:t xml:space="preserve">Joyce y la transmisión (Belucci, 2014a, p. 8):</w:t>
       </w:r>
       <w:r>
         <w:t xml:space="preserve"> </w:t>
@@ -6756,7 +7317,7 @@
           <w:b/>
           <w:bCs/>
         </w:rPr>
-        <w:t xml:space="preserve">Schreber antes del desencadenamiento (T14, p. 8; T01, p. 18):</w:t>
+        <w:t xml:space="preserve">Schreber antes del desencadenamiento (Belucci, 2014a, p. 8; Belucci, 2014b, p. 18):</w:t>
       </w:r>
       <w:r>
         <w:t xml:space="preserve"> </w:t>
@@ -6804,7 +7365,7 @@
           <w:b/>
           <w:bCs/>
         </w:rPr>
-        <w:t xml:space="preserve">Toda solución es contingente (T14, p. 8):</w:t>
+        <w:t xml:space="preserve">Toda solución es contingente (Belucci, 2014a, p. 8):</w:t>
       </w:r>
       <w:r>
         <w:t xml:space="preserve"> </w:t>
@@ -6871,7 +7432,7 @@
           <w:b/>
           <w:bCs/>
         </w:rPr>
-        <w:t xml:space="preserve">Clínica de la estructura y clínica de lo singular (T14, p. 7):</w:t>
+        <w:t xml:space="preserve">Clínica de la estructura y clínica de lo singular (Belucci, 2014a, p. 7):</w:t>
       </w:r>
       <w:r>
         <w:t xml:space="preserve"> </w:t>
@@ -7031,373 +7592,190 @@
     </w:p>
     <w:p>
       <w:pPr>
-        <w:pStyle w:val="FirstParagraph"/>
-      </w:pPr>
-      <w:r>
-        <w:t xml:space="preserve">La estructura resiste las contingencias de la realidad o se</w:t>
-      </w:r>
-      <w:r>
-        <w:t xml:space="preserve"> </w:t>
-      </w:r>
-      <w:r>
-        <w:rPr>
-          <w:b/>
-          <w:bCs/>
-        </w:rPr>
-        <w:t xml:space="preserve">desencadena</w:t>
-      </w:r>
-      <w:r>
-        <w:t xml:space="preserve"> </w:t>
-      </w:r>
-      <w:r>
-        <w:t xml:space="preserve">al no soportarlas (T01, p. 21). Lo accidental se presenta como una</w:t>
-      </w:r>
-      <w:r>
-        <w:t xml:space="preserve"> </w:t>
-      </w:r>
-      <w:r>
-        <w:rPr>
-          <w:b/>
-          <w:bCs/>
+        <w:pStyle w:val="RecuadroEsqueleto"/>
+      </w:pPr>
+      <w:r>
+        <w:rPr>
+          <w:b/>
+          <w:bCs/>
+        </w:rPr>
+        <w:t xml:space="preserve">Esqueleto de la respuesta:</w:t>
+      </w:r>
+    </w:p>
+    <w:p>
+      <w:pPr>
+        <w:pStyle w:val="RecuadroEsqueleto"/>
+      </w:pPr>
+      <w:r>
+        <w:t xml:space="preserve">1. </w:t>
+      </w:r>
+      <w:r>
+        <w:rPr>
+          <w:b/>
+          <w:bCs/>
+        </w:rPr>
+        <w:t xml:space="preserve">Tesis:</w:t>
+      </w:r>
+      <w:r>
+        <w:t xml:space="preserve"> </w:t>
+      </w:r>
+      <w:r>
+        <w:t xml:space="preserve">las soluciones pueden caer ante una</w:t>
+      </w:r>
+      <w:r>
+        <w:t xml:space="preserve"> </w:t>
+      </w:r>
+      <w:r>
+        <w:rPr>
           <w:i/>
           <w:iCs/>
         </w:rPr>
         <w:t xml:space="preserve">Versagung</w:t>
       </w:r>
       <w:r>
-        <w:t xml:space="preserve">:</w:t>
-      </w:r>
-      <w:r>
-        <w:t xml:space="preserve"> </w:t>
-      </w:r>
-      <w:r>
-        <w:rPr>
-          <w:b/>
-          <w:bCs/>
-        </w:rPr>
-        <w:t xml:space="preserve">una caída o al menos una vacilación de las soluciones</w:t>
-      </w:r>
-      <w:r>
-        <w:t xml:space="preserve"> </w:t>
-      </w:r>
-      <w:r>
-        <w:t xml:space="preserve">que hasta ese momento habían sido eficaces (T01, p. 21).</w:t>
-      </w:r>
-      <w:r>
-        <w:t xml:space="preserve"> </w:t>
-      </w:r>
-      <w:r>
-        <w:rPr>
-          <w:b/>
-          <w:bCs/>
-        </w:rPr>
-        <w:t xml:space="preserve">Condiciones</w:t>
-      </w:r>
-      <w:r>
-        <w:t xml:space="preserve"> </w:t>
-      </w:r>
-      <w:r>
-        <w:t xml:space="preserve">(T01, p. 21): (1) circunstancias en las que es</w:t>
-      </w:r>
-      <w:r>
-        <w:t xml:space="preserve"> </w:t>
-      </w:r>
-      <w:r>
-        <w:rPr>
-          <w:b/>
-          <w:bCs/>
-        </w:rPr>
-        <w:t xml:space="preserve">convocada la terceridad de la Ley</w:t>
-      </w:r>
-      <w:r>
-        <w:t xml:space="preserve"> </w:t>
-      </w:r>
-      <w:r>
-        <w:t xml:space="preserve">en un punto donde el sujeto debería responder: la</w:t>
-      </w:r>
-      <w:r>
-        <w:t xml:space="preserve"> </w:t>
-      </w:r>
-      <w:r>
-        <w:rPr>
-          <w:b/>
-          <w:bCs/>
-        </w:rPr>
-        <w:t xml:space="preserve">paternidad</w:t>
-      </w:r>
-      <w:r>
-        <w:t xml:space="preserve"> </w:t>
-      </w:r>
-      <w:r>
-        <w:t xml:space="preserve">o la asunción de una</w:t>
-      </w:r>
-      <w:r>
-        <w:t xml:space="preserve"> </w:t>
-      </w:r>
-      <w:r>
-        <w:rPr>
-          <w:b/>
-          <w:bCs/>
-        </w:rPr>
-        <w:t xml:space="preserve">posición de autoridad</w:t>
-      </w:r>
-      <w:r>
-        <w:t xml:space="preserve"> </w:t>
-      </w:r>
-      <w:r>
-        <w:t xml:space="preserve">(</w:t>
-      </w:r>
-      <w:r>
-        <w:rPr>
-          <w:b/>
-          <w:bCs/>
-        </w:rPr>
-        <w:t xml:space="preserve">Schreber</w:t>
-      </w:r>
-      <w:r>
-        <w:t xml:space="preserve">, nombrado presidente de la Corte Suprema); (2) el encuentro con la</w:t>
-      </w:r>
-      <w:r>
-        <w:t xml:space="preserve"> </w:t>
-      </w:r>
-      <w:r>
-        <w:rPr>
-          <w:b/>
-          <w:bCs/>
-        </w:rPr>
-        <w:t xml:space="preserve">sexualidad, la diferencia sexual o la maternidad</w:t>
-      </w:r>
-      <w:r>
-        <w:t xml:space="preserve">, que requieren el ordenamiento fálico para ser soportadas (desencadenamientos en la pubertad y adolescencia); (3) la</w:t>
-      </w:r>
-      <w:r>
-        <w:t xml:space="preserve"> </w:t>
-      </w:r>
-      <w:r>
-        <w:rPr>
-          <w:b/>
-          <w:bCs/>
-        </w:rPr>
-        <w:t xml:space="preserve">pérdida del lugar y del nombre</w:t>
-      </w:r>
-      <w:r>
-        <w:t xml:space="preserve"> </w:t>
-      </w:r>
-      <w:r>
-        <w:t xml:space="preserve">que el sujeto se había dado; (4)</w:t>
-      </w:r>
-      <w:r>
-        <w:t xml:space="preserve"> </w:t>
-      </w:r>
-      <w:r>
-        <w:rPr>
-          <w:b/>
-          <w:bCs/>
-        </w:rPr>
-        <w:t xml:space="preserve">avatares del vínculo social</w:t>
-      </w:r>
-      <w:r>
-        <w:t xml:space="preserve"> </w:t>
-      </w:r>
-      <w:r>
-        <w:t xml:space="preserve">que ponen en cuestión los mecanismos imaginarios de compensación; (5) la</w:t>
-      </w:r>
-      <w:r>
-        <w:t xml:space="preserve"> </w:t>
-      </w:r>
-      <w:r>
-        <w:rPr>
-          <w:b/>
-          <w:bCs/>
-        </w:rPr>
-        <w:t xml:space="preserve">pérdida o efectos paradojales de las sustancias</w:t>
-      </w:r>
-      <w:r>
-        <w:t xml:space="preserve"> </w:t>
-      </w:r>
-      <w:r>
-        <w:t xml:space="preserve">a las que se recurría. (Apuntes: «caída o vacilación de la solución… situación frente a la autoridad, o la paternidad, o la sexualidad, o alguna situación que implique servirse del falo como operador; pero también cuando alguna de las soluciones pasa un momento de “jaque” y se impide la producción de ese objeto».)</w:t>
-      </w:r>
-      <w:r>
-        <w:t xml:space="preserve"> </w:t>
-      </w:r>
-      <w:r>
-        <w:rPr>
-          <w:b/>
-          <w:bCs/>
-        </w:rPr>
-        <w:t xml:space="preserve">Modos:</w:t>
-      </w:r>
-      <w:r>
-        <w:t xml:space="preserve"> </w:t>
-      </w:r>
-      <w:r>
-        <w:t xml:space="preserve">puede haber un</w:t>
-      </w:r>
-      <w:r>
-        <w:t xml:space="preserve"> </w:t>
-      </w:r>
-      <w:r>
-        <w:rPr>
-          <w:b/>
-          <w:bCs/>
-        </w:rPr>
-        <w:t xml:space="preserve">franco desencadenamiento</w:t>
-      </w:r>
-      <w:r>
-        <w:t xml:space="preserve"> </w:t>
-      </w:r>
-      <w:r>
-        <w:t xml:space="preserve">o</w:t>
-      </w:r>
-      <w:r>
-        <w:t xml:space="preserve"> </w:t>
-      </w:r>
-      <w:r>
-        <w:rPr>
-          <w:b/>
-          <w:bCs/>
-        </w:rPr>
-        <w:t xml:space="preserve">vacilaciones o «desenganches»</w:t>
-      </w:r>
-      <w:r>
-        <w:t xml:space="preserve"> </w:t>
-      </w:r>
-      <w:r>
-        <w:t xml:space="preserve">compensados sin desencadenamiento franco (T01, p. 21). El desencadenamiento conlleva</w:t>
-      </w:r>
-      <w:r>
-        <w:t xml:space="preserve"> </w:t>
-      </w:r>
-      <w:r>
-        <w:rPr>
-          <w:b/>
-          <w:bCs/>
-        </w:rPr>
-        <w:t xml:space="preserve">un efecto de cascada</w:t>
-      </w:r>
-      <w:r>
-        <w:t xml:space="preserve">: por lo general, un</w:t>
-      </w:r>
-      <w:r>
-        <w:t xml:space="preserve"> </w:t>
-      </w:r>
-      <w:r>
-        <w:rPr>
-          <w:b/>
-          <w:bCs/>
-        </w:rPr>
-        <w:t xml:space="preserve">desacople entre lo simbólico y lo imaginario</w:t>
-      </w:r>
-      <w:r>
-        <w:t xml:space="preserve"> </w:t>
-      </w:r>
-      <w:r>
-        <w:t xml:space="preserve">y una</w:t>
-      </w:r>
-      <w:r>
-        <w:t xml:space="preserve"> </w:t>
-      </w:r>
-      <w:r>
-        <w:rPr>
-          <w:b/>
-          <w:bCs/>
-        </w:rPr>
-        <w:t xml:space="preserve">desarticulación «centrífuga» de cada campo</w:t>
-      </w:r>
-      <w:r>
-        <w:t xml:space="preserve"> </w:t>
-      </w:r>
-      <w:r>
-        <w:t xml:space="preserve">(los «</w:t>
-      </w:r>
-      <w:r>
-        <w:rPr>
-          <w:b/>
-          <w:bCs/>
-        </w:rPr>
-        <w:t xml:space="preserve">abismos</w:t>
-      </w:r>
-      <w:r>
-        <w:t xml:space="preserve">» del esquema I de la</w:t>
-      </w:r>
-      <w:r>
-        <w:t xml:space="preserve"> </w:t>
+        <w:t xml:space="preserve"> </w:t>
+      </w:r>
+      <w:r>
+        <w:t xml:space="preserve">(Belucci, 2014b, p. 21).</w:t>
+      </w:r>
+    </w:p>
+    <w:p>
+      <w:pPr>
+        <w:pStyle w:val="RecuadroEsqueleto"/>
+      </w:pPr>
+      <w:r>
+        <w:t xml:space="preserve">2. </w:t>
+      </w:r>
+      <w:r>
+        <w:rPr>
+          <w:b/>
+          <w:bCs/>
+        </w:rPr>
+        <w:t xml:space="preserve">Condición 1:</w:t>
+      </w:r>
+      <w:r>
+        <w:t xml:space="preserve"> </w:t>
+      </w:r>
+      <w:r>
+        <w:t xml:space="preserve">se convoca la terceridad de la Ley: paternidad, autoridad (Schreber).</w:t>
+      </w:r>
+    </w:p>
+    <w:p>
+      <w:pPr>
+        <w:pStyle w:val="RecuadroEsqueleto"/>
+      </w:pPr>
+      <w:r>
+        <w:t xml:space="preserve">3. </w:t>
+      </w:r>
+      <w:r>
+        <w:rPr>
+          <w:b/>
+          <w:bCs/>
+        </w:rPr>
+        <w:t xml:space="preserve">Condición 2:</w:t>
+      </w:r>
+      <w:r>
+        <w:t xml:space="preserve"> </w:t>
+      </w:r>
+      <w:r>
+        <w:t xml:space="preserve">encuentro con la sexualidad o la maternidad; también pérdida del lugar o del nombre, avatares del lazo, sustancias.</w:t>
+      </w:r>
+    </w:p>
+    <w:p>
+      <w:pPr>
+        <w:pStyle w:val="RecuadroEsqueleto"/>
+      </w:pPr>
+      <w:r>
+        <w:t xml:space="preserve">4. </w:t>
+      </w:r>
+      <w:r>
+        <w:rPr>
+          <w:b/>
+          <w:bCs/>
+        </w:rPr>
+        <w:t xml:space="preserve">Modo 1, desencadenamiento:</w:t>
+      </w:r>
+      <w:r>
+        <w:t xml:space="preserve"> </w:t>
+      </w:r>
+      <w:r>
+        <w:t xml:space="preserve">cascada; desacople simbólico-imaginario; «defecto».</w:t>
+      </w:r>
+    </w:p>
+    <w:p>
+      <w:pPr>
+        <w:pStyle w:val="RecuadroEsqueleto"/>
+      </w:pPr>
+      <w:r>
+        <w:t xml:space="preserve">5. </w:t>
+      </w:r>
+      <w:r>
+        <w:rPr>
+          <w:b/>
+          <w:bCs/>
+        </w:rPr>
+        <w:t xml:space="preserve">Modo 2, desenganches:</w:t>
+      </w:r>
+      <w:r>
+        <w:t xml:space="preserve"> </w:t>
+      </w:r>
+      <w:r>
+        <w:t xml:space="preserve">compensados, sin marca (</w:t>
       </w:r>
       <w:r>
         <w:rPr>
           <w:i/>
           <w:iCs/>
         </w:rPr>
-        <w:t xml:space="preserve">Cuestión preliminar</w:t>
-      </w:r>
-      <w:r>
-        <w:t xml:space="preserve">); consecuencia: la progresiva</w:t>
-      </w:r>
-      <w:r>
-        <w:t xml:space="preserve"> </w:t>
-      </w:r>
-      <w:r>
-        <w:rPr>
-          <w:b/>
-          <w:bCs/>
-        </w:rPr>
-        <w:t xml:space="preserve">pérdida del capital simbólico y empobrecimiento imaginario</w:t>
-      </w:r>
-      <w:r>
-        <w:t xml:space="preserve">, que la psiquiatría clásica llamó «</w:t>
-      </w:r>
-      <w:r>
-        <w:rPr>
-          <w:b/>
-          <w:bCs/>
-        </w:rPr>
-        <w:t xml:space="preserve">defecto</w:t>
-      </w:r>
-      <w:r>
-        <w:t xml:space="preserve">»: hay una</w:t>
-      </w:r>
-      <w:r>
-        <w:t xml:space="preserve"> </w:t>
-      </w:r>
-      <w:r>
-        <w:rPr>
-          <w:b/>
-          <w:bCs/>
-        </w:rPr>
-        <w:t xml:space="preserve">marca</w:t>
-      </w:r>
-      <w:r>
-        <w:t xml:space="preserve"> </w:t>
-      </w:r>
-      <w:r>
-        <w:t xml:space="preserve">de que algo no funciona como antes. Los</w:t>
-      </w:r>
-      <w:r>
-        <w:t xml:space="preserve"> </w:t>
-      </w:r>
-      <w:r>
-        <w:rPr>
-          <w:b/>
-          <w:bCs/>
-        </w:rPr>
-        <w:t xml:space="preserve">desenganches</w:t>
-      </w:r>
-      <w:r>
-        <w:t xml:space="preserve">, en cambio,</w:t>
-      </w:r>
-      <w:r>
-        <w:t xml:space="preserve"> </w:t>
-      </w:r>
-      <w:r>
-        <w:rPr>
-          <w:b/>
-          <w:bCs/>
-        </w:rPr>
-        <w:t xml:space="preserve">no dejan marca</w:t>
-      </w:r>
-      <w:r>
-        <w:t xml:space="preserve">: coinciden con la</w:t>
+        <w:t xml:space="preserve">restitutio ad integrum</w:t>
+      </w:r>
+      <w:r>
+        <w:t xml:space="preserve">).</w:t>
+      </w:r>
+    </w:p>
+    <w:p>
+      <w:pPr>
+        <w:pStyle w:val="RecuadroEsqueleto"/>
+      </w:pPr>
+      <w:r>
+        <w:t xml:space="preserve">6. </w:t>
+      </w:r>
+      <w:r>
+        <w:rPr>
+          <w:b/>
+          <w:bCs/>
+        </w:rPr>
+        <w:t xml:space="preserve">Cierre:</w:t>
+      </w:r>
+      <w:r>
+        <w:t xml:space="preserve"> </w:t>
+      </w:r>
+      <w:r>
+        <w:t xml:space="preserve">urgencia en psicosis: perplejidad, a veces internación (Belucci, 2014b, p. 44).</w:t>
+      </w:r>
+    </w:p>
+    <w:p>
+      <w:pPr>
+        <w:pStyle w:val="BodyText"/>
+      </w:pPr>
+      <w:r>
+        <w:t xml:space="preserve">La estructura resiste las contingencias de la realidad o se</w:t>
+      </w:r>
+      <w:r>
+        <w:t xml:space="preserve"> </w:t>
+      </w:r>
+      <w:r>
+        <w:rPr>
+          <w:b/>
+          <w:bCs/>
+        </w:rPr>
+        <w:t xml:space="preserve">desencadena</w:t>
+      </w:r>
+      <w:r>
+        <w:t xml:space="preserve"> </w:t>
+      </w:r>
+      <w:r>
+        <w:t xml:space="preserve">al no soportarlas (Belucci, 2014b, p. 21). Lo accidental se presenta como una</w:t>
       </w:r>
       <w:r>
         <w:t xml:space="preserve"> </w:t>
@@ -7409,6 +7787,353 @@
           <w:i/>
           <w:iCs/>
         </w:rPr>
+        <w:t xml:space="preserve">Versagung</w:t>
+      </w:r>
+      <w:r>
+        <w:t xml:space="preserve">:</w:t>
+      </w:r>
+      <w:r>
+        <w:t xml:space="preserve"> </w:t>
+      </w:r>
+      <w:r>
+        <w:rPr>
+          <w:b/>
+          <w:bCs/>
+        </w:rPr>
+        <w:t xml:space="preserve">una caída o al menos una vacilación de las soluciones</w:t>
+      </w:r>
+      <w:r>
+        <w:t xml:space="preserve"> </w:t>
+      </w:r>
+      <w:r>
+        <w:t xml:space="preserve">que hasta ese momento habían sido eficaces (Belucci, 2014b, p. 21).</w:t>
+      </w:r>
+      <w:r>
+        <w:t xml:space="preserve"> </w:t>
+      </w:r>
+      <w:r>
+        <w:rPr>
+          <w:b/>
+          <w:bCs/>
+        </w:rPr>
+        <w:t xml:space="preserve">Condiciones</w:t>
+      </w:r>
+      <w:r>
+        <w:t xml:space="preserve"> </w:t>
+      </w:r>
+      <w:r>
+        <w:t xml:space="preserve">(Belucci, 2014b, p. 21): (1) circunstancias en las que es</w:t>
+      </w:r>
+      <w:r>
+        <w:t xml:space="preserve"> </w:t>
+      </w:r>
+      <w:r>
+        <w:rPr>
+          <w:b/>
+          <w:bCs/>
+        </w:rPr>
+        <w:t xml:space="preserve">convocada la terceridad de la Ley</w:t>
+      </w:r>
+      <w:r>
+        <w:t xml:space="preserve"> </w:t>
+      </w:r>
+      <w:r>
+        <w:t xml:space="preserve">en un punto donde el sujeto debería responder: la</w:t>
+      </w:r>
+      <w:r>
+        <w:t xml:space="preserve"> </w:t>
+      </w:r>
+      <w:r>
+        <w:rPr>
+          <w:b/>
+          <w:bCs/>
+        </w:rPr>
+        <w:t xml:space="preserve">paternidad</w:t>
+      </w:r>
+      <w:r>
+        <w:t xml:space="preserve"> </w:t>
+      </w:r>
+      <w:r>
+        <w:t xml:space="preserve">o la asunción de una</w:t>
+      </w:r>
+      <w:r>
+        <w:t xml:space="preserve"> </w:t>
+      </w:r>
+      <w:r>
+        <w:rPr>
+          <w:b/>
+          <w:bCs/>
+        </w:rPr>
+        <w:t xml:space="preserve">posición de autoridad</w:t>
+      </w:r>
+      <w:r>
+        <w:t xml:space="preserve"> </w:t>
+      </w:r>
+      <w:r>
+        <w:t xml:space="preserve">(</w:t>
+      </w:r>
+      <w:r>
+        <w:rPr>
+          <w:b/>
+          <w:bCs/>
+        </w:rPr>
+        <w:t xml:space="preserve">Schreber</w:t>
+      </w:r>
+      <w:r>
+        <w:t xml:space="preserve">, nombrado presidente de la Corte Suprema); (2) el encuentro con la</w:t>
+      </w:r>
+      <w:r>
+        <w:t xml:space="preserve"> </w:t>
+      </w:r>
+      <w:r>
+        <w:rPr>
+          <w:b/>
+          <w:bCs/>
+        </w:rPr>
+        <w:t xml:space="preserve">sexualidad, la diferencia sexual o la maternidad</w:t>
+      </w:r>
+      <w:r>
+        <w:t xml:space="preserve">, que requieren el ordenamiento fálico para ser soportadas (desencadenamientos en la pubertad y adolescencia); (3) la</w:t>
+      </w:r>
+      <w:r>
+        <w:t xml:space="preserve"> </w:t>
+      </w:r>
+      <w:r>
+        <w:rPr>
+          <w:b/>
+          <w:bCs/>
+        </w:rPr>
+        <w:t xml:space="preserve">pérdida del lugar y del nombre</w:t>
+      </w:r>
+      <w:r>
+        <w:t xml:space="preserve"> </w:t>
+      </w:r>
+      <w:r>
+        <w:t xml:space="preserve">que el sujeto se había dado; (4)</w:t>
+      </w:r>
+      <w:r>
+        <w:t xml:space="preserve"> </w:t>
+      </w:r>
+      <w:r>
+        <w:rPr>
+          <w:b/>
+          <w:bCs/>
+        </w:rPr>
+        <w:t xml:space="preserve">avatares del vínculo social</w:t>
+      </w:r>
+      <w:r>
+        <w:t xml:space="preserve"> </w:t>
+      </w:r>
+      <w:r>
+        <w:t xml:space="preserve">que ponen en cuestión los mecanismos imaginarios de compensación; (5) la</w:t>
+      </w:r>
+      <w:r>
+        <w:t xml:space="preserve"> </w:t>
+      </w:r>
+      <w:r>
+        <w:rPr>
+          <w:b/>
+          <w:bCs/>
+        </w:rPr>
+        <w:t xml:space="preserve">pérdida o efectos paradojales de las sustancias</w:t>
+      </w:r>
+      <w:r>
+        <w:t xml:space="preserve"> </w:t>
+      </w:r>
+      <w:r>
+        <w:t xml:space="preserve">a las que se recurría. (Apuntes: «caída o vacilación de la solución… situación frente a la autoridad, o la paternidad, o la sexualidad, o alguna situación que implique servirse del falo como operador; pero también cuando alguna de las soluciones pasa un momento de “jaque” y se impide la producción de ese objeto».)</w:t>
+      </w:r>
+      <w:r>
+        <w:t xml:space="preserve"> </w:t>
+      </w:r>
+      <w:r>
+        <w:rPr>
+          <w:b/>
+          <w:bCs/>
+        </w:rPr>
+        <w:t xml:space="preserve">Modos:</w:t>
+      </w:r>
+      <w:r>
+        <w:t xml:space="preserve"> </w:t>
+      </w:r>
+      <w:r>
+        <w:t xml:space="preserve">puede haber un</w:t>
+      </w:r>
+      <w:r>
+        <w:t xml:space="preserve"> </w:t>
+      </w:r>
+      <w:r>
+        <w:rPr>
+          <w:b/>
+          <w:bCs/>
+        </w:rPr>
+        <w:t xml:space="preserve">franco desencadenamiento</w:t>
+      </w:r>
+      <w:r>
+        <w:t xml:space="preserve"> </w:t>
+      </w:r>
+      <w:r>
+        <w:t xml:space="preserve">o</w:t>
+      </w:r>
+      <w:r>
+        <w:t xml:space="preserve"> </w:t>
+      </w:r>
+      <w:r>
+        <w:rPr>
+          <w:b/>
+          <w:bCs/>
+        </w:rPr>
+        <w:t xml:space="preserve">vacilaciones o «desenganches»</w:t>
+      </w:r>
+      <w:r>
+        <w:t xml:space="preserve"> </w:t>
+      </w:r>
+      <w:r>
+        <w:t xml:space="preserve">compensados sin desencadenamiento franco (Belucci, 2014b, p. 21). El desencadenamiento conlleva</w:t>
+      </w:r>
+      <w:r>
+        <w:t xml:space="preserve"> </w:t>
+      </w:r>
+      <w:r>
+        <w:rPr>
+          <w:b/>
+          <w:bCs/>
+        </w:rPr>
+        <w:t xml:space="preserve">un efecto de cascada</w:t>
+      </w:r>
+      <w:r>
+        <w:t xml:space="preserve">: por lo general, un</w:t>
+      </w:r>
+      <w:r>
+        <w:t xml:space="preserve"> </w:t>
+      </w:r>
+      <w:r>
+        <w:rPr>
+          <w:b/>
+          <w:bCs/>
+        </w:rPr>
+        <w:t xml:space="preserve">desacople entre lo simbólico y lo imaginario</w:t>
+      </w:r>
+      <w:r>
+        <w:t xml:space="preserve"> </w:t>
+      </w:r>
+      <w:r>
+        <w:t xml:space="preserve">y una</w:t>
+      </w:r>
+      <w:r>
+        <w:t xml:space="preserve"> </w:t>
+      </w:r>
+      <w:r>
+        <w:rPr>
+          <w:b/>
+          <w:bCs/>
+        </w:rPr>
+        <w:t xml:space="preserve">desarticulación «centrífuga» de cada campo</w:t>
+      </w:r>
+      <w:r>
+        <w:t xml:space="preserve"> </w:t>
+      </w:r>
+      <w:r>
+        <w:t xml:space="preserve">(los «</w:t>
+      </w:r>
+      <w:r>
+        <w:rPr>
+          <w:b/>
+          <w:bCs/>
+        </w:rPr>
+        <w:t xml:space="preserve">abismos</w:t>
+      </w:r>
+      <w:r>
+        <w:t xml:space="preserve">» del esquema I de la</w:t>
+      </w:r>
+      <w:r>
+        <w:t xml:space="preserve"> </w:t>
+      </w:r>
+      <w:r>
+        <w:rPr>
+          <w:i/>
+          <w:iCs/>
+        </w:rPr>
+        <w:t xml:space="preserve">Cuestión preliminar</w:t>
+      </w:r>
+      <w:r>
+        <w:t xml:space="preserve">); consecuencia: la progresiva</w:t>
+      </w:r>
+      <w:r>
+        <w:t xml:space="preserve"> </w:t>
+      </w:r>
+      <w:r>
+        <w:rPr>
+          <w:b/>
+          <w:bCs/>
+        </w:rPr>
+        <w:t xml:space="preserve">pérdida del capital simbólico y empobrecimiento imaginario</w:t>
+      </w:r>
+      <w:r>
+        <w:t xml:space="preserve">, que la psiquiatría clásica llamó «</w:t>
+      </w:r>
+      <w:r>
+        <w:rPr>
+          <w:b/>
+          <w:bCs/>
+        </w:rPr>
+        <w:t xml:space="preserve">defecto</w:t>
+      </w:r>
+      <w:r>
+        <w:t xml:space="preserve">»: hay una</w:t>
+      </w:r>
+      <w:r>
+        <w:t xml:space="preserve"> </w:t>
+      </w:r>
+      <w:r>
+        <w:rPr>
+          <w:b/>
+          <w:bCs/>
+        </w:rPr>
+        <w:t xml:space="preserve">marca</w:t>
+      </w:r>
+      <w:r>
+        <w:t xml:space="preserve"> </w:t>
+      </w:r>
+      <w:r>
+        <w:t xml:space="preserve">de que algo no funciona como antes. Los</w:t>
+      </w:r>
+      <w:r>
+        <w:t xml:space="preserve"> </w:t>
+      </w:r>
+      <w:r>
+        <w:rPr>
+          <w:b/>
+          <w:bCs/>
+        </w:rPr>
+        <w:t xml:space="preserve">desenganches</w:t>
+      </w:r>
+      <w:r>
+        <w:t xml:space="preserve">, en cambio,</w:t>
+      </w:r>
+      <w:r>
+        <w:t xml:space="preserve"> </w:t>
+      </w:r>
+      <w:r>
+        <w:rPr>
+          <w:b/>
+          <w:bCs/>
+        </w:rPr>
+        <w:t xml:space="preserve">no dejan marca</w:t>
+      </w:r>
+      <w:r>
+        <w:t xml:space="preserve">: coinciden con la</w:t>
+      </w:r>
+      <w:r>
+        <w:t xml:space="preserve"> </w:t>
+      </w:r>
+      <w:r>
+        <w:rPr>
+          <w:b/>
+          <w:bCs/>
+          <w:i/>
+          <w:iCs/>
+        </w:rPr>
         <w:t xml:space="preserve">restitutio ad integrum</w:t>
       </w:r>
       <w:r>
@@ -7428,7 +8153,7 @@
         <w:t xml:space="preserve"> </w:t>
       </w:r>
       <w:r>
-        <w:t xml:space="preserve">en psicosis (T01, p. 44): la urgencia es un horizonte mucho más próximo; la consulta suele producirse en un momento de</w:t>
+        <w:t xml:space="preserve">en psicosis (Belucci, 2014b, p. 44): la urgencia es un horizonte mucho más próximo; la consulta suele producirse en un momento de</w:t>
       </w:r>
       <w:r>
         <w:t xml:space="preserve"> </w:t>
@@ -7445,6 +8170,30 @@
       </w:r>
       <w:r>
         <w:t xml:space="preserve">que deja margen para sortear el desencadenamiento; las presentaciones incluyen alucinaciones con órdenes, ideas delirantes de perjuicio, pasajes al acto violentos, arrebatos pasionales, excitación psicomotriz, fuga y vagabundeo, despersonalización; la intervención suele ser seguida de internación.</w:t>
+      </w:r>
+    </w:p>
+    <w:p>
+      <w:pPr>
+        <w:pStyle w:val="RecuadroAtencion"/>
+      </w:pPr>
+      <w:r>
+        <w:t xml:space="preserve">⚠</w:t>
+      </w:r>
+      <w:r>
+        <w:t xml:space="preserve"> </w:t>
+      </w:r>
+      <w:r>
+        <w:rPr>
+          <w:b/>
+          <w:bCs/>
+        </w:rPr>
+        <w:t xml:space="preserve">No confundir:</w:t>
+      </w:r>
+      <w:r>
+        <w:t xml:space="preserve"> </w:t>
+      </w:r>
+      <w:r>
+        <w:t xml:space="preserve">desencadenamiento (deja marca, defecto) ≠ desenganche (se compensa sin marca).</w:t>
       </w:r>
     </w:p>
     <w:bookmarkEnd w:id="28"/>
@@ -7506,7 +8255,7 @@
         <w:t xml:space="preserve"> </w:t>
       </w:r>
       <w:r>
-        <w:t xml:space="preserve">(T01, p. 36) y sus dos vertientes (externa e interna) →</w:t>
+        <w:t xml:space="preserve">(Belucci, 2014b, p. 36) y sus dos vertientes (externa e interna) →</w:t>
       </w:r>
       <w:r>
         <w:t xml:space="preserve"> </w:t>
@@ -7534,7 +8283,7 @@
         <w:t xml:space="preserve"> </w:t>
       </w:r>
       <w:r>
-        <w:t xml:space="preserve">en un punto en el que el sujeto debería responder, como la paternidad o la asunción de una posición de autoridad» (T01, p. 21).</w:t>
+        <w:t xml:space="preserve">en un punto en el que el sujeto debería responder, como la paternidad o la asunción de una posición de autoridad» (Belucci, 2014b, p. 21).</w:t>
       </w:r>
     </w:p>
     <w:p>
@@ -7550,7 +8299,7 @@
           <w:b/>
           <w:bCs/>
         </w:rPr>
-        <w:t xml:space="preserve">Freud, frustración y psicosis (T13):</w:t>
+        <w:t xml:space="preserve">Freud, frustración y psicosis (Freud, 1924/1996):</w:t>
       </w:r>
       <w:r>
         <w:t xml:space="preserve"> </w:t>
@@ -7601,7 +8350,7 @@
         <w:t xml:space="preserve"> </w:t>
       </w:r>
       <w:r>
-        <w:t xml:space="preserve">(T01, pp. 18, 21);</w:t>
+        <w:t xml:space="preserve">(Belucci, 2014b, pp. 18, 21);</w:t>
       </w:r>
       <w:r>
         <w:t xml:space="preserve"> </w:t>
@@ -7617,7 +8366,7 @@
         <w:t xml:space="preserve"> </w:t>
       </w:r>
       <w:r>
-        <w:t xml:space="preserve">(T01, p. 19: desencadenó la psicosis al ser reconocido como autor por el gran público; T14, p. 6); el paciente paraguayo del chipá (T01, p. 19: la descompensación coincidió con la rotura del horno);</w:t>
+        <w:t xml:space="preserve">(Belucci, 2014b, p. 19: desencadenó la psicosis al ser reconocido como autor por el gran público; Belucci, 2014a, p. 6); el paciente paraguayo del chipá (Belucci, 2014b, p. 19: la descompensación coincidió con la rotura del horno);</w:t>
       </w:r>
       <w:r>
         <w:t xml:space="preserve"> </w:t>
@@ -7633,7 +8382,7 @@
         <w:t xml:space="preserve"> </w:t>
       </w:r>
       <w:r>
-        <w:t xml:space="preserve">(T14, p. 7: fracasa la obra y aparece el delirio); la paciente que sufrió la</w:t>
+        <w:t xml:space="preserve">(Belucci, 2014a, p. 7: fracasa la obra y aparece el delirio); la paciente que sufrió la</w:t>
       </w:r>
       <w:r>
         <w:t xml:space="preserve"> </w:t>
@@ -7649,7 +8398,7 @@
         <w:t xml:space="preserve"> </w:t>
       </w:r>
       <w:r>
-        <w:t xml:space="preserve">de la medicación (T14, p. 6).</w:t>
+        <w:t xml:space="preserve">de la medicación (Belucci, 2014a, p. 6).</w:t>
       </w:r>
     </w:p>
     <w:p>
@@ -7665,7 +8414,7 @@
           <w:b/>
           <w:bCs/>
         </w:rPr>
-        <w:t xml:space="preserve">Efecto cascada (T01, p. 21):</w:t>
+        <w:t xml:space="preserve">Efecto cascada (Belucci, 2014b, p. 21):</w:t>
       </w:r>
       <w:r>
         <w:t xml:space="preserve"> </w:t>
@@ -7729,7 +8478,7 @@
           <w:b/>
           <w:bCs/>
         </w:rPr>
-        <w:t xml:space="preserve">Desenganches (T01, p. 21):</w:t>
+        <w:t xml:space="preserve">Desenganches (Belucci, 2014b, p. 21):</w:t>
       </w:r>
       <w:r>
         <w:t xml:space="preserve"> </w:t>
@@ -7764,7 +8513,7 @@
           <w:b/>
           <w:bCs/>
         </w:rPr>
-        <w:t xml:space="preserve">Desencadenamiento y sexualidad (T01, p. 17):</w:t>
+        <w:t xml:space="preserve">Desencadenamiento y sexualidad (Belucci, 2014b, p. 17):</w:t>
       </w:r>
       <w:r>
         <w:t xml:space="preserve"> </w:t>
@@ -7818,7 +8567,7 @@
           <w:b/>
           <w:bCs/>
         </w:rPr>
-        <w:t xml:space="preserve">Perplejidad (T01, p. 22):</w:t>
+        <w:t xml:space="preserve">Perplejidad (Belucci, 2014b, p. 22):</w:t>
       </w:r>
       <w:r>
         <w:t xml:space="preserve"> </w:t>
@@ -7866,7 +8615,7 @@
           <w:b/>
           <w:bCs/>
         </w:rPr>
-        <w:t xml:space="preserve">Soluciones y su jaque (T14, p. 8):</w:t>
+        <w:t xml:space="preserve">Soluciones y su jaque (Belucci, 2014a, p. 8):</w:t>
       </w:r>
       <w:r>
         <w:t xml:space="preserve"> </w:t>
@@ -7901,7 +8650,7 @@
           <w:b/>
           <w:bCs/>
         </w:rPr>
-        <w:t xml:space="preserve">Urgencia en la psicosis (T01, p. 44):</w:t>
+        <w:t xml:space="preserve">Urgencia en la psicosis (Belucci, 2014b, p. 44):</w:t>
       </w:r>
       <w:r>
         <w:t xml:space="preserve"> </w:t>
@@ -8064,7 +8813,145 @@
     </w:p>
     <w:p>
       <w:pPr>
-        <w:pStyle w:val="FirstParagraph"/>
+        <w:pStyle w:val="RecuadroEsqueleto"/>
+      </w:pPr>
+      <w:r>
+        <w:rPr>
+          <w:b/>
+          <w:bCs/>
+        </w:rPr>
+        <w:t xml:space="preserve">Esqueleto de la respuesta:</w:t>
+      </w:r>
+    </w:p>
+    <w:p>
+      <w:pPr>
+        <w:pStyle w:val="RecuadroEsqueleto"/>
+      </w:pPr>
+      <w:r>
+        <w:t xml:space="preserve">1. </w:t>
+      </w:r>
+      <w:r>
+        <w:rPr>
+          <w:b/>
+          <w:bCs/>
+        </w:rPr>
+        <w:t xml:space="preserve">Tesis:</w:t>
+      </w:r>
+      <w:r>
+        <w:t xml:space="preserve"> </w:t>
+      </w:r>
+      <w:r>
+        <w:t xml:space="preserve">hay criterios clínicos y lógicos para conjeturar una psicosis no desencadenada; ninguno alcanza solo (Belucci, 2014b, p. 22).</w:t>
+      </w:r>
+    </w:p>
+    <w:p>
+      <w:pPr>
+        <w:pStyle w:val="RecuadroEsqueleto"/>
+      </w:pPr>
+      <w:r>
+        <w:t xml:space="preserve">2. </w:t>
+      </w:r>
+      <w:r>
+        <w:rPr>
+          <w:b/>
+          <w:bCs/>
+        </w:rPr>
+        <w:t xml:space="preserve">Fenómenos impuestos incipientes:</w:t>
+      </w:r>
+      <w:r>
+        <w:t xml:space="preserve"> </w:t>
+      </w:r>
+      <w:r>
+        <w:t xml:space="preserve">pequeño automatismo mental.</w:t>
+      </w:r>
+    </w:p>
+    <w:p>
+      <w:pPr>
+        <w:pStyle w:val="RecuadroEsqueleto"/>
+      </w:pPr>
+      <w:r>
+        <w:t xml:space="preserve">3. </w:t>
+      </w:r>
+      <w:r>
+        <w:rPr>
+          <w:b/>
+          <w:bCs/>
+        </w:rPr>
+        <w:t xml:space="preserve">Significación:</w:t>
+      </w:r>
+      <w:r>
+        <w:t xml:space="preserve"> </w:t>
+      </w:r>
+      <w:r>
+        <w:t xml:space="preserve">vacío y perplejidad, o fijeza no dialectizable (idea fija, sin certeza).</w:t>
+      </w:r>
+    </w:p>
+    <w:p>
+      <w:pPr>
+        <w:pStyle w:val="RecuadroEsqueleto"/>
+      </w:pPr>
+      <w:r>
+        <w:t xml:space="preserve">4. </w:t>
+      </w:r>
+      <w:r>
+        <w:rPr>
+          <w:b/>
+          <w:bCs/>
+        </w:rPr>
+        <w:t xml:space="preserve">Discordancia y personalidad:</w:t>
+      </w:r>
+      <w:r>
+        <w:t xml:space="preserve"> </w:t>
+      </w:r>
+      <w:r>
+        <w:t xml:space="preserve">lo bizarro; fachada neurótica, personalidades «como si».</w:t>
+      </w:r>
+    </w:p>
+    <w:p>
+      <w:pPr>
+        <w:pStyle w:val="RecuadroEsqueleto"/>
+      </w:pPr>
+      <w:r>
+        <w:t xml:space="preserve">5. </w:t>
+      </w:r>
+      <w:r>
+        <w:rPr>
+          <w:b/>
+          <w:bCs/>
+        </w:rPr>
+        <w:t xml:space="preserve">Historia:</w:t>
+      </w:r>
+      <w:r>
+        <w:t xml:space="preserve"> </w:t>
+      </w:r>
+      <w:r>
+        <w:t xml:space="preserve">«lo que es siempre fue»: no hay dos escenas.</w:t>
+      </w:r>
+    </w:p>
+    <w:p>
+      <w:pPr>
+        <w:pStyle w:val="RecuadroEsqueleto"/>
+      </w:pPr>
+      <w:r>
+        <w:t xml:space="preserve">6. </w:t>
+      </w:r>
+      <w:r>
+        <w:rPr>
+          <w:b/>
+          <w:bCs/>
+        </w:rPr>
+        <w:t xml:space="preserve">Cierre:</w:t>
+      </w:r>
+      <w:r>
+        <w:t xml:space="preserve"> </w:t>
+      </w:r>
+      <w:r>
+        <w:t xml:space="preserve">ausencia de angustia, afecto deslocalizado, fenómenos corporales peculiares.</w:t>
+      </w:r>
+    </w:p>
+    <w:p>
+      <w:pPr>
+        <w:pStyle w:val="BodyText"/>
       </w:pPr>
       <w:r>
         <w:t xml:space="preserve">Belucci afirma que, en los últimos años, «hemos establecido también</w:t>
@@ -8125,7 +9012,7 @@
         <w:t xml:space="preserve">elaboración lógica</w:t>
       </w:r>
       <w:r>
-        <w:t xml:space="preserve">» (T01, p. 22).</w:t>
+        <w:t xml:space="preserve">» (Belucci, 2014b, p. 22).</w:t>
       </w:r>
       <w:r>
         <w:t xml:space="preserve"> </w:t>
@@ -8431,14 +9318,54 @@
         <w:t xml:space="preserve">peculiares (la mente por un lado y el cuerpo por otro; sensaciones en los órganos, hipocondría) que dan cuenta de las líneas de ruptura del anudamiento.</w:t>
       </w:r>
     </w:p>
+    <w:p>
+      <w:pPr>
+        <w:pStyle w:val="RecuadroAtencion"/>
+      </w:pPr>
+      <w:r>
+        <w:t xml:space="preserve">⚠</w:t>
+      </w:r>
+      <w:r>
+        <w:t xml:space="preserve"> </w:t>
+      </w:r>
+      <w:r>
+        <w:rPr>
+          <w:b/>
+          <w:bCs/>
+        </w:rPr>
+        <w:t xml:space="preserve">No confundir:</w:t>
+      </w:r>
+      <w:r>
+        <w:t xml:space="preserve"> </w:t>
+      </w:r>
+      <w:r>
+        <w:t xml:space="preserve">«nada se parece más a una neurosis que una pre-psicosis»: la fachada neurótica</w:t>
+      </w:r>
+      <w:r>
+        <w:t xml:space="preserve"> </w:t>
+      </w:r>
+      <w:r>
+        <w:rPr>
+          <w:b/>
+          <w:bCs/>
+        </w:rPr>
+        <w:t xml:space="preserve">no</w:t>
+      </w:r>
+      <w:r>
+        <w:t xml:space="preserve"> </w:t>
+      </w:r>
+      <w:r>
+        <w:t xml:space="preserve">prueba neurosis.</w:t>
+      </w:r>
+    </w:p>
     <w:bookmarkEnd w:id="31"/>
-    <w:bookmarkStart w:id="32" w:name="desarrollo-ampliado-t01-pp.-22-24"/>
+    <w:bookmarkStart w:id="32" w:name="Xbf827c870705045d869240199a48ea8ac3dfc40"/>
     <w:p>
       <w:pPr>
         <w:pStyle w:val="Heading3"/>
       </w:pPr>
       <w:r>
-        <w:t xml:space="preserve">5.2 Desarrollo ampliado (T01, pp. 22-24)</w:t>
+        <w:t xml:space="preserve">5.2 Desarrollo ampliado (Belucci, 2014b, pp. 22-24)</w:t>
       </w:r>
     </w:p>
     <w:p>
@@ -8524,7 +9451,7 @@
         <w:t xml:space="preserve"> </w:t>
       </w:r>
       <w:r>
-        <w:t xml:space="preserve">de que no hubo corte; los fenómenos corporales, de que no se anudaron los tres registros (T01, pp. 16-17, 22-24).</w:t>
+        <w:t xml:space="preserve">de que no hubo corte; los fenómenos corporales, de que no se anudaron los tres registros (Belucci, 2014b, pp. 16-17, 22-24).</w:t>
       </w:r>
     </w:p>
     <w:p>
@@ -8540,7 +9467,7 @@
           <w:b/>
           <w:bCs/>
         </w:rPr>
-        <w:t xml:space="preserve">1) Elementos incipientes de imposición (T01, p. 22):</w:t>
+        <w:t xml:space="preserve">1) Elementos incipientes de imposición (Belucci, 2014b, p. 22):</w:t>
       </w:r>
       <w:r>
         <w:t xml:space="preserve"> </w:t>
@@ -8633,7 +9560,7 @@
           <w:b/>
           <w:bCs/>
         </w:rPr>
-        <w:t xml:space="preserve">2) Vacío de significación y perplejidad (T01, p. 22):</w:t>
+        <w:t xml:space="preserve">2) Vacío de significación y perplejidad (Belucci, 2014b, p. 22):</w:t>
       </w:r>
       <w:r>
         <w:t xml:space="preserve"> </w:t>
@@ -8723,7 +9650,7 @@
           <w:b/>
           <w:bCs/>
         </w:rPr>
-        <w:t xml:space="preserve">3) Fijeza de la significación (T01, pp. 22-23):</w:t>
+        <w:t xml:space="preserve">3) Fijeza de la significación (Belucci, 2014b, pp. 22-23):</w:t>
       </w:r>
       <w:r>
         <w:t xml:space="preserve"> </w:t>
@@ -8897,7 +9824,7 @@
         <w:t xml:space="preserve"> </w:t>
       </w:r>
       <w:r>
-        <w:t xml:space="preserve">(T01, p. 23): determina cierta fijeza, pero</w:t>
+        <w:t xml:space="preserve">(Belucci, 2014b, p. 23): determina cierta fijeza, pero</w:t>
       </w:r>
       <w:r>
         <w:t xml:space="preserve"> </w:t>
@@ -8955,7 +9882,7 @@
           <w:b/>
           <w:bCs/>
         </w:rPr>
-        <w:t xml:space="preserve">4) Discordancia (T01, p. 23):</w:t>
+        <w:t xml:space="preserve">4) Discordancia (Belucci, 2014b, p. 23):</w:t>
       </w:r>
       <w:r>
         <w:t xml:space="preserve"> </w:t>
@@ -8993,7 +9920,7 @@
           <w:b/>
           <w:bCs/>
         </w:rPr>
-        <w:t xml:space="preserve">5) El yo y la personalidad (T01, p. 23):</w:t>
+        <w:t xml:space="preserve">5) El yo y la personalidad (Belucci, 2014b, p. 23):</w:t>
       </w:r>
       <w:r>
         <w:t xml:space="preserve"> </w:t>
@@ -9083,7 +10010,7 @@
           <w:b/>
           <w:bCs/>
         </w:rPr>
-        <w:t xml:space="preserve">6) Inexistencia de la historia (T01, pp. 23-24):</w:t>
+        <w:t xml:space="preserve">6) Inexistencia de la historia (Belucci, 2014b, pp. 23-24):</w:t>
       </w:r>
       <w:r>
         <w:t xml:space="preserve"> </w:t>
@@ -9202,7 +10129,7 @@
           <w:b/>
           <w:bCs/>
         </w:rPr>
-        <w:t xml:space="preserve">7) Ausencia de angustia y deslocalización del afecto (T01, p. 24):</w:t>
+        <w:t xml:space="preserve">7) Ausencia de angustia y deslocalización del afecto (Belucci, 2014b, p. 24):</w:t>
       </w:r>
       <w:r>
         <w:t xml:space="preserve"> </w:t>
@@ -9266,7 +10193,7 @@
           <w:b/>
           <w:bCs/>
         </w:rPr>
-        <w:t xml:space="preserve">8) Fenómenos corporales (T01, p. 24):</w:t>
+        <w:t xml:space="preserve">8) Fenómenos corporales (Belucci, 2014b, p. 24):</w:t>
       </w:r>
       <w:r>
         <w:t xml:space="preserve"> </w:t>
@@ -9353,7 +10280,7 @@
         <w:t xml:space="preserve"> </w:t>
       </w:r>
       <w:r>
-        <w:t xml:space="preserve">(Seminario 23; T01, p. 18; T14, pp. 4, 7-8; Pasqualini: lo que importa es que su</w:t>
+        <w:t xml:space="preserve">(Seminario 23; Belucci, 2014b, p. 18; Belucci, 2014a, pp. 4, 7-8; Pasqualini: lo que importa es que su</w:t>
       </w:r>
       <w:r>
         <w:t xml:space="preserve"> </w:t>
@@ -9404,7 +10331,7 @@
         <w:t xml:space="preserve">conjetura</w:t>
       </w:r>
       <w:r>
-        <w:t xml:space="preserve">: «no hay signo patognomónico» (T01, p. 22); «el analista, por lo general, no le dice al paciente el diagnóstico» (apuntes).</w:t>
+        <w:t xml:space="preserve">: «no hay signo patognomónico» (Belucci, 2014b, p. 22); «el analista, por lo general, no le dice al paciente el diagnóstico» (apuntes).</w:t>
       </w:r>
     </w:p>
     <w:p>
@@ -10362,7 +11289,7 @@
           <w:b/>
           <w:bCs/>
         </w:rPr>
-        <w:t xml:space="preserve">Usar T21 como fuente de «fenómeno elemental»</w:t>
+        <w:t xml:space="preserve">Usar Heinrich (1997) como fuente de «fenómeno elemental»</w:t>
       </w:r>
       <w:r>
         <w:t xml:space="preserve">: no lo trata; es clínica de los bordes (</w:t>
@@ -10491,7 +11418,7 @@
               <w:jc w:val="left"/>
             </w:pPr>
             <w:r>
-              <w:t xml:space="preserve">Desmentida vs. forclusión; dos corrientes (T12)</w:t>
+              <w:t xml:space="preserve">Desmentida vs. forclusión; dos corrientes (Freud, 1927/1996)</w:t>
             </w:r>
           </w:p>
         </w:tc>
@@ -10520,7 +11447,7 @@
               <w:jc w:val="left"/>
             </w:pPr>
             <w:r>
-              <w:t xml:space="preserve">Fracasos del fantasma sin forclusión; T21</w:t>
+              <w:t xml:space="preserve">Fracasos del fantasma sin forclusión; Heinrich (1997)</w:t>
             </w:r>
           </w:p>
         </w:tc>
@@ -10701,7 +11628,7 @@
               <w:jc w:val="left"/>
             </w:pPr>
             <w:r>
-              <w:t xml:space="preserve">Facultad no ejercida a tiempo que ya no puede ejercerse; el NP no ocupó su lugar en el origen (T01, p. 16)</w:t>
+              <w:t xml:space="preserve">Facultad no ejercida a tiempo que ya no puede ejercerse; el NP no ocupó su lugar en el origen (Belucci, 2014b, p. 16)</w:t>
             </w:r>
           </w:p>
         </w:tc>
@@ -10731,7 +11658,7 @@
               <w:jc w:val="left"/>
             </w:pPr>
             <w:r>
-              <w:t xml:space="preserve">Término ordenador del Otro (límite y salida) (T01, p. 15)</w:t>
+              <w:t xml:space="preserve">Término ordenador del Otro (límite y salida) (Belucci, 2014b, p. 15)</w:t>
             </w:r>
           </w:p>
         </w:tc>
@@ -10761,7 +11688,7 @@
               <w:jc w:val="left"/>
             </w:pPr>
             <w:r>
-              <w:t xml:space="preserve">Consecuencia de la forclusión; afecta deseo, significación, valor, sexuación, vitalidad (T01, p. 16)</w:t>
+              <w:t xml:space="preserve">Consecuencia de la forclusión; afecta deseo, significación, valor, sexuación, vitalidad (Belucci, 2014b, p. 16)</w:t>
             </w:r>
           </w:p>
         </w:tc>
@@ -10791,7 +11718,7 @@
               <w:jc w:val="left"/>
             </w:pPr>
             <w:r>
-              <w:t xml:space="preserve">Significantes soldados en bloque; sin intervalo (T01, p. 16, n. 29)</w:t>
+              <w:t xml:space="preserve">Significantes soldados en bloque; sin intervalo (Belucci, 2014b, p. 16, n. 29)</w:t>
             </w:r>
           </w:p>
         </w:tc>
@@ -10853,7 +11780,7 @@
               <w:t xml:space="preserve"> </w:t>
             </w:r>
             <w:r>
-              <w:t xml:space="preserve">del goce del Otro (T01, p. 17)</w:t>
+              <w:t xml:space="preserve">del goce del Otro (Belucci, 2014b, p. 17)</w:t>
             </w:r>
           </w:p>
         </w:tc>
@@ -10883,7 +11810,7 @@
               <w:jc w:val="left"/>
             </w:pPr>
             <w:r>
-              <w:t xml:space="preserve">Exclusión del lazo social por la forclusión (T01, p. 18)</w:t>
+              <w:t xml:space="preserve">Exclusión del lazo social por la forclusión (Belucci, 2014b, p. 18)</w:t>
             </w:r>
           </w:p>
         </w:tc>
@@ -10913,7 +11840,7 @@
               <w:jc w:val="left"/>
             </w:pPr>
             <w:r>
-              <w:t xml:space="preserve">Todo fenómeno que verifica la estructura misma (definición lógica) (T01, p. 21)</w:t>
+              <w:t xml:space="preserve">Todo fenómeno que verifica la estructura misma (definición lógica) (Belucci, 2014b, p. 21)</w:t>
             </w:r>
           </w:p>
         </w:tc>
@@ -10943,7 +11870,7 @@
               <w:jc w:val="left"/>
             </w:pPr>
             <w:r>
-              <w:t xml:space="preserve">Soporte eficaz que sustituye la función del NP (T01, p. 18; T14, p. 6)</w:t>
+              <w:t xml:space="preserve">Soporte eficaz que sustituye la función del NP (Belucci, 2014b, p. 18; Belucci, 2014a, p. 6)</w:t>
             </w:r>
           </w:p>
         </w:tc>
@@ -10973,7 +11900,7 @@
               <w:jc w:val="left"/>
             </w:pPr>
             <w:r>
-              <w:t xml:space="preserve">Delirio como intento de restituir un Otro consistente y al padre (T14, pp. 5-6)</w:t>
+              <w:t xml:space="preserve">Delirio como intento de restituir un Otro consistente y al padre (Belucci, 2014a, pp. 5-6)</w:t>
             </w:r>
           </w:p>
         </w:tc>
@@ -11003,7 +11930,7 @@
               <w:jc w:val="left"/>
             </w:pPr>
             <w:r>
-              <w:t xml:space="preserve">Forma juvenil y desorganizada de esquizofrenia; soporte precario (T01, p. 18)</w:t>
+              <w:t xml:space="preserve">Forma juvenil y desorganizada de esquizofrenia; soporte precario (Belucci, 2014b, p. 18)</w:t>
             </w:r>
           </w:p>
         </w:tc>
@@ -11033,7 +11960,7 @@
               <w:jc w:val="left"/>
             </w:pPr>
             <w:r>
-              <w:t xml:space="preserve">Desacople simbólico-imaginario en el desencadenamiento (T01, p. 21)</w:t>
+              <w:t xml:space="preserve">Desacople simbólico-imaginario en el desencadenamiento (Belucci, 2014b, p. 21)</w:t>
             </w:r>
           </w:p>
         </w:tc>
@@ -11073,7 +12000,7 @@
               <w:t xml:space="preserve">restitutio ad integrum</w:t>
             </w:r>
             <w:r>
-              <w:t xml:space="preserve">) (T01, p. 21)</w:t>
+              <w:t xml:space="preserve">) (Belucci, 2014b, p. 21)</w:t>
             </w:r>
           </w:p>
         </w:tc>
@@ -11103,7 +12030,7 @@
               <w:jc w:val="left"/>
             </w:pPr>
             <w:r>
-              <w:t xml:space="preserve">Eco o extrañeza del pensamiento (Clérambault) (T01, p. 22)</w:t>
+              <w:t xml:space="preserve">Eco o extrañeza del pensamiento (Clérambault) (Belucci, 2014b, p. 22)</w:t>
             </w:r>
           </w:p>
         </w:tc>
@@ -11133,7 +12060,7 @@
               <w:jc w:val="left"/>
             </w:pPr>
             <w:r>
-              <w:t xml:space="preserve">Extravío sin coordenadas subjetivas (T01, p. 22)</w:t>
+              <w:t xml:space="preserve">Extravío sin coordenadas subjetivas (Belucci, 2014b, p. 22)</w:t>
             </w:r>
           </w:p>
         </w:tc>
@@ -11163,7 +12090,7 @@
               <w:jc w:val="left"/>
             </w:pPr>
             <w:r>
-              <w:t xml:space="preserve">Significación no dialectizable sin certeza (Pereyra) (T01, p. 22)</w:t>
+              <w:t xml:space="preserve">Significación no dialectizable sin certeza (Pereyra) (Belucci, 2014b, p. 22)</w:t>
             </w:r>
           </w:p>
         </w:tc>
@@ -11193,7 +12120,7 @@
               <w:jc w:val="left"/>
             </w:pPr>
             <w:r>
-              <w:t xml:space="preserve">Incongruencia simbólico-imaginaria (T01, p. 23)</w:t>
+              <w:t xml:space="preserve">Incongruencia simbólico-imaginaria (Belucci, 2014b, p. 23)</w:t>
             </w:r>
           </w:p>
         </w:tc>
@@ -11239,7 +12166,7 @@
               <w:t xml:space="preserve"> </w:t>
             </w:r>
             <w:r>
-              <w:t xml:space="preserve">(T21)</w:t>
+              <w:t xml:space="preserve">(Heinrich, 1997)</w:t>
             </w:r>
           </w:p>
         </w:tc>
@@ -11385,7 +12312,7 @@
         </w:numPr>
       </w:pPr>
       <w:r>
-        <w:t xml:space="preserve">¿Qué dice T13 de neurosis y psicosis y cómo se completa la fórmula?</w:t>
+        <w:t xml:space="preserve">¿Qué dice Freud (1924/1996) de neurosis y psicosis y cómo se completa la fórmula?</w:t>
       </w:r>
     </w:p>
     <w:bookmarkEnd w:id="42"/>

--- a/2do Año/Psicoanálisis/3_Guias_de_Estudio/C17_18_PsicosisYForclusionDelNombreDelPadre_Guia.docx
+++ b/2do Año/Psicoanálisis/3_Guias_de_Estudio/C17_18_PsicosisYForclusionDelNombreDelPadre_Guia.docx
@@ -10678,48 +10678,19 @@
               <w:jc w:val="left"/>
             </w:pPr>
             <w:r>
-              <w:t xml:space="preserve">Fantasma (</w:t>
+              <w:t xml:space="preserve">Fantasma ($◊a)</w:t>
             </w:r>
-            <m:oMath>
-              <m:r>
-                <m:rPr>
-                  <m:sty m:val="p"/>
-                </m:rPr>
-                <m:t>◊</m:t>
-              </m:r>
-              <m:r>
-                <m:t>a</m:t>
-              </m:r>
-              <m:r>
-                <m:rPr>
-                  <m:sty m:val="p"/>
-                </m:rPr>
-                <m:t>)</m:t>
-              </m:r>
-              <m:r>
-                <m:rPr>
-                  <m:sty m:val="p"/>
-                </m:rPr>
-                <m:t>|</m:t>
-              </m:r>
-              <m:r>
-                <m:rPr>
-                  <m:sty m:val="p"/>
-                </m:rPr>
-                <m:t>(</m:t>
-              </m:r>
-              <m:r>
-                <m:t>a</m:t>
-              </m:r>
-              <m:r>
-                <m:rPr>
-                  <m:sty m:val="p"/>
-                </m:rPr>
-                <m:t>◊</m:t>
-              </m:r>
-            </m:oMath>
+          </w:p>
+        </w:tc>
+        <w:tc>
+          <w:tcPr/>
+          <w:p>
+            <w:pPr>
+              <w:pStyle w:val="Compact"/>
+              <w:jc w:val="left"/>
+            </w:pPr>
             <w:r>
-              <w:t xml:space="preserve">)</w:t>
+              <w:t xml:space="preserve">(a◊$)</w:t>
             </w:r>
           </w:p>
         </w:tc>
@@ -10733,15 +10704,6 @@
             <w:r>
               <w:t xml:space="preserve">Fracaso radical</w:t>
             </w:r>
-          </w:p>
-        </w:tc>
-        <w:tc>
-          <w:tcPr/>
-          <w:p>
-            <w:pPr>
-              <w:pStyle w:val="Compact"/>
-              <w:jc w:val="left"/>
-            </w:pPr>
           </w:p>
         </w:tc>
       </w:tr>
